--- a/math/отчеты/лаб3 (ВМ) Ушакова.docx
+++ b/math/отчеты/лаб3 (ВМ) Ушакова.docx
@@ -13,6 +13,8 @@
           <w:szCs w:val="24"/>
         </w:rPr>
       </w:pPr>
+      <w:bookmarkStart w:id="0" w:name="_GoBack"/>
+      <w:bookmarkEnd w:id="0"/>
       <w:r>
         <w:rPr>
           <w:rFonts w:ascii="Times New Roman" w:hAnsi="Times New Roman"/>
@@ -1331,6 +1333,12 @@
     </w:p>
     <w:sdt>
       <w:sdtPr>
+        <w:rPr>
+          <w:rFonts w:ascii="Calibri" w:eastAsia="Times New Roman" w:hAnsi="Calibri" w:cs="Times New Roman"/>
+          <w:color w:val="auto"/>
+          <w:sz w:val="22"/>
+          <w:szCs w:val="22"/>
+        </w:rPr>
         <w:id w:val="941416437"/>
         <w:docPartObj>
           <w:docPartGallery w:val="Table of Contents"/>
@@ -1339,12 +1347,8 @@
       </w:sdtPr>
       <w:sdtEndPr>
         <w:rPr>
-          <w:rFonts w:ascii="Calibri" w:eastAsia="Times New Roman" w:hAnsi="Calibri" w:cs="Times New Roman"/>
           <w:b/>
           <w:bCs/>
-          <w:color w:val="auto"/>
-          <w:sz w:val="22"/>
-          <w:szCs w:val="22"/>
         </w:rPr>
       </w:sdtEndPr>
       <w:sdtContent>
@@ -1900,7 +1904,7 @@
                 <w:sz w:val="28"/>
                 <w:szCs w:val="28"/>
               </w:rPr>
-              <w:t>7</w:t>
+              <w:t>8</w:t>
             </w:r>
             <w:r>
               <w:rPr>
@@ -1964,12 +1968,12 @@
       <w:pPr>
         <w:pStyle w:val="1"/>
       </w:pPr>
-      <w:bookmarkStart w:id="0" w:name="_Toc213075268"/>
+      <w:bookmarkStart w:id="1" w:name="_Toc213075268"/>
       <w:r>
         <w:lastRenderedPageBreak/>
         <w:t>1.УСЛОВИЕ ЗАДАЧИ</w:t>
       </w:r>
-      <w:bookmarkEnd w:id="0"/>
+      <w:bookmarkEnd w:id="1"/>
     </w:p>
     <w:p>
       <w:pPr>
@@ -2194,16 +2198,23 @@
           <w:sz w:val="28"/>
           <w:szCs w:val="28"/>
         </w:rPr>
-        <w:t xml:space="preserve">) в </w:t>
-      </w:r>
-      <w:proofErr w:type="gramStart"/>
-      <w:r>
-        <w:rPr>
-          <w:rFonts w:ascii="Times New Roman" w:hAnsi="Times New Roman"/>
-          <w:sz w:val="28"/>
-          <w:szCs w:val="28"/>
-        </w:rPr>
-        <w:t xml:space="preserve">точках </w:t>
+        <w:t>) в точках</w:t>
+      </w:r>
+      <w:r>
+        <w:rPr>
+          <w:rFonts w:ascii="Times New Roman" w:hAnsi="Times New Roman"/>
+          <w:sz w:val="28"/>
+          <w:szCs w:val="28"/>
+        </w:rPr>
+        <w:t xml:space="preserve"> </w:t>
+      </w:r>
+      <w:r>
+        <w:rPr>
+          <w:rFonts w:ascii="Times New Roman" w:hAnsi="Times New Roman"/>
+          <w:sz w:val="28"/>
+          <w:szCs w:val="28"/>
+        </w:rPr>
+        <w:t xml:space="preserve"> </w:t>
       </w:r>
       <m:oMath>
         <m:sSub>
@@ -2267,7 +2278,6 @@
         <w:t>i</w:t>
       </w:r>
       <w:proofErr w:type="spellEnd"/>
-      <w:proofErr w:type="gramEnd"/>
       <w:r>
         <w:rPr>
           <w:rFonts w:ascii="Times New Roman" w:hAnsi="Times New Roman"/>
@@ -2275,16 +2285,7 @@
           <w:sz w:val="28"/>
           <w:szCs w:val="28"/>
         </w:rPr>
-        <w:t xml:space="preserve"> =0,</w:t>
-      </w:r>
-      <w:r>
-        <w:rPr>
-          <w:rFonts w:ascii="Times New Roman" w:hAnsi="Times New Roman"/>
-          <w:i/>
-          <w:sz w:val="28"/>
-          <w:szCs w:val="28"/>
-        </w:rPr>
-        <w:t>1,2, ,15</w:t>
+        <w:t xml:space="preserve"> =0,1,2, ,15</w:t>
       </w:r>
       <w:r>
         <w:rPr>
@@ -2518,12 +2519,12 @@
       <w:pPr>
         <w:pStyle w:val="1"/>
       </w:pPr>
-      <w:bookmarkStart w:id="1" w:name="_Toc213075269"/>
+      <w:bookmarkStart w:id="2" w:name="_Toc213075269"/>
       <w:r>
         <w:lastRenderedPageBreak/>
         <w:t>2.РЕЗУЛЬТАТЫ АНАЛИТИЧЕСКИХ РАСЧЕТОВ</w:t>
       </w:r>
-      <w:bookmarkEnd w:id="1"/>
+      <w:bookmarkEnd w:id="2"/>
     </w:p>
     <w:p>
       <w:pPr>
@@ -3243,23 +3244,7 @@
               <w:sz w:val="28"/>
               <w:szCs w:val="28"/>
             </w:rPr>
-            <m:t xml:space="preserve">* </m:t>
-          </m:r>
-          <m:r>
-            <w:rPr>
-              <w:rFonts w:ascii="Cambria Math" w:hAnsi="Cambria Math"/>
-              <w:sz w:val="28"/>
-              <w:szCs w:val="28"/>
-            </w:rPr>
-            <m:t>c</m:t>
-          </m:r>
-          <m:r>
-            <w:rPr>
-              <w:rFonts w:ascii="Cambria Math" w:hAnsi="Cambria Math"/>
-              <w:sz w:val="28"/>
-              <w:szCs w:val="28"/>
-            </w:rPr>
-            <m:t>=</m:t>
+            <m:t>* c=</m:t>
           </m:r>
           <m:func>
             <m:funcPr>
@@ -3393,15 +3378,7 @@
               <w:sz w:val="28"/>
               <w:szCs w:val="28"/>
             </w:rPr>
-            <m:t xml:space="preserve">= </m:t>
-          </m:r>
-          <m:r>
-            <w:rPr>
-              <w:rFonts w:ascii="Cambria Math" w:hAnsi="Cambria Math"/>
-              <w:sz w:val="28"/>
-              <w:szCs w:val="28"/>
-            </w:rPr>
-            <m:t>-</m:t>
+            <m:t>= -</m:t>
           </m:r>
           <m:func>
             <m:funcPr>
@@ -3458,23 +3435,7 @@
               <w:sz w:val="28"/>
               <w:szCs w:val="28"/>
             </w:rPr>
-            <m:t>*c</m:t>
-          </m:r>
-          <m:r>
-            <w:rPr>
-              <w:rFonts w:ascii="Cambria Math" w:hAnsi="Cambria Math"/>
-              <w:sz w:val="28"/>
-              <w:szCs w:val="28"/>
-            </w:rPr>
-            <m:t>=</m:t>
-          </m:r>
-          <m:r>
-            <w:rPr>
-              <w:rFonts w:ascii="Cambria Math" w:hAnsi="Cambria Math"/>
-              <w:sz w:val="28"/>
-              <w:szCs w:val="28"/>
-            </w:rPr>
-            <m:t>-c</m:t>
+            <m:t>*c=-c</m:t>
           </m:r>
           <m:func>
             <m:funcPr>
@@ -3577,15 +3538,7 @@
                   <w:sz w:val="28"/>
                   <w:szCs w:val="28"/>
                 </w:rPr>
-                <m:t>''</m:t>
-              </m:r>
-              <m:r>
-                <w:rPr>
-                  <w:rFonts w:ascii="Cambria Math" w:hAnsi="Cambria Math"/>
-                  <w:sz w:val="28"/>
-                  <w:szCs w:val="28"/>
-                </w:rPr>
-                <m:t>'</m:t>
+                <m:t>'''</m:t>
               </m:r>
             </m:sup>
           </m:sSup>
@@ -3747,15 +3700,7 @@
                       <w:sz w:val="28"/>
                       <w:szCs w:val="28"/>
                     </w:rPr>
-                    <m:t>10</m:t>
-                  </m:r>
-                  <m:r>
-                    <w:rPr>
-                      <w:rFonts w:ascii="Cambria Math" w:hAnsi="Cambria Math"/>
-                      <w:sz w:val="28"/>
-                      <w:szCs w:val="28"/>
-                    </w:rPr>
-                    <m:t>x</m:t>
+                    <m:t>10x</m:t>
                   </m:r>
                 </m:e>
               </m:d>
@@ -4311,15 +4256,7 @@
                       <w:sz w:val="28"/>
                       <w:szCs w:val="28"/>
                     </w:rPr>
-                    <m:t>3</m:t>
-                  </m:r>
-                  <m:r>
-                    <w:rPr>
-                      <w:rFonts w:ascii="Cambria Math" w:hAnsi="Cambria Math"/>
-                      <w:sz w:val="28"/>
-                      <w:szCs w:val="28"/>
-                    </w:rPr>
-                    <m:t>*0</m:t>
+                    <m:t>3*0</m:t>
                   </m:r>
                   <m:r>
                     <w:rPr>
@@ -4394,16 +4331,7 @@
               <w:szCs w:val="28"/>
               <w:lang w:val="en-US"/>
             </w:rPr>
-            <m:t>R</m:t>
-          </m:r>
-          <m:r>
-            <w:rPr>
-              <w:rFonts w:ascii="Cambria Math" w:hAnsi="Cambria Math"/>
-              <w:sz w:val="28"/>
-              <w:szCs w:val="28"/>
-              <w:lang w:val="en-US"/>
-            </w:rPr>
-            <m:t>≤</m:t>
+            <m:t>R≤</m:t>
           </m:r>
           <m:f>
             <m:fPr>
@@ -4768,12 +4696,12 @@
       <w:pPr>
         <w:pStyle w:val="1"/>
       </w:pPr>
-      <w:bookmarkStart w:id="2" w:name="_Toc213075270"/>
+      <w:bookmarkStart w:id="3" w:name="_Toc213075270"/>
       <w:r>
         <w:lastRenderedPageBreak/>
         <w:t>3. ОПИСАНИЕ ФОРМУЛЫ И ИСПОЛЬЗУЕМЫХ МЕТОДОВ</w:t>
       </w:r>
-      <w:bookmarkEnd w:id="2"/>
+      <w:bookmarkEnd w:id="3"/>
     </w:p>
     <w:p>
       <w:pPr>
@@ -4785,6 +4713,14 @@
           <w:szCs w:val="28"/>
         </w:rPr>
       </w:pPr>
+      <w:r>
+        <w:rPr>
+          <w:rFonts w:ascii="Times New Roman" w:hAnsi="Times New Roman"/>
+          <w:sz w:val="28"/>
+          <w:szCs w:val="28"/>
+        </w:rPr>
+        <w:t>Простейшая идея численного дифференцирования состоит в том, что функция заменяется интерполяционным многочленом (Лагранжа, Ньютона) и производная функции заменяется соответствующей производной интерполяционного многочлена.</w:t>
+      </w:r>
     </w:p>
     <w:p>
       <w:pPr>
@@ -4796,6 +4732,14 @@
           <w:szCs w:val="28"/>
         </w:rPr>
       </w:pPr>
+      <w:r>
+        <w:rPr>
+          <w:rFonts w:ascii="Times New Roman" w:hAnsi="Times New Roman"/>
+          <w:sz w:val="28"/>
+          <w:szCs w:val="28"/>
+        </w:rPr>
+        <w:t>при x = x0 формула центральной разностной производной записывается так:</w:t>
+      </w:r>
     </w:p>
     <w:p>
       <w:pPr>
@@ -4807,6 +4751,164 @@
           <w:szCs w:val="28"/>
         </w:rPr>
       </w:pPr>
+      <m:oMathPara>
+        <m:oMath>
+          <m:sSubSup>
+            <m:sSubSupPr>
+              <m:ctrlPr>
+                <w:rPr>
+                  <w:rFonts w:ascii="Cambria Math" w:hAnsi="Cambria Math"/>
+                  <w:i/>
+                  <w:sz w:val="28"/>
+                  <w:szCs w:val="28"/>
+                </w:rPr>
+              </m:ctrlPr>
+            </m:sSubSupPr>
+            <m:e>
+              <m:r>
+                <w:rPr>
+                  <w:rFonts w:ascii="Cambria Math" w:hAnsi="Cambria Math"/>
+                  <w:sz w:val="28"/>
+                  <w:szCs w:val="28"/>
+                </w:rPr>
+                <m:t>f</m:t>
+              </m:r>
+            </m:e>
+            <m:sub>
+              <m:r>
+                <w:rPr>
+                  <w:rFonts w:ascii="Cambria Math" w:hAnsi="Cambria Math"/>
+                  <w:sz w:val="28"/>
+                  <w:szCs w:val="28"/>
+                </w:rPr>
+                <m:t>0</m:t>
+              </m:r>
+            </m:sub>
+            <m:sup>
+              <m:r>
+                <w:rPr>
+                  <w:rFonts w:ascii="Cambria Math" w:hAnsi="Cambria Math"/>
+                  <w:sz w:val="28"/>
+                  <w:szCs w:val="28"/>
+                </w:rPr>
+                <m:t>'</m:t>
+              </m:r>
+            </m:sup>
+          </m:sSubSup>
+          <m:r>
+            <w:rPr>
+              <w:rFonts w:ascii="Cambria Math" w:hAnsi="Cambria Math"/>
+              <w:sz w:val="28"/>
+              <w:szCs w:val="28"/>
+            </w:rPr>
+            <m:t>=</m:t>
+          </m:r>
+          <m:f>
+            <m:fPr>
+              <m:ctrlPr>
+                <w:rPr>
+                  <w:rFonts w:ascii="Cambria Math" w:hAnsi="Cambria Math"/>
+                  <w:i/>
+                  <w:sz w:val="28"/>
+                  <w:szCs w:val="28"/>
+                </w:rPr>
+              </m:ctrlPr>
+            </m:fPr>
+            <m:num>
+              <m:sSub>
+                <m:sSubPr>
+                  <m:ctrlPr>
+                    <w:rPr>
+                      <w:rFonts w:ascii="Cambria Math" w:hAnsi="Cambria Math"/>
+                      <w:i/>
+                      <w:sz w:val="28"/>
+                      <w:szCs w:val="28"/>
+                    </w:rPr>
+                  </m:ctrlPr>
+                </m:sSubPr>
+                <m:e>
+                  <m:r>
+                    <w:rPr>
+                      <w:rFonts w:ascii="Cambria Math" w:hAnsi="Cambria Math"/>
+                      <w:sz w:val="28"/>
+                      <w:szCs w:val="28"/>
+                    </w:rPr>
+                    <m:t>f</m:t>
+                  </m:r>
+                </m:e>
+                <m:sub>
+                  <m:r>
+                    <w:rPr>
+                      <w:rFonts w:ascii="Cambria Math" w:hAnsi="Cambria Math"/>
+                      <w:sz w:val="28"/>
+                      <w:szCs w:val="28"/>
+                    </w:rPr>
+                    <m:t>1</m:t>
+                  </m:r>
+                </m:sub>
+              </m:sSub>
+              <m:r>
+                <w:rPr>
+                  <w:rFonts w:ascii="Cambria Math" w:hAnsi="Cambria Math"/>
+                  <w:sz w:val="28"/>
+                  <w:szCs w:val="28"/>
+                </w:rPr>
+                <m:t>-</m:t>
+              </m:r>
+              <m:sSub>
+                <m:sSubPr>
+                  <m:ctrlPr>
+                    <w:rPr>
+                      <w:rFonts w:ascii="Cambria Math" w:hAnsi="Cambria Math"/>
+                      <w:i/>
+                      <w:sz w:val="28"/>
+                      <w:szCs w:val="28"/>
+                    </w:rPr>
+                  </m:ctrlPr>
+                </m:sSubPr>
+                <m:e>
+                  <m:r>
+                    <w:rPr>
+                      <w:rFonts w:ascii="Cambria Math" w:hAnsi="Cambria Math"/>
+                      <w:sz w:val="28"/>
+                      <w:szCs w:val="28"/>
+                    </w:rPr>
+                    <m:t>f</m:t>
+                  </m:r>
+                </m:e>
+                <m:sub>
+                  <m:r>
+                    <w:rPr>
+                      <w:rFonts w:ascii="Cambria Math" w:hAnsi="Cambria Math"/>
+                      <w:sz w:val="28"/>
+                      <w:szCs w:val="28"/>
+                    </w:rPr>
+                    <m:t>-1</m:t>
+                  </m:r>
+                </m:sub>
+              </m:sSub>
+            </m:num>
+            <m:den>
+              <m:r>
+                <w:rPr>
+                  <w:rFonts w:ascii="Cambria Math" w:hAnsi="Cambria Math"/>
+                  <w:sz w:val="28"/>
+                  <w:szCs w:val="28"/>
+                </w:rPr>
+                <m:t>2</m:t>
+              </m:r>
+              <m:r>
+                <w:rPr>
+                  <w:rFonts w:ascii="Cambria Math" w:hAnsi="Cambria Math"/>
+                  <w:sz w:val="28"/>
+                  <w:szCs w:val="28"/>
+                </w:rPr>
+                <m:t>h</m:t>
+              </m:r>
+            </m:den>
+          </m:f>
+        </m:oMath>
+      </m:oMathPara>
     </w:p>
     <w:p>
       <w:pPr>
@@ -4821,6 +4923,28 @@
     </w:p>
     <w:p>
       <w:pPr>
+        <w:pStyle w:val="a3"/>
+        <w:spacing w:line="360" w:lineRule="auto"/>
+        <w:rPr>
+          <w:rFonts w:ascii="Times New Roman" w:hAnsi="Times New Roman"/>
+          <w:sz w:val="28"/>
+          <w:szCs w:val="28"/>
+        </w:rPr>
+      </w:pPr>
+    </w:p>
+    <w:p>
+      <w:pPr>
+        <w:pStyle w:val="a3"/>
+        <w:spacing w:line="360" w:lineRule="auto"/>
+        <w:rPr>
+          <w:rFonts w:ascii="Times New Roman" w:hAnsi="Times New Roman"/>
+          <w:sz w:val="28"/>
+          <w:szCs w:val="28"/>
+        </w:rPr>
+      </w:pPr>
+    </w:p>
+    <w:p>
+      <w:pPr>
         <w:spacing w:after="160" w:line="259" w:lineRule="auto"/>
         <w:rPr>
           <w:rFonts w:ascii="Times New Roman" w:hAnsi="Times New Roman"/>
@@ -4841,12 +4965,12 @@
       <w:pPr>
         <w:pStyle w:val="1"/>
       </w:pPr>
-      <w:bookmarkStart w:id="3" w:name="_Toc213075271"/>
+      <w:bookmarkStart w:id="4" w:name="_Toc213075271"/>
       <w:r>
         <w:lastRenderedPageBreak/>
         <w:t>4.ИСХОДНЫЙ КОД ПРОГРАММЫ</w:t>
       </w:r>
-      <w:bookmarkEnd w:id="3"/>
+      <w:bookmarkEnd w:id="4"/>
     </w:p>
     <w:p>
       <w:pPr>
@@ -4857,7 +4981,6 @@
           <w:color w:val="CCCCCC"/>
           <w:sz w:val="21"/>
           <w:szCs w:val="21"/>
-          <w:lang w:val="en-US"/>
         </w:rPr>
       </w:pPr>
       <w:r>
@@ -4866,9 +4989,18 @@
           <w:color w:val="C586C0"/>
           <w:sz w:val="21"/>
           <w:szCs w:val="21"/>
-          <w:lang w:val="en-US"/>
-        </w:rPr>
-        <w:t>#include</w:t>
+        </w:rPr>
+        <w:t>#</w:t>
+      </w:r>
+      <w:r>
+        <w:rPr>
+          <w:rFonts w:ascii="Consolas" w:hAnsi="Consolas"/>
+          <w:color w:val="C586C0"/>
+          <w:sz w:val="21"/>
+          <w:szCs w:val="21"/>
+          <w:lang w:val="en-US"/>
+        </w:rPr>
+        <w:t>include</w:t>
       </w:r>
       <w:r>
         <w:rPr>
@@ -4876,7 +5008,6 @@
           <w:color w:val="569CD6"/>
           <w:sz w:val="21"/>
           <w:szCs w:val="21"/>
-          <w:lang w:val="en-US"/>
         </w:rPr>
         <w:t xml:space="preserve"> </w:t>
       </w:r>
@@ -4886,7 +5017,6 @@
           <w:color w:val="CE9178"/>
           <w:sz w:val="21"/>
           <w:szCs w:val="21"/>
-          <w:lang w:val="en-US"/>
         </w:rPr>
         <w:t>&lt;</w:t>
       </w:r>
@@ -4899,7 +5029,7 @@
           <w:szCs w:val="21"/>
           <w:lang w:val="en-US"/>
         </w:rPr>
-        <w:t>stdlib.h</w:t>
+        <w:t>stdlib</w:t>
       </w:r>
       <w:proofErr w:type="spellEnd"/>
       <w:r>
@@ -4908,7 +5038,27 @@
           <w:color w:val="CE9178"/>
           <w:sz w:val="21"/>
           <w:szCs w:val="21"/>
-          <w:lang w:val="en-US"/>
+        </w:rPr>
+        <w:t>.</w:t>
+      </w:r>
+      <w:proofErr w:type="spellStart"/>
+      <w:r>
+        <w:rPr>
+          <w:rFonts w:ascii="Consolas" w:hAnsi="Consolas"/>
+          <w:color w:val="CE9178"/>
+          <w:sz w:val="21"/>
+          <w:szCs w:val="21"/>
+          <w:lang w:val="en-US"/>
+        </w:rPr>
+        <w:t>h</w:t>
+      </w:r>
+      <w:proofErr w:type="spellEnd"/>
+      <w:r>
+        <w:rPr>
+          <w:rFonts w:ascii="Consolas" w:hAnsi="Consolas"/>
+          <w:color w:val="CE9178"/>
+          <w:sz w:val="21"/>
+          <w:szCs w:val="21"/>
         </w:rPr>
         <w:t>&gt;</w:t>
       </w:r>
@@ -6647,36 +6797,41 @@
           <w:color w:val="CCCCCC"/>
           <w:sz w:val="21"/>
           <w:szCs w:val="21"/>
-        </w:rPr>
-      </w:pPr>
-      <w:proofErr w:type="spellStart"/>
-      <w:r>
-        <w:rPr>
-          <w:rFonts w:ascii="Consolas" w:hAnsi="Consolas"/>
-          <w:color w:val="569CD6"/>
-          <w:sz w:val="21"/>
-          <w:szCs w:val="21"/>
-        </w:rPr>
-        <w:t>int</w:t>
-      </w:r>
-      <w:proofErr w:type="spellEnd"/>
-      <w:r>
-        <w:rPr>
-          <w:rFonts w:ascii="Consolas" w:hAnsi="Consolas"/>
-          <w:color w:val="CCCCCC"/>
-          <w:sz w:val="21"/>
-          <w:szCs w:val="21"/>
-        </w:rPr>
-        <w:t xml:space="preserve"> </w:t>
-      </w:r>
+          <w:lang w:val="en-US"/>
+        </w:rPr>
+      </w:pPr>
       <w:proofErr w:type="spellStart"/>
       <w:proofErr w:type="gramStart"/>
       <w:r>
         <w:rPr>
           <w:rFonts w:ascii="Consolas" w:hAnsi="Consolas"/>
+          <w:color w:val="569CD6"/>
+          <w:sz w:val="21"/>
+          <w:szCs w:val="21"/>
+          <w:lang w:val="en-US"/>
+        </w:rPr>
+        <w:t>int</w:t>
+      </w:r>
+      <w:proofErr w:type="spellEnd"/>
+      <w:proofErr w:type="gramEnd"/>
+      <w:r>
+        <w:rPr>
+          <w:rFonts w:ascii="Consolas" w:hAnsi="Consolas"/>
+          <w:color w:val="CCCCCC"/>
+          <w:sz w:val="21"/>
+          <w:szCs w:val="21"/>
+          <w:lang w:val="en-US"/>
+        </w:rPr>
+        <w:t xml:space="preserve"> </w:t>
+      </w:r>
+      <w:proofErr w:type="spellStart"/>
+      <w:r>
+        <w:rPr>
+          <w:rFonts w:ascii="Consolas" w:hAnsi="Consolas"/>
           <w:color w:val="DCDCAA"/>
           <w:sz w:val="21"/>
           <w:szCs w:val="21"/>
+          <w:lang w:val="en-US"/>
         </w:rPr>
         <w:t>findHigher</w:t>
       </w:r>
@@ -6687,19 +6842,1260 @@
           <w:color w:val="CCCCCC"/>
           <w:sz w:val="21"/>
           <w:szCs w:val="21"/>
+          <w:lang w:val="en-US"/>
         </w:rPr>
         <w:t>(</w:t>
+      </w:r>
+      <w:r>
+        <w:rPr>
+          <w:rFonts w:ascii="Consolas" w:hAnsi="Consolas"/>
+          <w:color w:val="569CD6"/>
+          <w:sz w:val="21"/>
+          <w:szCs w:val="21"/>
+          <w:lang w:val="en-US"/>
+        </w:rPr>
+        <w:t>double</w:t>
+      </w:r>
+      <w:r>
+        <w:rPr>
+          <w:rFonts w:ascii="Consolas" w:hAnsi="Consolas"/>
+          <w:color w:val="CCCCCC"/>
+          <w:sz w:val="21"/>
+          <w:szCs w:val="21"/>
+          <w:lang w:val="en-US"/>
+        </w:rPr>
+        <w:t xml:space="preserve"> </w:t>
+      </w:r>
+      <w:r>
+        <w:rPr>
+          <w:rFonts w:ascii="Consolas" w:hAnsi="Consolas"/>
+          <w:color w:val="9CDCFE"/>
+          <w:sz w:val="21"/>
+          <w:szCs w:val="21"/>
+          <w:lang w:val="en-US"/>
+        </w:rPr>
+        <w:t>x</w:t>
+      </w:r>
+      <w:r>
+        <w:rPr>
+          <w:rFonts w:ascii="Consolas" w:hAnsi="Consolas"/>
+          <w:color w:val="CCCCCC"/>
+          <w:sz w:val="21"/>
+          <w:szCs w:val="21"/>
+          <w:lang w:val="en-US"/>
+        </w:rPr>
+        <w:t>) {</w:t>
+      </w:r>
+    </w:p>
+    <w:p>
+      <w:pPr>
+        <w:shd w:val="clear" w:color="auto" w:fill="1F1F1F"/>
+        <w:spacing w:after="0" w:line="285" w:lineRule="atLeast"/>
+        <w:rPr>
+          <w:rFonts w:ascii="Consolas" w:hAnsi="Consolas"/>
+          <w:color w:val="CCCCCC"/>
+          <w:sz w:val="21"/>
+          <w:szCs w:val="21"/>
+          <w:lang w:val="en-US"/>
+        </w:rPr>
+      </w:pPr>
+      <w:r>
+        <w:rPr>
+          <w:rFonts w:ascii="Consolas" w:hAnsi="Consolas"/>
+          <w:color w:val="CCCCCC"/>
+          <w:sz w:val="21"/>
+          <w:szCs w:val="21"/>
+          <w:lang w:val="en-US"/>
+        </w:rPr>
+        <w:t xml:space="preserve">    </w:t>
+      </w:r>
+      <w:proofErr w:type="gramStart"/>
+      <w:r>
+        <w:rPr>
+          <w:rFonts w:ascii="Consolas" w:hAnsi="Consolas"/>
+          <w:color w:val="C586C0"/>
+          <w:sz w:val="21"/>
+          <w:szCs w:val="21"/>
+          <w:lang w:val="en-US"/>
+        </w:rPr>
+        <w:t>return</w:t>
+      </w:r>
+      <w:proofErr w:type="gramEnd"/>
+      <w:r>
+        <w:rPr>
+          <w:rFonts w:ascii="Consolas" w:hAnsi="Consolas"/>
+          <w:color w:val="CCCCCC"/>
+          <w:sz w:val="21"/>
+          <w:szCs w:val="21"/>
+          <w:lang w:val="en-US"/>
+        </w:rPr>
+        <w:t xml:space="preserve"> (</w:t>
+      </w:r>
+      <w:proofErr w:type="spellStart"/>
+      <w:r>
+        <w:rPr>
+          <w:rFonts w:ascii="Consolas" w:hAnsi="Consolas"/>
+          <w:color w:val="DCDCAA"/>
+          <w:sz w:val="21"/>
+          <w:szCs w:val="21"/>
+          <w:lang w:val="en-US"/>
+        </w:rPr>
+        <w:t>findLower</w:t>
+      </w:r>
+      <w:proofErr w:type="spellEnd"/>
+      <w:r>
+        <w:rPr>
+          <w:rFonts w:ascii="Consolas" w:hAnsi="Consolas"/>
+          <w:color w:val="CCCCCC"/>
+          <w:sz w:val="21"/>
+          <w:szCs w:val="21"/>
+          <w:lang w:val="en-US"/>
+        </w:rPr>
+        <w:t>(</w:t>
+      </w:r>
+      <w:r>
+        <w:rPr>
+          <w:rFonts w:ascii="Consolas" w:hAnsi="Consolas"/>
+          <w:color w:val="9CDCFE"/>
+          <w:sz w:val="21"/>
+          <w:szCs w:val="21"/>
+          <w:lang w:val="en-US"/>
+        </w:rPr>
+        <w:t>x</w:t>
+      </w:r>
+      <w:r>
+        <w:rPr>
+          <w:rFonts w:ascii="Consolas" w:hAnsi="Consolas"/>
+          <w:color w:val="CCCCCC"/>
+          <w:sz w:val="21"/>
+          <w:szCs w:val="21"/>
+          <w:lang w:val="en-US"/>
+        </w:rPr>
+        <w:t xml:space="preserve">) </w:t>
+      </w:r>
+      <w:r>
+        <w:rPr>
+          <w:rFonts w:ascii="Consolas" w:hAnsi="Consolas"/>
+          <w:color w:val="D4D4D4"/>
+          <w:sz w:val="21"/>
+          <w:szCs w:val="21"/>
+          <w:lang w:val="en-US"/>
+        </w:rPr>
+        <w:t>+</w:t>
+      </w:r>
+      <w:r>
+        <w:rPr>
+          <w:rFonts w:ascii="Consolas" w:hAnsi="Consolas"/>
+          <w:color w:val="CCCCCC"/>
+          <w:sz w:val="21"/>
+          <w:szCs w:val="21"/>
+          <w:lang w:val="en-US"/>
+        </w:rPr>
+        <w:t xml:space="preserve"> </w:t>
+      </w:r>
+      <w:r>
+        <w:rPr>
+          <w:rFonts w:ascii="Consolas" w:hAnsi="Consolas"/>
+          <w:color w:val="B5CEA8"/>
+          <w:sz w:val="21"/>
+          <w:szCs w:val="21"/>
+          <w:lang w:val="en-US"/>
+        </w:rPr>
+        <w:t>2</w:t>
+      </w:r>
+      <w:r>
+        <w:rPr>
+          <w:rFonts w:ascii="Consolas" w:hAnsi="Consolas"/>
+          <w:color w:val="CCCCCC"/>
+          <w:sz w:val="21"/>
+          <w:szCs w:val="21"/>
+          <w:lang w:val="en-US"/>
+        </w:rPr>
+        <w:t>);</w:t>
+      </w:r>
+    </w:p>
+    <w:p>
+      <w:pPr>
+        <w:shd w:val="clear" w:color="auto" w:fill="1F1F1F"/>
+        <w:spacing w:after="0" w:line="285" w:lineRule="atLeast"/>
+        <w:rPr>
+          <w:rFonts w:ascii="Consolas" w:hAnsi="Consolas"/>
+          <w:color w:val="CCCCCC"/>
+          <w:sz w:val="21"/>
+          <w:szCs w:val="21"/>
+          <w:lang w:val="en-US"/>
+        </w:rPr>
+      </w:pPr>
+      <w:r>
+        <w:rPr>
+          <w:rFonts w:ascii="Consolas" w:hAnsi="Consolas"/>
+          <w:color w:val="CCCCCC"/>
+          <w:sz w:val="21"/>
+          <w:szCs w:val="21"/>
+          <w:lang w:val="en-US"/>
+        </w:rPr>
+        <w:t>}</w:t>
+      </w:r>
+    </w:p>
+    <w:p>
+      <w:pPr>
+        <w:shd w:val="clear" w:color="auto" w:fill="1F1F1F"/>
+        <w:spacing w:after="0" w:line="285" w:lineRule="atLeast"/>
+        <w:rPr>
+          <w:rFonts w:ascii="Consolas" w:hAnsi="Consolas"/>
+          <w:color w:val="CCCCCC"/>
+          <w:sz w:val="21"/>
+          <w:szCs w:val="21"/>
+          <w:lang w:val="en-US"/>
+        </w:rPr>
+      </w:pPr>
+    </w:p>
+    <w:p>
+      <w:pPr>
+        <w:shd w:val="clear" w:color="auto" w:fill="1F1F1F"/>
+        <w:spacing w:after="0" w:line="285" w:lineRule="atLeast"/>
+        <w:rPr>
+          <w:rFonts w:ascii="Consolas" w:hAnsi="Consolas"/>
+          <w:color w:val="CCCCCC"/>
+          <w:sz w:val="21"/>
+          <w:szCs w:val="21"/>
+          <w:lang w:val="en-US"/>
+        </w:rPr>
+      </w:pPr>
+      <w:proofErr w:type="spellStart"/>
+      <w:proofErr w:type="gramStart"/>
+      <w:r>
+        <w:rPr>
+          <w:rFonts w:ascii="Consolas" w:hAnsi="Consolas"/>
+          <w:color w:val="569CD6"/>
+          <w:sz w:val="21"/>
+          <w:szCs w:val="21"/>
+          <w:lang w:val="en-US"/>
+        </w:rPr>
+        <w:t>int</w:t>
+      </w:r>
+      <w:proofErr w:type="spellEnd"/>
+      <w:proofErr w:type="gramEnd"/>
+      <w:r>
+        <w:rPr>
+          <w:rFonts w:ascii="Consolas" w:hAnsi="Consolas"/>
+          <w:color w:val="CCCCCC"/>
+          <w:sz w:val="21"/>
+          <w:szCs w:val="21"/>
+          <w:lang w:val="en-US"/>
+        </w:rPr>
+        <w:t xml:space="preserve"> </w:t>
+      </w:r>
+      <w:r>
+        <w:rPr>
+          <w:rFonts w:ascii="Consolas" w:hAnsi="Consolas"/>
+          <w:color w:val="DCDCAA"/>
+          <w:sz w:val="21"/>
+          <w:szCs w:val="21"/>
+          <w:lang w:val="en-US"/>
+        </w:rPr>
+        <w:t>main</w:t>
+      </w:r>
+      <w:r>
+        <w:rPr>
+          <w:rFonts w:ascii="Consolas" w:hAnsi="Consolas"/>
+          <w:color w:val="CCCCCC"/>
+          <w:sz w:val="21"/>
+          <w:szCs w:val="21"/>
+          <w:lang w:val="en-US"/>
+        </w:rPr>
+        <w:t xml:space="preserve"> () {</w:t>
+      </w:r>
+    </w:p>
+    <w:p>
+      <w:pPr>
+        <w:shd w:val="clear" w:color="auto" w:fill="1F1F1F"/>
+        <w:spacing w:after="0" w:line="285" w:lineRule="atLeast"/>
+        <w:rPr>
+          <w:rFonts w:ascii="Consolas" w:hAnsi="Consolas"/>
+          <w:color w:val="CCCCCC"/>
+          <w:sz w:val="21"/>
+          <w:szCs w:val="21"/>
+        </w:rPr>
+      </w:pPr>
+      <w:r>
+        <w:rPr>
+          <w:rFonts w:ascii="Consolas" w:hAnsi="Consolas"/>
+          <w:color w:val="CCCCCC"/>
+          <w:sz w:val="21"/>
+          <w:szCs w:val="21"/>
+          <w:lang w:val="en-US"/>
+        </w:rPr>
+        <w:t xml:space="preserve">    </w:t>
+      </w:r>
+      <w:proofErr w:type="spellStart"/>
+      <w:r>
+        <w:rPr>
+          <w:rFonts w:ascii="Consolas" w:hAnsi="Consolas"/>
+          <w:color w:val="DCDCAA"/>
+          <w:sz w:val="21"/>
+          <w:szCs w:val="21"/>
+        </w:rPr>
+        <w:t>printf</w:t>
+      </w:r>
+      <w:proofErr w:type="spellEnd"/>
+      <w:r>
+        <w:rPr>
+          <w:rFonts w:ascii="Consolas" w:hAnsi="Consolas"/>
+          <w:color w:val="CCCCCC"/>
+          <w:sz w:val="21"/>
+          <w:szCs w:val="21"/>
+        </w:rPr>
+        <w:t>(</w:t>
+      </w:r>
+      <w:r>
+        <w:rPr>
+          <w:rFonts w:ascii="Consolas" w:hAnsi="Consolas"/>
+          <w:color w:val="CE9178"/>
+          <w:sz w:val="21"/>
+          <w:szCs w:val="21"/>
+        </w:rPr>
+        <w:t>"----------------------</w:t>
+      </w:r>
+      <w:r>
+        <w:rPr>
+          <w:rFonts w:ascii="Consolas" w:hAnsi="Consolas"/>
+          <w:color w:val="D7BA7D"/>
+          <w:sz w:val="21"/>
+          <w:szCs w:val="21"/>
+        </w:rPr>
+        <w:t>\n</w:t>
+      </w:r>
+      <w:r>
+        <w:rPr>
+          <w:rFonts w:ascii="Consolas" w:hAnsi="Consolas"/>
+          <w:color w:val="CE9178"/>
+          <w:sz w:val="21"/>
+          <w:szCs w:val="21"/>
+        </w:rPr>
+        <w:t>"</w:t>
+      </w:r>
+      <w:r>
+        <w:rPr>
+          <w:rFonts w:ascii="Consolas" w:hAnsi="Consolas"/>
+          <w:color w:val="CCCCCC"/>
+          <w:sz w:val="21"/>
+          <w:szCs w:val="21"/>
+        </w:rPr>
+        <w:t>);</w:t>
+      </w:r>
+    </w:p>
+    <w:p>
+      <w:pPr>
+        <w:shd w:val="clear" w:color="auto" w:fill="1F1F1F"/>
+        <w:spacing w:after="0" w:line="285" w:lineRule="atLeast"/>
+        <w:rPr>
+          <w:rFonts w:ascii="Consolas" w:hAnsi="Consolas"/>
+          <w:color w:val="CCCCCC"/>
+          <w:sz w:val="21"/>
+          <w:szCs w:val="21"/>
+        </w:rPr>
+      </w:pPr>
+      <w:r>
+        <w:rPr>
+          <w:rFonts w:ascii="Consolas" w:hAnsi="Consolas"/>
+          <w:color w:val="CCCCCC"/>
+          <w:sz w:val="21"/>
+          <w:szCs w:val="21"/>
+        </w:rPr>
+        <w:t xml:space="preserve">    </w:t>
+      </w:r>
+      <w:proofErr w:type="spellStart"/>
+      <w:proofErr w:type="gramStart"/>
+      <w:r>
+        <w:rPr>
+          <w:rFonts w:ascii="Consolas" w:hAnsi="Consolas"/>
+          <w:color w:val="DCDCAA"/>
+          <w:sz w:val="21"/>
+          <w:szCs w:val="21"/>
+        </w:rPr>
+        <w:t>printf</w:t>
+      </w:r>
+      <w:proofErr w:type="spellEnd"/>
+      <w:r>
+        <w:rPr>
+          <w:rFonts w:ascii="Consolas" w:hAnsi="Consolas"/>
+          <w:color w:val="CCCCCC"/>
+          <w:sz w:val="21"/>
+          <w:szCs w:val="21"/>
+        </w:rPr>
+        <w:t>(</w:t>
+      </w:r>
+      <w:proofErr w:type="gramEnd"/>
+      <w:r>
+        <w:rPr>
+          <w:rFonts w:ascii="Consolas" w:hAnsi="Consolas"/>
+          <w:color w:val="CE9178"/>
+          <w:sz w:val="21"/>
+          <w:szCs w:val="21"/>
+        </w:rPr>
+        <w:t xml:space="preserve">"Значения функции с шагом h = </w:t>
+      </w:r>
+      <w:r>
+        <w:rPr>
+          <w:rFonts w:ascii="Consolas" w:hAnsi="Consolas"/>
+          <w:color w:val="9CDCFE"/>
+          <w:sz w:val="21"/>
+          <w:szCs w:val="21"/>
+        </w:rPr>
+        <w:t>%f</w:t>
+      </w:r>
+      <w:r>
+        <w:rPr>
+          <w:rFonts w:ascii="Consolas" w:hAnsi="Consolas"/>
+          <w:color w:val="CE9178"/>
+          <w:sz w:val="21"/>
+          <w:szCs w:val="21"/>
+        </w:rPr>
+        <w:t xml:space="preserve"> на интервале [</w:t>
+      </w:r>
+      <w:r>
+        <w:rPr>
+          <w:rFonts w:ascii="Consolas" w:hAnsi="Consolas"/>
+          <w:color w:val="9CDCFE"/>
+          <w:sz w:val="21"/>
+          <w:szCs w:val="21"/>
+        </w:rPr>
+        <w:t>%f</w:t>
+      </w:r>
+      <w:r>
+        <w:rPr>
+          <w:rFonts w:ascii="Consolas" w:hAnsi="Consolas"/>
+          <w:color w:val="CE9178"/>
+          <w:sz w:val="21"/>
+          <w:szCs w:val="21"/>
+        </w:rPr>
+        <w:t xml:space="preserve">, </w:t>
+      </w:r>
+      <w:r>
+        <w:rPr>
+          <w:rFonts w:ascii="Consolas" w:hAnsi="Consolas"/>
+          <w:color w:val="9CDCFE"/>
+          <w:sz w:val="21"/>
+          <w:szCs w:val="21"/>
+        </w:rPr>
+        <w:t>%.4f</w:t>
+      </w:r>
+      <w:r>
+        <w:rPr>
+          <w:rFonts w:ascii="Consolas" w:hAnsi="Consolas"/>
+          <w:color w:val="CE9178"/>
+          <w:sz w:val="21"/>
+          <w:szCs w:val="21"/>
+        </w:rPr>
+        <w:t>]</w:t>
+      </w:r>
+      <w:r>
+        <w:rPr>
+          <w:rFonts w:ascii="Consolas" w:hAnsi="Consolas"/>
+          <w:color w:val="D7BA7D"/>
+          <w:sz w:val="21"/>
+          <w:szCs w:val="21"/>
+        </w:rPr>
+        <w:t>\n</w:t>
+      </w:r>
+      <w:r>
+        <w:rPr>
+          <w:rFonts w:ascii="Consolas" w:hAnsi="Consolas"/>
+          <w:color w:val="CE9178"/>
+          <w:sz w:val="21"/>
+          <w:szCs w:val="21"/>
+        </w:rPr>
+        <w:t>"</w:t>
+      </w:r>
+      <w:r>
+        <w:rPr>
+          <w:rFonts w:ascii="Consolas" w:hAnsi="Consolas"/>
+          <w:color w:val="CCCCCC"/>
+          <w:sz w:val="21"/>
+          <w:szCs w:val="21"/>
+        </w:rPr>
+        <w:t xml:space="preserve">, </w:t>
+      </w:r>
+      <w:r>
+        <w:rPr>
+          <w:rFonts w:ascii="Consolas" w:hAnsi="Consolas"/>
+          <w:color w:val="569CD6"/>
+          <w:sz w:val="21"/>
+          <w:szCs w:val="21"/>
+        </w:rPr>
+        <w:t>H</w:t>
+      </w:r>
+      <w:r>
+        <w:rPr>
+          <w:rFonts w:ascii="Consolas" w:hAnsi="Consolas"/>
+          <w:color w:val="CCCCCC"/>
+          <w:sz w:val="21"/>
+          <w:szCs w:val="21"/>
+        </w:rPr>
+        <w:t xml:space="preserve">, </w:t>
+      </w:r>
+      <w:r>
+        <w:rPr>
+          <w:rFonts w:ascii="Consolas" w:hAnsi="Consolas"/>
+          <w:color w:val="569CD6"/>
+          <w:sz w:val="21"/>
+          <w:szCs w:val="21"/>
+        </w:rPr>
+        <w:t>C</w:t>
+      </w:r>
+      <w:r>
+        <w:rPr>
+          <w:rFonts w:ascii="Consolas" w:hAnsi="Consolas"/>
+          <w:color w:val="CCCCCC"/>
+          <w:sz w:val="21"/>
+          <w:szCs w:val="21"/>
+        </w:rPr>
+        <w:t xml:space="preserve"> </w:t>
+      </w:r>
+      <w:r>
+        <w:rPr>
+          <w:rFonts w:ascii="Consolas" w:hAnsi="Consolas"/>
+          <w:color w:val="D4D4D4"/>
+          <w:sz w:val="21"/>
+          <w:szCs w:val="21"/>
+        </w:rPr>
+        <w:t>-</w:t>
+      </w:r>
+      <w:r>
+        <w:rPr>
+          <w:rFonts w:ascii="Consolas" w:hAnsi="Consolas"/>
+          <w:color w:val="CCCCCC"/>
+          <w:sz w:val="21"/>
+          <w:szCs w:val="21"/>
+        </w:rPr>
+        <w:t xml:space="preserve"> </w:t>
+      </w:r>
+      <w:r>
+        <w:rPr>
+          <w:rFonts w:ascii="Consolas" w:hAnsi="Consolas"/>
+          <w:color w:val="569CD6"/>
+          <w:sz w:val="21"/>
+          <w:szCs w:val="21"/>
+        </w:rPr>
+        <w:t>H</w:t>
+      </w:r>
+      <w:r>
+        <w:rPr>
+          <w:rFonts w:ascii="Consolas" w:hAnsi="Consolas"/>
+          <w:color w:val="CCCCCC"/>
+          <w:sz w:val="21"/>
+          <w:szCs w:val="21"/>
+        </w:rPr>
+        <w:t xml:space="preserve">, </w:t>
+      </w:r>
+      <w:r>
+        <w:rPr>
+          <w:rFonts w:ascii="Consolas" w:hAnsi="Consolas"/>
+          <w:color w:val="569CD6"/>
+          <w:sz w:val="21"/>
+          <w:szCs w:val="21"/>
+        </w:rPr>
+        <w:t>C</w:t>
+      </w:r>
+      <w:r>
+        <w:rPr>
+          <w:rFonts w:ascii="Consolas" w:hAnsi="Consolas"/>
+          <w:color w:val="CCCCCC"/>
+          <w:sz w:val="21"/>
+          <w:szCs w:val="21"/>
+        </w:rPr>
+        <w:t xml:space="preserve"> </w:t>
+      </w:r>
+      <w:r>
+        <w:rPr>
+          <w:rFonts w:ascii="Consolas" w:hAnsi="Consolas"/>
+          <w:color w:val="D4D4D4"/>
+          <w:sz w:val="21"/>
+          <w:szCs w:val="21"/>
+        </w:rPr>
+        <w:t>+</w:t>
+      </w:r>
+      <w:r>
+        <w:rPr>
+          <w:rFonts w:ascii="Consolas" w:hAnsi="Consolas"/>
+          <w:color w:val="CCCCCC"/>
+          <w:sz w:val="21"/>
+          <w:szCs w:val="21"/>
+        </w:rPr>
+        <w:t xml:space="preserve"> </w:t>
+      </w:r>
+      <w:r>
+        <w:rPr>
+          <w:rFonts w:ascii="Consolas" w:hAnsi="Consolas"/>
+          <w:color w:val="B5CEA8"/>
+          <w:sz w:val="21"/>
+          <w:szCs w:val="21"/>
+        </w:rPr>
+        <w:t>15</w:t>
+      </w:r>
+      <w:r>
+        <w:rPr>
+          <w:rFonts w:ascii="Consolas" w:hAnsi="Consolas"/>
+          <w:color w:val="CCCCCC"/>
+          <w:sz w:val="21"/>
+          <w:szCs w:val="21"/>
+        </w:rPr>
+        <w:t xml:space="preserve"> </w:t>
+      </w:r>
+      <w:r>
+        <w:rPr>
+          <w:rFonts w:ascii="Consolas" w:hAnsi="Consolas"/>
+          <w:color w:val="D4D4D4"/>
+          <w:sz w:val="21"/>
+          <w:szCs w:val="21"/>
+        </w:rPr>
+        <w:t>*</w:t>
+      </w:r>
+      <w:r>
+        <w:rPr>
+          <w:rFonts w:ascii="Consolas" w:hAnsi="Consolas"/>
+          <w:color w:val="CCCCCC"/>
+          <w:sz w:val="21"/>
+          <w:szCs w:val="21"/>
+        </w:rPr>
+        <w:t xml:space="preserve"> </w:t>
+      </w:r>
+      <w:r>
+        <w:rPr>
+          <w:rFonts w:ascii="Consolas" w:hAnsi="Consolas"/>
+          <w:color w:val="569CD6"/>
+          <w:sz w:val="21"/>
+          <w:szCs w:val="21"/>
+        </w:rPr>
+        <w:t>H</w:t>
+      </w:r>
+      <w:r>
+        <w:rPr>
+          <w:rFonts w:ascii="Consolas" w:hAnsi="Consolas"/>
+          <w:color w:val="CCCCCC"/>
+          <w:sz w:val="21"/>
+          <w:szCs w:val="21"/>
+        </w:rPr>
+        <w:t>);</w:t>
+      </w:r>
+    </w:p>
+    <w:p>
+      <w:pPr>
+        <w:shd w:val="clear" w:color="auto" w:fill="1F1F1F"/>
+        <w:spacing w:after="0" w:line="285" w:lineRule="atLeast"/>
+        <w:rPr>
+          <w:rFonts w:ascii="Consolas" w:hAnsi="Consolas"/>
+          <w:color w:val="CCCCCC"/>
+          <w:sz w:val="21"/>
+          <w:szCs w:val="21"/>
+          <w:lang w:val="en-US"/>
+        </w:rPr>
+      </w:pPr>
+      <w:r>
+        <w:rPr>
+          <w:rFonts w:ascii="Consolas" w:hAnsi="Consolas"/>
+          <w:color w:val="CCCCCC"/>
+          <w:sz w:val="21"/>
+          <w:szCs w:val="21"/>
+        </w:rPr>
+        <w:t xml:space="preserve">    </w:t>
+      </w:r>
+      <w:proofErr w:type="spellStart"/>
+      <w:proofErr w:type="gramStart"/>
+      <w:r>
+        <w:rPr>
+          <w:rFonts w:ascii="Consolas" w:hAnsi="Consolas"/>
+          <w:color w:val="DCDCAA"/>
+          <w:sz w:val="21"/>
+          <w:szCs w:val="21"/>
+          <w:lang w:val="en-US"/>
+        </w:rPr>
+        <w:t>printf</w:t>
+      </w:r>
+      <w:proofErr w:type="spellEnd"/>
+      <w:r>
+        <w:rPr>
+          <w:rFonts w:ascii="Consolas" w:hAnsi="Consolas"/>
+          <w:color w:val="CCCCCC"/>
+          <w:sz w:val="21"/>
+          <w:szCs w:val="21"/>
+          <w:lang w:val="en-US"/>
+        </w:rPr>
+        <w:t>(</w:t>
+      </w:r>
+      <w:proofErr w:type="gramEnd"/>
+      <w:r>
+        <w:rPr>
+          <w:rFonts w:ascii="Consolas" w:hAnsi="Consolas"/>
+          <w:color w:val="CE9178"/>
+          <w:sz w:val="21"/>
+          <w:szCs w:val="21"/>
+          <w:lang w:val="en-US"/>
+        </w:rPr>
+        <w:t>"----------------------</w:t>
+      </w:r>
+      <w:r>
+        <w:rPr>
+          <w:rFonts w:ascii="Consolas" w:hAnsi="Consolas"/>
+          <w:color w:val="D7BA7D"/>
+          <w:sz w:val="21"/>
+          <w:szCs w:val="21"/>
+          <w:lang w:val="en-US"/>
+        </w:rPr>
+        <w:t>\n</w:t>
+      </w:r>
+      <w:r>
+        <w:rPr>
+          <w:rFonts w:ascii="Consolas" w:hAnsi="Consolas"/>
+          <w:color w:val="CE9178"/>
+          <w:sz w:val="21"/>
+          <w:szCs w:val="21"/>
+          <w:lang w:val="en-US"/>
+        </w:rPr>
+        <w:t>"</w:t>
+      </w:r>
+      <w:r>
+        <w:rPr>
+          <w:rFonts w:ascii="Consolas" w:hAnsi="Consolas"/>
+          <w:color w:val="CCCCCC"/>
+          <w:sz w:val="21"/>
+          <w:szCs w:val="21"/>
+          <w:lang w:val="en-US"/>
+        </w:rPr>
+        <w:t>);</w:t>
+      </w:r>
+    </w:p>
+    <w:p>
+      <w:pPr>
+        <w:shd w:val="clear" w:color="auto" w:fill="1F1F1F"/>
+        <w:spacing w:after="0" w:line="285" w:lineRule="atLeast"/>
+        <w:rPr>
+          <w:rFonts w:ascii="Consolas" w:hAnsi="Consolas"/>
+          <w:color w:val="CCCCCC"/>
+          <w:sz w:val="21"/>
+          <w:szCs w:val="21"/>
+          <w:lang w:val="en-US"/>
+        </w:rPr>
+      </w:pPr>
+      <w:r>
+        <w:rPr>
+          <w:rFonts w:ascii="Consolas" w:hAnsi="Consolas"/>
+          <w:color w:val="CCCCCC"/>
+          <w:sz w:val="21"/>
+          <w:szCs w:val="21"/>
+          <w:lang w:val="en-US"/>
+        </w:rPr>
+        <w:t xml:space="preserve">    </w:t>
+      </w:r>
+      <w:proofErr w:type="spellStart"/>
+      <w:proofErr w:type="gramStart"/>
+      <w:r>
+        <w:rPr>
+          <w:rFonts w:ascii="Consolas" w:hAnsi="Consolas"/>
+          <w:color w:val="DCDCAA"/>
+          <w:sz w:val="21"/>
+          <w:szCs w:val="21"/>
+          <w:lang w:val="en-US"/>
+        </w:rPr>
+        <w:t>printf</w:t>
+      </w:r>
+      <w:proofErr w:type="spellEnd"/>
+      <w:r>
+        <w:rPr>
+          <w:rFonts w:ascii="Consolas" w:hAnsi="Consolas"/>
+          <w:color w:val="CCCCCC"/>
+          <w:sz w:val="21"/>
+          <w:szCs w:val="21"/>
+          <w:lang w:val="en-US"/>
+        </w:rPr>
+        <w:t>(</w:t>
+      </w:r>
+      <w:proofErr w:type="gramEnd"/>
+      <w:r>
+        <w:rPr>
+          <w:rFonts w:ascii="Consolas" w:hAnsi="Consolas"/>
+          <w:color w:val="CE9178"/>
+          <w:sz w:val="21"/>
+          <w:szCs w:val="21"/>
+          <w:lang w:val="en-US"/>
+        </w:rPr>
+        <w:t xml:space="preserve">"| </w:t>
+      </w:r>
+      <w:proofErr w:type="spellStart"/>
+      <w:r>
+        <w:rPr>
+          <w:rFonts w:ascii="Consolas" w:hAnsi="Consolas"/>
+          <w:color w:val="CE9178"/>
+          <w:sz w:val="21"/>
+          <w:szCs w:val="21"/>
+        </w:rPr>
+        <w:t>Знач</w:t>
+      </w:r>
+      <w:proofErr w:type="spellEnd"/>
+      <w:r>
+        <w:rPr>
+          <w:rFonts w:ascii="Consolas" w:hAnsi="Consolas"/>
+          <w:color w:val="CE9178"/>
+          <w:sz w:val="21"/>
+          <w:szCs w:val="21"/>
+          <w:lang w:val="en-US"/>
+        </w:rPr>
+        <w:t xml:space="preserve"> x  |   F(x)   |</w:t>
+      </w:r>
+      <w:r>
+        <w:rPr>
+          <w:rFonts w:ascii="Consolas" w:hAnsi="Consolas"/>
+          <w:color w:val="D7BA7D"/>
+          <w:sz w:val="21"/>
+          <w:szCs w:val="21"/>
+          <w:lang w:val="en-US"/>
+        </w:rPr>
+        <w:t>\n</w:t>
+      </w:r>
+      <w:r>
+        <w:rPr>
+          <w:rFonts w:ascii="Consolas" w:hAnsi="Consolas"/>
+          <w:color w:val="CE9178"/>
+          <w:sz w:val="21"/>
+          <w:szCs w:val="21"/>
+          <w:lang w:val="en-US"/>
+        </w:rPr>
+        <w:t>"</w:t>
+      </w:r>
+      <w:r>
+        <w:rPr>
+          <w:rFonts w:ascii="Consolas" w:hAnsi="Consolas"/>
+          <w:color w:val="CCCCCC"/>
+          <w:sz w:val="21"/>
+          <w:szCs w:val="21"/>
+          <w:lang w:val="en-US"/>
+        </w:rPr>
+        <w:t>);</w:t>
+      </w:r>
+    </w:p>
+    <w:p>
+      <w:pPr>
+        <w:shd w:val="clear" w:color="auto" w:fill="1F1F1F"/>
+        <w:spacing w:after="0" w:line="285" w:lineRule="atLeast"/>
+        <w:rPr>
+          <w:rFonts w:ascii="Consolas" w:hAnsi="Consolas"/>
+          <w:color w:val="CCCCCC"/>
+          <w:sz w:val="21"/>
+          <w:szCs w:val="21"/>
+          <w:lang w:val="en-US"/>
+        </w:rPr>
+      </w:pPr>
+      <w:r>
+        <w:rPr>
+          <w:rFonts w:ascii="Consolas" w:hAnsi="Consolas"/>
+          <w:color w:val="CCCCCC"/>
+          <w:sz w:val="21"/>
+          <w:szCs w:val="21"/>
+          <w:lang w:val="en-US"/>
+        </w:rPr>
+        <w:t xml:space="preserve">    </w:t>
+      </w:r>
+      <w:proofErr w:type="gramStart"/>
+      <w:r>
+        <w:rPr>
+          <w:rFonts w:ascii="Consolas" w:hAnsi="Consolas"/>
+          <w:color w:val="9CDCFE"/>
+          <w:sz w:val="21"/>
+          <w:szCs w:val="21"/>
+          <w:lang w:val="en-US"/>
+        </w:rPr>
+        <w:t>j</w:t>
+      </w:r>
+      <w:r>
+        <w:rPr>
+          <w:rFonts w:ascii="Consolas" w:hAnsi="Consolas"/>
+          <w:color w:val="CCCCCC"/>
+          <w:sz w:val="21"/>
+          <w:szCs w:val="21"/>
+          <w:lang w:val="en-US"/>
+        </w:rPr>
+        <w:t>[</w:t>
+      </w:r>
+      <w:proofErr w:type="gramEnd"/>
+      <w:r>
+        <w:rPr>
+          <w:rFonts w:ascii="Consolas" w:hAnsi="Consolas"/>
+          <w:color w:val="B5CEA8"/>
+          <w:sz w:val="21"/>
+          <w:szCs w:val="21"/>
+          <w:lang w:val="en-US"/>
+        </w:rPr>
+        <w:t>0</w:t>
+      </w:r>
+      <w:r>
+        <w:rPr>
+          <w:rFonts w:ascii="Consolas" w:hAnsi="Consolas"/>
+          <w:color w:val="CCCCCC"/>
+          <w:sz w:val="21"/>
+          <w:szCs w:val="21"/>
+          <w:lang w:val="en-US"/>
+        </w:rPr>
+        <w:t xml:space="preserve">] </w:t>
+      </w:r>
+      <w:r>
+        <w:rPr>
+          <w:rFonts w:ascii="Consolas" w:hAnsi="Consolas"/>
+          <w:color w:val="D4D4D4"/>
+          <w:sz w:val="21"/>
+          <w:szCs w:val="21"/>
+          <w:lang w:val="en-US"/>
+        </w:rPr>
+        <w:t>=</w:t>
+      </w:r>
+      <w:r>
+        <w:rPr>
+          <w:rFonts w:ascii="Consolas" w:hAnsi="Consolas"/>
+          <w:color w:val="CCCCCC"/>
+          <w:sz w:val="21"/>
+          <w:szCs w:val="21"/>
+          <w:lang w:val="en-US"/>
+        </w:rPr>
+        <w:t xml:space="preserve"> </w:t>
+      </w:r>
+      <w:r>
+        <w:rPr>
+          <w:rFonts w:ascii="Consolas" w:hAnsi="Consolas"/>
+          <w:color w:val="569CD6"/>
+          <w:sz w:val="21"/>
+          <w:szCs w:val="21"/>
+          <w:lang w:val="en-US"/>
+        </w:rPr>
+        <w:t>C</w:t>
+      </w:r>
+      <w:r>
+        <w:rPr>
+          <w:rFonts w:ascii="Consolas" w:hAnsi="Consolas"/>
+          <w:color w:val="CCCCCC"/>
+          <w:sz w:val="21"/>
+          <w:szCs w:val="21"/>
+          <w:lang w:val="en-US"/>
+        </w:rPr>
+        <w:t xml:space="preserve"> </w:t>
+      </w:r>
+      <w:r>
+        <w:rPr>
+          <w:rFonts w:ascii="Consolas" w:hAnsi="Consolas"/>
+          <w:color w:val="D4D4D4"/>
+          <w:sz w:val="21"/>
+          <w:szCs w:val="21"/>
+          <w:lang w:val="en-US"/>
+        </w:rPr>
+        <w:t>-</w:t>
+      </w:r>
+      <w:r>
+        <w:rPr>
+          <w:rFonts w:ascii="Consolas" w:hAnsi="Consolas"/>
+          <w:color w:val="CCCCCC"/>
+          <w:sz w:val="21"/>
+          <w:szCs w:val="21"/>
+          <w:lang w:val="en-US"/>
+        </w:rPr>
+        <w:t xml:space="preserve"> </w:t>
+      </w:r>
+      <w:r>
+        <w:rPr>
+          <w:rFonts w:ascii="Consolas" w:hAnsi="Consolas"/>
+          <w:color w:val="569CD6"/>
+          <w:sz w:val="21"/>
+          <w:szCs w:val="21"/>
+          <w:lang w:val="en-US"/>
+        </w:rPr>
+        <w:t>H</w:t>
+      </w:r>
+      <w:r>
+        <w:rPr>
+          <w:rFonts w:ascii="Consolas" w:hAnsi="Consolas"/>
+          <w:color w:val="CCCCCC"/>
+          <w:sz w:val="21"/>
+          <w:szCs w:val="21"/>
+          <w:lang w:val="en-US"/>
+        </w:rPr>
+        <w:t>;</w:t>
+      </w:r>
+    </w:p>
+    <w:p>
+      <w:pPr>
+        <w:shd w:val="clear" w:color="auto" w:fill="1F1F1F"/>
+        <w:spacing w:after="0" w:line="285" w:lineRule="atLeast"/>
+        <w:rPr>
+          <w:rFonts w:ascii="Consolas" w:hAnsi="Consolas"/>
+          <w:color w:val="CCCCCC"/>
+          <w:sz w:val="21"/>
+          <w:szCs w:val="21"/>
+          <w:lang w:val="en-US"/>
+        </w:rPr>
+      </w:pPr>
+      <w:r>
+        <w:rPr>
+          <w:rFonts w:ascii="Consolas" w:hAnsi="Consolas"/>
+          <w:color w:val="CCCCCC"/>
+          <w:sz w:val="21"/>
+          <w:szCs w:val="21"/>
+          <w:lang w:val="en-US"/>
+        </w:rPr>
+        <w:t xml:space="preserve">    </w:t>
+      </w:r>
+      <w:proofErr w:type="gramStart"/>
+      <w:r>
+        <w:rPr>
+          <w:rFonts w:ascii="Consolas" w:hAnsi="Consolas"/>
+          <w:color w:val="C586C0"/>
+          <w:sz w:val="21"/>
+          <w:szCs w:val="21"/>
+          <w:lang w:val="en-US"/>
+        </w:rPr>
+        <w:t>for</w:t>
+      </w:r>
+      <w:proofErr w:type="gramEnd"/>
+      <w:r>
+        <w:rPr>
+          <w:rFonts w:ascii="Consolas" w:hAnsi="Consolas"/>
+          <w:color w:val="CCCCCC"/>
+          <w:sz w:val="21"/>
+          <w:szCs w:val="21"/>
+          <w:lang w:val="en-US"/>
+        </w:rPr>
+        <w:t xml:space="preserve"> (</w:t>
+      </w:r>
+      <w:proofErr w:type="spellStart"/>
+      <w:r>
+        <w:rPr>
+          <w:rFonts w:ascii="Consolas" w:hAnsi="Consolas"/>
+          <w:color w:val="569CD6"/>
+          <w:sz w:val="21"/>
+          <w:szCs w:val="21"/>
+          <w:lang w:val="en-US"/>
+        </w:rPr>
+        <w:t>int</w:t>
+      </w:r>
+      <w:proofErr w:type="spellEnd"/>
+      <w:r>
+        <w:rPr>
+          <w:rFonts w:ascii="Consolas" w:hAnsi="Consolas"/>
+          <w:color w:val="CCCCCC"/>
+          <w:sz w:val="21"/>
+          <w:szCs w:val="21"/>
+          <w:lang w:val="en-US"/>
+        </w:rPr>
+        <w:t xml:space="preserve"> </w:t>
+      </w:r>
+      <w:proofErr w:type="spellStart"/>
+      <w:r>
+        <w:rPr>
+          <w:rFonts w:ascii="Consolas" w:hAnsi="Consolas"/>
+          <w:color w:val="9CDCFE"/>
+          <w:sz w:val="21"/>
+          <w:szCs w:val="21"/>
+          <w:lang w:val="en-US"/>
+        </w:rPr>
+        <w:t>i</w:t>
+      </w:r>
+      <w:proofErr w:type="spellEnd"/>
+      <w:r>
+        <w:rPr>
+          <w:rFonts w:ascii="Consolas" w:hAnsi="Consolas"/>
+          <w:color w:val="CCCCCC"/>
+          <w:sz w:val="21"/>
+          <w:szCs w:val="21"/>
+          <w:lang w:val="en-US"/>
+        </w:rPr>
+        <w:t xml:space="preserve"> </w:t>
+      </w:r>
+      <w:r>
+        <w:rPr>
+          <w:rFonts w:ascii="Consolas" w:hAnsi="Consolas"/>
+          <w:color w:val="D4D4D4"/>
+          <w:sz w:val="21"/>
+          <w:szCs w:val="21"/>
+          <w:lang w:val="en-US"/>
+        </w:rPr>
+        <w:t>=</w:t>
+      </w:r>
+      <w:r>
+        <w:rPr>
+          <w:rFonts w:ascii="Consolas" w:hAnsi="Consolas"/>
+          <w:color w:val="CCCCCC"/>
+          <w:sz w:val="21"/>
+          <w:szCs w:val="21"/>
+          <w:lang w:val="en-US"/>
+        </w:rPr>
+        <w:t xml:space="preserve"> </w:t>
+      </w:r>
+      <w:r>
+        <w:rPr>
+          <w:rFonts w:ascii="Consolas" w:hAnsi="Consolas"/>
+          <w:color w:val="B5CEA8"/>
+          <w:sz w:val="21"/>
+          <w:szCs w:val="21"/>
+          <w:lang w:val="en-US"/>
+        </w:rPr>
+        <w:t>0</w:t>
+      </w:r>
+      <w:r>
+        <w:rPr>
+          <w:rFonts w:ascii="Consolas" w:hAnsi="Consolas"/>
+          <w:color w:val="CCCCCC"/>
+          <w:sz w:val="21"/>
+          <w:szCs w:val="21"/>
+          <w:lang w:val="en-US"/>
+        </w:rPr>
+        <w:t xml:space="preserve">; </w:t>
+      </w:r>
+      <w:proofErr w:type="spellStart"/>
+      <w:r>
+        <w:rPr>
+          <w:rFonts w:ascii="Consolas" w:hAnsi="Consolas"/>
+          <w:color w:val="9CDCFE"/>
+          <w:sz w:val="21"/>
+          <w:szCs w:val="21"/>
+          <w:lang w:val="en-US"/>
+        </w:rPr>
+        <w:t>i</w:t>
+      </w:r>
+      <w:proofErr w:type="spellEnd"/>
+      <w:r>
+        <w:rPr>
+          <w:rFonts w:ascii="Consolas" w:hAnsi="Consolas"/>
+          <w:color w:val="CCCCCC"/>
+          <w:sz w:val="21"/>
+          <w:szCs w:val="21"/>
+          <w:lang w:val="en-US"/>
+        </w:rPr>
+        <w:t xml:space="preserve"> </w:t>
+      </w:r>
+      <w:r>
+        <w:rPr>
+          <w:rFonts w:ascii="Consolas" w:hAnsi="Consolas"/>
+          <w:color w:val="D4D4D4"/>
+          <w:sz w:val="21"/>
+          <w:szCs w:val="21"/>
+          <w:lang w:val="en-US"/>
+        </w:rPr>
+        <w:t>&lt;</w:t>
+      </w:r>
+      <w:r>
+        <w:rPr>
+          <w:rFonts w:ascii="Consolas" w:hAnsi="Consolas"/>
+          <w:color w:val="CCCCCC"/>
+          <w:sz w:val="21"/>
+          <w:szCs w:val="21"/>
+          <w:lang w:val="en-US"/>
+        </w:rPr>
+        <w:t xml:space="preserve"> </w:t>
+      </w:r>
+      <w:r>
+        <w:rPr>
+          <w:rFonts w:ascii="Consolas" w:hAnsi="Consolas"/>
+          <w:color w:val="B5CEA8"/>
+          <w:sz w:val="21"/>
+          <w:szCs w:val="21"/>
+          <w:lang w:val="en-US"/>
+        </w:rPr>
+        <w:t>19</w:t>
+      </w:r>
+      <w:r>
+        <w:rPr>
+          <w:rFonts w:ascii="Consolas" w:hAnsi="Consolas"/>
+          <w:color w:val="CCCCCC"/>
+          <w:sz w:val="21"/>
+          <w:szCs w:val="21"/>
+          <w:lang w:val="en-US"/>
+        </w:rPr>
+        <w:t xml:space="preserve">; </w:t>
+      </w:r>
+      <w:proofErr w:type="spellStart"/>
+      <w:r>
+        <w:rPr>
+          <w:rFonts w:ascii="Consolas" w:hAnsi="Consolas"/>
+          <w:color w:val="9CDCFE"/>
+          <w:sz w:val="21"/>
+          <w:szCs w:val="21"/>
+          <w:lang w:val="en-US"/>
+        </w:rPr>
+        <w:t>i</w:t>
+      </w:r>
+      <w:proofErr w:type="spellEnd"/>
+      <w:r>
+        <w:rPr>
+          <w:rFonts w:ascii="Consolas" w:hAnsi="Consolas"/>
+          <w:color w:val="D4D4D4"/>
+          <w:sz w:val="21"/>
+          <w:szCs w:val="21"/>
+          <w:lang w:val="en-US"/>
+        </w:rPr>
+        <w:t>++</w:t>
+      </w:r>
+      <w:r>
+        <w:rPr>
+          <w:rFonts w:ascii="Consolas" w:hAnsi="Consolas"/>
+          <w:color w:val="CCCCCC"/>
+          <w:sz w:val="21"/>
+          <w:szCs w:val="21"/>
+          <w:lang w:val="en-US"/>
+        </w:rPr>
+        <w:t>) {</w:t>
+      </w:r>
+    </w:p>
+    <w:p>
+      <w:pPr>
+        <w:shd w:val="clear" w:color="auto" w:fill="1F1F1F"/>
+        <w:spacing w:after="0" w:line="285" w:lineRule="atLeast"/>
+        <w:rPr>
+          <w:rFonts w:ascii="Consolas" w:hAnsi="Consolas"/>
+          <w:color w:val="CCCCCC"/>
+          <w:sz w:val="21"/>
+          <w:szCs w:val="21"/>
+          <w:lang w:val="en-US"/>
+        </w:rPr>
+      </w:pPr>
+      <w:r>
+        <w:rPr>
+          <w:rFonts w:ascii="Consolas" w:hAnsi="Consolas"/>
+          <w:color w:val="CCCCCC"/>
+          <w:sz w:val="21"/>
+          <w:szCs w:val="21"/>
+          <w:lang w:val="en-US"/>
+        </w:rPr>
+        <w:t xml:space="preserve">        </w:t>
+      </w:r>
+      <w:proofErr w:type="gramStart"/>
+      <w:r>
+        <w:rPr>
+          <w:rFonts w:ascii="Consolas" w:hAnsi="Consolas"/>
+          <w:color w:val="9CDCFE"/>
+          <w:sz w:val="21"/>
+          <w:szCs w:val="21"/>
+          <w:lang w:val="en-US"/>
+        </w:rPr>
+        <w:t>rounded</w:t>
+      </w:r>
+      <w:r>
+        <w:rPr>
+          <w:rFonts w:ascii="Consolas" w:hAnsi="Consolas"/>
+          <w:color w:val="CCCCCC"/>
+          <w:sz w:val="21"/>
+          <w:szCs w:val="21"/>
+          <w:lang w:val="en-US"/>
+        </w:rPr>
+        <w:t>[</w:t>
       </w:r>
       <w:proofErr w:type="spellStart"/>
       <w:proofErr w:type="gramEnd"/>
       <w:r>
         <w:rPr>
           <w:rFonts w:ascii="Consolas" w:hAnsi="Consolas"/>
-          <w:color w:val="569CD6"/>
-          <w:sz w:val="21"/>
-          <w:szCs w:val="21"/>
-        </w:rPr>
-        <w:t>double</w:t>
+          <w:color w:val="9CDCFE"/>
+          <w:sz w:val="21"/>
+          <w:szCs w:val="21"/>
+          <w:lang w:val="en-US"/>
+        </w:rPr>
+        <w:t>i</w:t>
       </w:r>
       <w:proofErr w:type="spellEnd"/>
       <w:r>
@@ -6708,26 +8104,193 @@
           <w:color w:val="CCCCCC"/>
           <w:sz w:val="21"/>
           <w:szCs w:val="21"/>
+          <w:lang w:val="en-US"/>
+        </w:rPr>
+        <w:t xml:space="preserve">] </w:t>
+      </w:r>
+      <w:r>
+        <w:rPr>
+          <w:rFonts w:ascii="Consolas" w:hAnsi="Consolas"/>
+          <w:color w:val="D4D4D4"/>
+          <w:sz w:val="21"/>
+          <w:szCs w:val="21"/>
+          <w:lang w:val="en-US"/>
+        </w:rPr>
+        <w:t>=</w:t>
+      </w:r>
+      <w:r>
+        <w:rPr>
+          <w:rFonts w:ascii="Consolas" w:hAnsi="Consolas"/>
+          <w:color w:val="CCCCCC"/>
+          <w:sz w:val="21"/>
+          <w:szCs w:val="21"/>
+          <w:lang w:val="en-US"/>
         </w:rPr>
         <w:t xml:space="preserve"> </w:t>
       </w:r>
       <w:r>
         <w:rPr>
           <w:rFonts w:ascii="Consolas" w:hAnsi="Consolas"/>
+          <w:color w:val="DCDCAA"/>
+          <w:sz w:val="21"/>
+          <w:szCs w:val="21"/>
+          <w:lang w:val="en-US"/>
+        </w:rPr>
+        <w:t>round</w:t>
+      </w:r>
+      <w:r>
+        <w:rPr>
+          <w:rFonts w:ascii="Consolas" w:hAnsi="Consolas"/>
+          <w:color w:val="CCCCCC"/>
+          <w:sz w:val="21"/>
+          <w:szCs w:val="21"/>
+          <w:lang w:val="en-US"/>
+        </w:rPr>
+        <w:t>(</w:t>
+      </w:r>
+      <w:proofErr w:type="spellStart"/>
+      <w:r>
+        <w:rPr>
+          <w:rFonts w:ascii="Consolas" w:hAnsi="Consolas"/>
+          <w:color w:val="DCDCAA"/>
+          <w:sz w:val="21"/>
+          <w:szCs w:val="21"/>
+          <w:lang w:val="en-US"/>
+        </w:rPr>
+        <w:t>func</w:t>
+      </w:r>
+      <w:proofErr w:type="spellEnd"/>
+      <w:r>
+        <w:rPr>
+          <w:rFonts w:ascii="Consolas" w:hAnsi="Consolas"/>
+          <w:color w:val="CCCCCC"/>
+          <w:sz w:val="21"/>
+          <w:szCs w:val="21"/>
+          <w:lang w:val="en-US"/>
+        </w:rPr>
+        <w:t>(</w:t>
+      </w:r>
+      <w:r>
+        <w:rPr>
+          <w:rFonts w:ascii="Consolas" w:hAnsi="Consolas"/>
           <w:color w:val="9CDCFE"/>
           <w:sz w:val="21"/>
           <w:szCs w:val="21"/>
-        </w:rPr>
-        <w:t>x</w:t>
-      </w:r>
-      <w:r>
-        <w:rPr>
-          <w:rFonts w:ascii="Consolas" w:hAnsi="Consolas"/>
-          <w:color w:val="CCCCCC"/>
-          <w:sz w:val="21"/>
-          <w:szCs w:val="21"/>
-        </w:rPr>
-        <w:t>) {</w:t>
+          <w:lang w:val="en-US"/>
+        </w:rPr>
+        <w:t>j</w:t>
+      </w:r>
+      <w:r>
+        <w:rPr>
+          <w:rFonts w:ascii="Consolas" w:hAnsi="Consolas"/>
+          <w:color w:val="CCCCCC"/>
+          <w:sz w:val="21"/>
+          <w:szCs w:val="21"/>
+          <w:lang w:val="en-US"/>
+        </w:rPr>
+        <w:t>[</w:t>
+      </w:r>
+      <w:proofErr w:type="spellStart"/>
+      <w:r>
+        <w:rPr>
+          <w:rFonts w:ascii="Consolas" w:hAnsi="Consolas"/>
+          <w:color w:val="9CDCFE"/>
+          <w:sz w:val="21"/>
+          <w:szCs w:val="21"/>
+          <w:lang w:val="en-US"/>
+        </w:rPr>
+        <w:t>i</w:t>
+      </w:r>
+      <w:proofErr w:type="spellEnd"/>
+      <w:r>
+        <w:rPr>
+          <w:rFonts w:ascii="Consolas" w:hAnsi="Consolas"/>
+          <w:color w:val="CCCCCC"/>
+          <w:sz w:val="21"/>
+          <w:szCs w:val="21"/>
+          <w:lang w:val="en-US"/>
+        </w:rPr>
+        <w:t xml:space="preserve">]) </w:t>
+      </w:r>
+      <w:r>
+        <w:rPr>
+          <w:rFonts w:ascii="Consolas" w:hAnsi="Consolas"/>
+          <w:color w:val="D4D4D4"/>
+          <w:sz w:val="21"/>
+          <w:szCs w:val="21"/>
+          <w:lang w:val="en-US"/>
+        </w:rPr>
+        <w:t>*</w:t>
+      </w:r>
+      <w:r>
+        <w:rPr>
+          <w:rFonts w:ascii="Consolas" w:hAnsi="Consolas"/>
+          <w:color w:val="CCCCCC"/>
+          <w:sz w:val="21"/>
+          <w:szCs w:val="21"/>
+          <w:lang w:val="en-US"/>
+        </w:rPr>
+        <w:t xml:space="preserve"> </w:t>
+      </w:r>
+      <w:r>
+        <w:rPr>
+          <w:rFonts w:ascii="Consolas" w:hAnsi="Consolas"/>
+          <w:color w:val="B5CEA8"/>
+          <w:sz w:val="21"/>
+          <w:szCs w:val="21"/>
+          <w:lang w:val="en-US"/>
+        </w:rPr>
+        <w:t>10000</w:t>
+      </w:r>
+      <w:r>
+        <w:rPr>
+          <w:rFonts w:ascii="Consolas" w:hAnsi="Consolas"/>
+          <w:color w:val="CCCCCC"/>
+          <w:sz w:val="21"/>
+          <w:szCs w:val="21"/>
+          <w:lang w:val="en-US"/>
+        </w:rPr>
+        <w:t xml:space="preserve">) </w:t>
+      </w:r>
+      <w:r>
+        <w:rPr>
+          <w:rFonts w:ascii="Consolas" w:hAnsi="Consolas"/>
+          <w:color w:val="D4D4D4"/>
+          <w:sz w:val="21"/>
+          <w:szCs w:val="21"/>
+          <w:lang w:val="en-US"/>
+        </w:rPr>
+        <w:t>/</w:t>
+      </w:r>
+      <w:r>
+        <w:rPr>
+          <w:rFonts w:ascii="Consolas" w:hAnsi="Consolas"/>
+          <w:color w:val="CCCCCC"/>
+          <w:sz w:val="21"/>
+          <w:szCs w:val="21"/>
+          <w:lang w:val="en-US"/>
+        </w:rPr>
+        <w:t xml:space="preserve"> </w:t>
+      </w:r>
+      <w:r>
+        <w:rPr>
+          <w:rFonts w:ascii="Consolas" w:hAnsi="Consolas"/>
+          <w:color w:val="B5CEA8"/>
+          <w:sz w:val="21"/>
+          <w:szCs w:val="21"/>
+          <w:lang w:val="en-US"/>
+        </w:rPr>
+        <w:t>10000.0</w:t>
+      </w:r>
+      <w:r>
+        <w:rPr>
+          <w:rFonts w:ascii="Consolas" w:hAnsi="Consolas"/>
+          <w:color w:val="CCCCCC"/>
+          <w:sz w:val="21"/>
+          <w:szCs w:val="21"/>
+          <w:lang w:val="en-US"/>
+        </w:rPr>
+        <w:t>;</w:t>
       </w:r>
     </w:p>
     <w:p>
@@ -6750,40 +8313,142 @@
           <w:szCs w:val="21"/>
           <w:lang w:val="en-US"/>
         </w:rPr>
-        <w:t xml:space="preserve">    </w:t>
-      </w:r>
+        <w:t xml:space="preserve">        </w:t>
+      </w:r>
+      <w:proofErr w:type="spellStart"/>
       <w:proofErr w:type="gramStart"/>
       <w:r>
         <w:rPr>
           <w:rFonts w:ascii="Consolas" w:hAnsi="Consolas"/>
-          <w:color w:val="C586C0"/>
-          <w:sz w:val="21"/>
-          <w:szCs w:val="21"/>
-          <w:lang w:val="en-US"/>
-        </w:rPr>
-        <w:t>return</w:t>
+          <w:color w:val="DCDCAA"/>
+          <w:sz w:val="21"/>
+          <w:szCs w:val="21"/>
+          <w:lang w:val="en-US"/>
+        </w:rPr>
+        <w:t>printf</w:t>
+      </w:r>
+      <w:proofErr w:type="spellEnd"/>
+      <w:r>
+        <w:rPr>
+          <w:rFonts w:ascii="Consolas" w:hAnsi="Consolas"/>
+          <w:color w:val="CCCCCC"/>
+          <w:sz w:val="21"/>
+          <w:szCs w:val="21"/>
+          <w:lang w:val="en-US"/>
+        </w:rPr>
+        <w:t>(</w:t>
       </w:r>
       <w:proofErr w:type="gramEnd"/>
       <w:r>
         <w:rPr>
           <w:rFonts w:ascii="Consolas" w:hAnsi="Consolas"/>
-          <w:color w:val="CCCCCC"/>
-          <w:sz w:val="21"/>
-          <w:szCs w:val="21"/>
-          <w:lang w:val="en-US"/>
-        </w:rPr>
-        <w:t xml:space="preserve"> (</w:t>
+          <w:color w:val="CE9178"/>
+          <w:sz w:val="21"/>
+          <w:szCs w:val="21"/>
+          <w:lang w:val="en-US"/>
+        </w:rPr>
+        <w:t xml:space="preserve">"| </w:t>
+      </w:r>
+      <w:r>
+        <w:rPr>
+          <w:rFonts w:ascii="Consolas" w:hAnsi="Consolas"/>
+          <w:color w:val="9CDCFE"/>
+          <w:sz w:val="21"/>
+          <w:szCs w:val="21"/>
+          <w:lang w:val="en-US"/>
+        </w:rPr>
+        <w:t>%7.4f</w:t>
+      </w:r>
+      <w:r>
+        <w:rPr>
+          <w:rFonts w:ascii="Consolas" w:hAnsi="Consolas"/>
+          <w:color w:val="CE9178"/>
+          <w:sz w:val="21"/>
+          <w:szCs w:val="21"/>
+          <w:lang w:val="en-US"/>
+        </w:rPr>
+        <w:t xml:space="preserve"> | </w:t>
+      </w:r>
+      <w:r>
+        <w:rPr>
+          <w:rFonts w:ascii="Consolas" w:hAnsi="Consolas"/>
+          <w:color w:val="9CDCFE"/>
+          <w:sz w:val="21"/>
+          <w:szCs w:val="21"/>
+          <w:lang w:val="en-US"/>
+        </w:rPr>
+        <w:t>%8.4f</w:t>
+      </w:r>
+      <w:r>
+        <w:rPr>
+          <w:rFonts w:ascii="Consolas" w:hAnsi="Consolas"/>
+          <w:color w:val="CE9178"/>
+          <w:sz w:val="21"/>
+          <w:szCs w:val="21"/>
+          <w:lang w:val="en-US"/>
+        </w:rPr>
+        <w:t xml:space="preserve"> | </w:t>
+      </w:r>
+      <w:r>
+        <w:rPr>
+          <w:rFonts w:ascii="Consolas" w:hAnsi="Consolas"/>
+          <w:color w:val="D7BA7D"/>
+          <w:sz w:val="21"/>
+          <w:szCs w:val="21"/>
+          <w:lang w:val="en-US"/>
+        </w:rPr>
+        <w:t>\n</w:t>
+      </w:r>
+      <w:r>
+        <w:rPr>
+          <w:rFonts w:ascii="Consolas" w:hAnsi="Consolas"/>
+          <w:color w:val="CE9178"/>
+          <w:sz w:val="21"/>
+          <w:szCs w:val="21"/>
+          <w:lang w:val="en-US"/>
+        </w:rPr>
+        <w:t>"</w:t>
+      </w:r>
+      <w:r>
+        <w:rPr>
+          <w:rFonts w:ascii="Consolas" w:hAnsi="Consolas"/>
+          <w:color w:val="CCCCCC"/>
+          <w:sz w:val="21"/>
+          <w:szCs w:val="21"/>
+          <w:lang w:val="en-US"/>
+        </w:rPr>
+        <w:t xml:space="preserve">, </w:t>
+      </w:r>
+      <w:r>
+        <w:rPr>
+          <w:rFonts w:ascii="Consolas" w:hAnsi="Consolas"/>
+          <w:color w:val="9CDCFE"/>
+          <w:sz w:val="21"/>
+          <w:szCs w:val="21"/>
+          <w:lang w:val="en-US"/>
+        </w:rPr>
+        <w:t>j</w:t>
+      </w:r>
+      <w:r>
+        <w:rPr>
+          <w:rFonts w:ascii="Consolas" w:hAnsi="Consolas"/>
+          <w:color w:val="CCCCCC"/>
+          <w:sz w:val="21"/>
+          <w:szCs w:val="21"/>
+          <w:lang w:val="en-US"/>
+        </w:rPr>
+        <w:t>[</w:t>
       </w:r>
       <w:proofErr w:type="spellStart"/>
       <w:r>
         <w:rPr>
           <w:rFonts w:ascii="Consolas" w:hAnsi="Consolas"/>
-          <w:color w:val="DCDCAA"/>
-          <w:sz w:val="21"/>
-          <w:szCs w:val="21"/>
-          <w:lang w:val="en-US"/>
-        </w:rPr>
-        <w:t>findLower</w:t>
+          <w:color w:val="9CDCFE"/>
+          <w:sz w:val="21"/>
+          <w:szCs w:val="21"/>
+          <w:lang w:val="en-US"/>
+        </w:rPr>
+        <w:t>i</w:t>
       </w:r>
       <w:proofErr w:type="spellEnd"/>
       <w:r>
@@ -6794,7 +8459,7 @@
           <w:szCs w:val="21"/>
           <w:lang w:val="en-US"/>
         </w:rPr>
-        <w:t>(</w:t>
+        <w:t xml:space="preserve">], </w:t>
       </w:r>
       <w:r>
         <w:rPr>
@@ -6804,57 +8469,39 @@
           <w:szCs w:val="21"/>
           <w:lang w:val="en-US"/>
         </w:rPr>
-        <w:t>x</w:t>
-      </w:r>
-      <w:r>
-        <w:rPr>
-          <w:rFonts w:ascii="Consolas" w:hAnsi="Consolas"/>
-          <w:color w:val="CCCCCC"/>
-          <w:sz w:val="21"/>
-          <w:szCs w:val="21"/>
-          <w:lang w:val="en-US"/>
-        </w:rPr>
-        <w:t xml:space="preserve">) </w:t>
-      </w:r>
-      <w:r>
-        <w:rPr>
-          <w:rFonts w:ascii="Consolas" w:hAnsi="Consolas"/>
-          <w:color w:val="D4D4D4"/>
-          <w:sz w:val="21"/>
-          <w:szCs w:val="21"/>
-          <w:lang w:val="en-US"/>
-        </w:rPr>
-        <w:t>+</w:t>
-      </w:r>
-      <w:r>
-        <w:rPr>
-          <w:rFonts w:ascii="Consolas" w:hAnsi="Consolas"/>
-          <w:color w:val="CCCCCC"/>
-          <w:sz w:val="21"/>
-          <w:szCs w:val="21"/>
-          <w:lang w:val="en-US"/>
-        </w:rPr>
-        <w:t xml:space="preserve"> </w:t>
-      </w:r>
-      <w:r>
-        <w:rPr>
-          <w:rFonts w:ascii="Consolas" w:hAnsi="Consolas"/>
-          <w:color w:val="B5CEA8"/>
-          <w:sz w:val="21"/>
-          <w:szCs w:val="21"/>
-          <w:lang w:val="en-US"/>
-        </w:rPr>
-        <w:t>2</w:t>
-      </w:r>
-      <w:r>
-        <w:rPr>
-          <w:rFonts w:ascii="Consolas" w:hAnsi="Consolas"/>
-          <w:color w:val="CCCCCC"/>
-          <w:sz w:val="21"/>
-          <w:szCs w:val="21"/>
-          <w:lang w:val="en-US"/>
-        </w:rPr>
-        <w:t>);</w:t>
+        <w:t>rounded</w:t>
+      </w:r>
+      <w:r>
+        <w:rPr>
+          <w:rFonts w:ascii="Consolas" w:hAnsi="Consolas"/>
+          <w:color w:val="CCCCCC"/>
+          <w:sz w:val="21"/>
+          <w:szCs w:val="21"/>
+          <w:lang w:val="en-US"/>
+        </w:rPr>
+        <w:t>[</w:t>
+      </w:r>
+      <w:proofErr w:type="spellStart"/>
+      <w:r>
+        <w:rPr>
+          <w:rFonts w:ascii="Consolas" w:hAnsi="Consolas"/>
+          <w:color w:val="9CDCFE"/>
+          <w:sz w:val="21"/>
+          <w:szCs w:val="21"/>
+          <w:lang w:val="en-US"/>
+        </w:rPr>
+        <w:t>i</w:t>
+      </w:r>
+      <w:proofErr w:type="spellEnd"/>
+      <w:r>
+        <w:rPr>
+          <w:rFonts w:ascii="Consolas" w:hAnsi="Consolas"/>
+          <w:color w:val="CCCCCC"/>
+          <w:sz w:val="21"/>
+          <w:szCs w:val="21"/>
+          <w:lang w:val="en-US"/>
+        </w:rPr>
+        <w:t>]);</w:t>
       </w:r>
     </w:p>
     <w:p>
@@ -6877,7 +8524,193 @@
           <w:szCs w:val="21"/>
           <w:lang w:val="en-US"/>
         </w:rPr>
-        <w:t>}</w:t>
+        <w:t xml:space="preserve">        </w:t>
+      </w:r>
+      <w:proofErr w:type="gramStart"/>
+      <w:r>
+        <w:rPr>
+          <w:rFonts w:ascii="Consolas" w:hAnsi="Consolas"/>
+          <w:color w:val="9CDCFE"/>
+          <w:sz w:val="21"/>
+          <w:szCs w:val="21"/>
+          <w:lang w:val="en-US"/>
+        </w:rPr>
+        <w:t>j</w:t>
+      </w:r>
+      <w:r>
+        <w:rPr>
+          <w:rFonts w:ascii="Consolas" w:hAnsi="Consolas"/>
+          <w:color w:val="CCCCCC"/>
+          <w:sz w:val="21"/>
+          <w:szCs w:val="21"/>
+          <w:lang w:val="en-US"/>
+        </w:rPr>
+        <w:t>[</w:t>
+      </w:r>
+      <w:proofErr w:type="spellStart"/>
+      <w:proofErr w:type="gramEnd"/>
+      <w:r>
+        <w:rPr>
+          <w:rFonts w:ascii="Consolas" w:hAnsi="Consolas"/>
+          <w:color w:val="9CDCFE"/>
+          <w:sz w:val="21"/>
+          <w:szCs w:val="21"/>
+          <w:lang w:val="en-US"/>
+        </w:rPr>
+        <w:t>i</w:t>
+      </w:r>
+      <w:proofErr w:type="spellEnd"/>
+      <w:r>
+        <w:rPr>
+          <w:rFonts w:ascii="Consolas" w:hAnsi="Consolas"/>
+          <w:color w:val="CCCCCC"/>
+          <w:sz w:val="21"/>
+          <w:szCs w:val="21"/>
+          <w:lang w:val="en-US"/>
+        </w:rPr>
+        <w:t xml:space="preserve"> </w:t>
+      </w:r>
+      <w:r>
+        <w:rPr>
+          <w:rFonts w:ascii="Consolas" w:hAnsi="Consolas"/>
+          <w:color w:val="D4D4D4"/>
+          <w:sz w:val="21"/>
+          <w:szCs w:val="21"/>
+          <w:lang w:val="en-US"/>
+        </w:rPr>
+        <w:t>+</w:t>
+      </w:r>
+      <w:r>
+        <w:rPr>
+          <w:rFonts w:ascii="Consolas" w:hAnsi="Consolas"/>
+          <w:color w:val="CCCCCC"/>
+          <w:sz w:val="21"/>
+          <w:szCs w:val="21"/>
+          <w:lang w:val="en-US"/>
+        </w:rPr>
+        <w:t xml:space="preserve"> </w:t>
+      </w:r>
+      <w:r>
+        <w:rPr>
+          <w:rFonts w:ascii="Consolas" w:hAnsi="Consolas"/>
+          <w:color w:val="B5CEA8"/>
+          <w:sz w:val="21"/>
+          <w:szCs w:val="21"/>
+          <w:lang w:val="en-US"/>
+        </w:rPr>
+        <w:t>1</w:t>
+      </w:r>
+      <w:r>
+        <w:rPr>
+          <w:rFonts w:ascii="Consolas" w:hAnsi="Consolas"/>
+          <w:color w:val="CCCCCC"/>
+          <w:sz w:val="21"/>
+          <w:szCs w:val="21"/>
+          <w:lang w:val="en-US"/>
+        </w:rPr>
+        <w:t xml:space="preserve">] </w:t>
+      </w:r>
+      <w:r>
+        <w:rPr>
+          <w:rFonts w:ascii="Consolas" w:hAnsi="Consolas"/>
+          <w:color w:val="D4D4D4"/>
+          <w:sz w:val="21"/>
+          <w:szCs w:val="21"/>
+          <w:lang w:val="en-US"/>
+        </w:rPr>
+        <w:t>=</w:t>
+      </w:r>
+      <w:r>
+        <w:rPr>
+          <w:rFonts w:ascii="Consolas" w:hAnsi="Consolas"/>
+          <w:color w:val="CCCCCC"/>
+          <w:sz w:val="21"/>
+          <w:szCs w:val="21"/>
+          <w:lang w:val="en-US"/>
+        </w:rPr>
+        <w:t xml:space="preserve"> </w:t>
+      </w:r>
+      <w:r>
+        <w:rPr>
+          <w:rFonts w:ascii="Consolas" w:hAnsi="Consolas"/>
+          <w:color w:val="9CDCFE"/>
+          <w:sz w:val="21"/>
+          <w:szCs w:val="21"/>
+          <w:lang w:val="en-US"/>
+        </w:rPr>
+        <w:t>j</w:t>
+      </w:r>
+      <w:r>
+        <w:rPr>
+          <w:rFonts w:ascii="Consolas" w:hAnsi="Consolas"/>
+          <w:color w:val="CCCCCC"/>
+          <w:sz w:val="21"/>
+          <w:szCs w:val="21"/>
+          <w:lang w:val="en-US"/>
+        </w:rPr>
+        <w:t>[</w:t>
+      </w:r>
+      <w:proofErr w:type="spellStart"/>
+      <w:r>
+        <w:rPr>
+          <w:rFonts w:ascii="Consolas" w:hAnsi="Consolas"/>
+          <w:color w:val="9CDCFE"/>
+          <w:sz w:val="21"/>
+          <w:szCs w:val="21"/>
+          <w:lang w:val="en-US"/>
+        </w:rPr>
+        <w:t>i</w:t>
+      </w:r>
+      <w:proofErr w:type="spellEnd"/>
+      <w:r>
+        <w:rPr>
+          <w:rFonts w:ascii="Consolas" w:hAnsi="Consolas"/>
+          <w:color w:val="CCCCCC"/>
+          <w:sz w:val="21"/>
+          <w:szCs w:val="21"/>
+          <w:lang w:val="en-US"/>
+        </w:rPr>
+        <w:t xml:space="preserve">] </w:t>
+      </w:r>
+      <w:r>
+        <w:rPr>
+          <w:rFonts w:ascii="Consolas" w:hAnsi="Consolas"/>
+          <w:color w:val="D4D4D4"/>
+          <w:sz w:val="21"/>
+          <w:szCs w:val="21"/>
+          <w:lang w:val="en-US"/>
+        </w:rPr>
+        <w:t>+</w:t>
+      </w:r>
+      <w:r>
+        <w:rPr>
+          <w:rFonts w:ascii="Consolas" w:hAnsi="Consolas"/>
+          <w:color w:val="CCCCCC"/>
+          <w:sz w:val="21"/>
+          <w:szCs w:val="21"/>
+          <w:lang w:val="en-US"/>
+        </w:rPr>
+        <w:t xml:space="preserve"> </w:t>
+      </w:r>
+      <w:r>
+        <w:rPr>
+          <w:rFonts w:ascii="Consolas" w:hAnsi="Consolas"/>
+          <w:color w:val="569CD6"/>
+          <w:sz w:val="21"/>
+          <w:szCs w:val="21"/>
+          <w:lang w:val="en-US"/>
+        </w:rPr>
+        <w:t>H</w:t>
+      </w:r>
+      <w:r>
+        <w:rPr>
+          <w:rFonts w:ascii="Consolas" w:hAnsi="Consolas"/>
+          <w:color w:val="CCCCCC"/>
+          <w:sz w:val="21"/>
+          <w:szCs w:val="21"/>
+          <w:lang w:val="en-US"/>
+        </w:rPr>
+        <w:t>;</w:t>
       </w:r>
     </w:p>
     <w:p>
@@ -6892,6 +8725,16 @@
           <w:lang w:val="en-US"/>
         </w:rPr>
       </w:pPr>
+      <w:r>
+        <w:rPr>
+          <w:rFonts w:ascii="Consolas" w:hAnsi="Consolas"/>
+          <w:color w:val="CCCCCC"/>
+          <w:sz w:val="21"/>
+          <w:szCs w:val="21"/>
+          <w:lang w:val="en-US"/>
+        </w:rPr>
+        <w:t>    }</w:t>
+      </w:r>
     </w:p>
     <w:p>
       <w:pPr>
@@ -6905,49 +8748,89 @@
           <w:lang w:val="en-US"/>
         </w:rPr>
       </w:pPr>
+      <w:r>
+        <w:rPr>
+          <w:rFonts w:ascii="Consolas" w:hAnsi="Consolas"/>
+          <w:color w:val="CCCCCC"/>
+          <w:sz w:val="21"/>
+          <w:szCs w:val="21"/>
+          <w:lang w:val="en-US"/>
+        </w:rPr>
+        <w:t xml:space="preserve">    </w:t>
+      </w:r>
       <w:proofErr w:type="spellStart"/>
       <w:proofErr w:type="gramStart"/>
       <w:r>
         <w:rPr>
           <w:rFonts w:ascii="Consolas" w:hAnsi="Consolas"/>
-          <w:color w:val="569CD6"/>
-          <w:sz w:val="21"/>
-          <w:szCs w:val="21"/>
-          <w:lang w:val="en-US"/>
-        </w:rPr>
-        <w:t>int</w:t>
+          <w:color w:val="DCDCAA"/>
+          <w:sz w:val="21"/>
+          <w:szCs w:val="21"/>
+          <w:lang w:val="en-US"/>
+        </w:rPr>
+        <w:t>printf</w:t>
       </w:r>
       <w:proofErr w:type="spellEnd"/>
+      <w:r>
+        <w:rPr>
+          <w:rFonts w:ascii="Consolas" w:hAnsi="Consolas"/>
+          <w:color w:val="CCCCCC"/>
+          <w:sz w:val="21"/>
+          <w:szCs w:val="21"/>
+          <w:lang w:val="en-US"/>
+        </w:rPr>
+        <w:t>(</w:t>
+      </w:r>
       <w:proofErr w:type="gramEnd"/>
       <w:r>
         <w:rPr>
           <w:rFonts w:ascii="Consolas" w:hAnsi="Consolas"/>
-          <w:color w:val="CCCCCC"/>
-          <w:sz w:val="21"/>
-          <w:szCs w:val="21"/>
-          <w:lang w:val="en-US"/>
-        </w:rPr>
-        <w:t xml:space="preserve"> </w:t>
-      </w:r>
-      <w:r>
-        <w:rPr>
-          <w:rFonts w:ascii="Consolas" w:hAnsi="Consolas"/>
-          <w:color w:val="DCDCAA"/>
-          <w:sz w:val="21"/>
-          <w:szCs w:val="21"/>
-          <w:lang w:val="en-US"/>
-        </w:rPr>
-        <w:t>main</w:t>
-      </w:r>
-      <w:r>
-        <w:rPr>
-          <w:rFonts w:ascii="Consolas" w:hAnsi="Consolas"/>
-          <w:color w:val="CCCCCC"/>
-          <w:sz w:val="21"/>
-          <w:szCs w:val="21"/>
-          <w:lang w:val="en-US"/>
-        </w:rPr>
-        <w:t xml:space="preserve"> () {</w:t>
+          <w:color w:val="CE9178"/>
+          <w:sz w:val="21"/>
+          <w:szCs w:val="21"/>
+          <w:lang w:val="en-US"/>
+        </w:rPr>
+        <w:t>"----------------------</w:t>
+      </w:r>
+      <w:r>
+        <w:rPr>
+          <w:rFonts w:ascii="Consolas" w:hAnsi="Consolas"/>
+          <w:color w:val="D7BA7D"/>
+          <w:sz w:val="21"/>
+          <w:szCs w:val="21"/>
+          <w:lang w:val="en-US"/>
+        </w:rPr>
+        <w:t>\</w:t>
+      </w:r>
+      <w:r>
+        <w:rPr>
+          <w:rFonts w:ascii="Consolas" w:hAnsi="Consolas"/>
+          <w:color w:val="D7BA7D"/>
+          <w:sz w:val="21"/>
+          <w:szCs w:val="21"/>
+          <w:lang w:val="en-US"/>
+        </w:rPr>
+        <w:t>n</w:t>
+      </w:r>
+      <w:r>
+        <w:rPr>
+          <w:rFonts w:ascii="Consolas" w:hAnsi="Consolas"/>
+          <w:color w:val="CE9178"/>
+          <w:sz w:val="21"/>
+          <w:szCs w:val="21"/>
+          <w:lang w:val="en-US"/>
+        </w:rPr>
+        <w:t>"</w:t>
+      </w:r>
+      <w:r>
+        <w:rPr>
+          <w:rFonts w:ascii="Consolas" w:hAnsi="Consolas"/>
+          <w:color w:val="CCCCCC"/>
+          <w:sz w:val="21"/>
+          <w:szCs w:val="21"/>
+          <w:lang w:val="en-US"/>
+        </w:rPr>
+        <w:t>);</w:t>
       </w:r>
     </w:p>
     <w:p>
@@ -6969,1723 +8852,37 @@
           <w:szCs w:val="21"/>
           <w:lang w:val="en-US"/>
         </w:rPr>
-        <w:t xml:space="preserve">    </w:t>
-      </w:r>
-      <w:proofErr w:type="spellStart"/>
-      <w:r>
-        <w:rPr>
-          <w:rFonts w:ascii="Consolas" w:hAnsi="Consolas"/>
-          <w:color w:val="DCDCAA"/>
-          <w:sz w:val="21"/>
-          <w:szCs w:val="21"/>
-        </w:rPr>
-        <w:t>printf</w:t>
-      </w:r>
-      <w:proofErr w:type="spellEnd"/>
-      <w:r>
-        <w:rPr>
-          <w:rFonts w:ascii="Consolas" w:hAnsi="Consolas"/>
-          <w:color w:val="CCCCCC"/>
-          <w:sz w:val="21"/>
-          <w:szCs w:val="21"/>
-        </w:rPr>
-        <w:t>(</w:t>
-      </w:r>
-      <w:r>
-        <w:rPr>
-          <w:rFonts w:ascii="Consolas" w:hAnsi="Consolas"/>
-          <w:color w:val="CE9178"/>
-          <w:sz w:val="21"/>
-          <w:szCs w:val="21"/>
-        </w:rPr>
-        <w:t>"----------------------</w:t>
-      </w:r>
-      <w:r>
-        <w:rPr>
-          <w:rFonts w:ascii="Consolas" w:hAnsi="Consolas"/>
-          <w:color w:val="D7BA7D"/>
-          <w:sz w:val="21"/>
-          <w:szCs w:val="21"/>
-        </w:rPr>
-        <w:t>\n</w:t>
-      </w:r>
-      <w:r>
-        <w:rPr>
-          <w:rFonts w:ascii="Consolas" w:hAnsi="Consolas"/>
-          <w:color w:val="CE9178"/>
-          <w:sz w:val="21"/>
-          <w:szCs w:val="21"/>
-        </w:rPr>
-        <w:t>"</w:t>
-      </w:r>
-      <w:r>
-        <w:rPr>
-          <w:rFonts w:ascii="Consolas" w:hAnsi="Consolas"/>
-          <w:color w:val="CCCCCC"/>
-          <w:sz w:val="21"/>
-          <w:szCs w:val="21"/>
-        </w:rPr>
-        <w:t>);</w:t>
-      </w:r>
-    </w:p>
-    <w:p>
-      <w:pPr>
-        <w:shd w:val="clear" w:color="auto" w:fill="1F1F1F"/>
-        <w:spacing w:after="0" w:line="285" w:lineRule="atLeast"/>
-        <w:rPr>
-          <w:rFonts w:ascii="Consolas" w:hAnsi="Consolas"/>
-          <w:color w:val="CCCCCC"/>
-          <w:sz w:val="21"/>
-          <w:szCs w:val="21"/>
-        </w:rPr>
-      </w:pPr>
-      <w:r>
-        <w:rPr>
-          <w:rFonts w:ascii="Consolas" w:hAnsi="Consolas"/>
-          <w:color w:val="CCCCCC"/>
-          <w:sz w:val="21"/>
-          <w:szCs w:val="21"/>
-        </w:rPr>
-        <w:t xml:space="preserve">    </w:t>
-      </w:r>
-      <w:proofErr w:type="spellStart"/>
-      <w:proofErr w:type="gramStart"/>
-      <w:r>
-        <w:rPr>
-          <w:rFonts w:ascii="Consolas" w:hAnsi="Consolas"/>
-          <w:color w:val="DCDCAA"/>
-          <w:sz w:val="21"/>
-          <w:szCs w:val="21"/>
-        </w:rPr>
-        <w:t>printf</w:t>
-      </w:r>
-      <w:proofErr w:type="spellEnd"/>
-      <w:r>
-        <w:rPr>
-          <w:rFonts w:ascii="Consolas" w:hAnsi="Consolas"/>
-          <w:color w:val="CCCCCC"/>
-          <w:sz w:val="21"/>
-          <w:szCs w:val="21"/>
-        </w:rPr>
-        <w:t>(</w:t>
-      </w:r>
-      <w:proofErr w:type="gramEnd"/>
-      <w:r>
-        <w:rPr>
-          <w:rFonts w:ascii="Consolas" w:hAnsi="Consolas"/>
-          <w:color w:val="CE9178"/>
-          <w:sz w:val="21"/>
-          <w:szCs w:val="21"/>
-        </w:rPr>
-        <w:t xml:space="preserve">"Значения функции с шагом h = </w:t>
-      </w:r>
-      <w:r>
-        <w:rPr>
-          <w:rFonts w:ascii="Consolas" w:hAnsi="Consolas"/>
-          <w:color w:val="9CDCFE"/>
-          <w:sz w:val="21"/>
-          <w:szCs w:val="21"/>
-        </w:rPr>
-        <w:t>%f</w:t>
-      </w:r>
-      <w:r>
-        <w:rPr>
-          <w:rFonts w:ascii="Consolas" w:hAnsi="Consolas"/>
-          <w:color w:val="CE9178"/>
-          <w:sz w:val="21"/>
-          <w:szCs w:val="21"/>
-        </w:rPr>
-        <w:t xml:space="preserve"> на интервале [</w:t>
-      </w:r>
-      <w:r>
-        <w:rPr>
-          <w:rFonts w:ascii="Consolas" w:hAnsi="Consolas"/>
-          <w:color w:val="9CDCFE"/>
-          <w:sz w:val="21"/>
-          <w:szCs w:val="21"/>
-        </w:rPr>
-        <w:t>%f</w:t>
-      </w:r>
-      <w:r>
-        <w:rPr>
-          <w:rFonts w:ascii="Consolas" w:hAnsi="Consolas"/>
-          <w:color w:val="CE9178"/>
-          <w:sz w:val="21"/>
-          <w:szCs w:val="21"/>
-        </w:rPr>
-        <w:t xml:space="preserve">, </w:t>
-      </w:r>
-      <w:r>
-        <w:rPr>
-          <w:rFonts w:ascii="Consolas" w:hAnsi="Consolas"/>
-          <w:color w:val="9CDCFE"/>
-          <w:sz w:val="21"/>
-          <w:szCs w:val="21"/>
-        </w:rPr>
-        <w:t>%.4f</w:t>
-      </w:r>
-      <w:r>
-        <w:rPr>
-          <w:rFonts w:ascii="Consolas" w:hAnsi="Consolas"/>
-          <w:color w:val="CE9178"/>
-          <w:sz w:val="21"/>
-          <w:szCs w:val="21"/>
-        </w:rPr>
-        <w:t>]</w:t>
-      </w:r>
-      <w:r>
-        <w:rPr>
-          <w:rFonts w:ascii="Consolas" w:hAnsi="Consolas"/>
-          <w:color w:val="D7BA7D"/>
-          <w:sz w:val="21"/>
-          <w:szCs w:val="21"/>
-        </w:rPr>
-        <w:t>\n</w:t>
-      </w:r>
-      <w:r>
-        <w:rPr>
-          <w:rFonts w:ascii="Consolas" w:hAnsi="Consolas"/>
-          <w:color w:val="CE9178"/>
-          <w:sz w:val="21"/>
-          <w:szCs w:val="21"/>
-        </w:rPr>
-        <w:t>"</w:t>
-      </w:r>
-      <w:r>
-        <w:rPr>
-          <w:rFonts w:ascii="Consolas" w:hAnsi="Consolas"/>
-          <w:color w:val="CCCCCC"/>
-          <w:sz w:val="21"/>
-          <w:szCs w:val="21"/>
-        </w:rPr>
-        <w:t xml:space="preserve">, </w:t>
-      </w:r>
-      <w:r>
-        <w:rPr>
-          <w:rFonts w:ascii="Consolas" w:hAnsi="Consolas"/>
-          <w:color w:val="569CD6"/>
-          <w:sz w:val="21"/>
-          <w:szCs w:val="21"/>
-        </w:rPr>
-        <w:t>H</w:t>
-      </w:r>
-      <w:r>
-        <w:rPr>
-          <w:rFonts w:ascii="Consolas" w:hAnsi="Consolas"/>
-          <w:color w:val="CCCCCC"/>
-          <w:sz w:val="21"/>
-          <w:szCs w:val="21"/>
-        </w:rPr>
-        <w:t xml:space="preserve">, </w:t>
-      </w:r>
-      <w:r>
-        <w:rPr>
-          <w:rFonts w:ascii="Consolas" w:hAnsi="Consolas"/>
-          <w:color w:val="569CD6"/>
-          <w:sz w:val="21"/>
-          <w:szCs w:val="21"/>
-        </w:rPr>
-        <w:t>C</w:t>
-      </w:r>
-      <w:r>
-        <w:rPr>
-          <w:rFonts w:ascii="Consolas" w:hAnsi="Consolas"/>
-          <w:color w:val="CCCCCC"/>
-          <w:sz w:val="21"/>
-          <w:szCs w:val="21"/>
+        <w:t> </w:t>
+      </w:r>
+      <w:r>
+        <w:rPr>
+          <w:rFonts w:ascii="Consolas" w:hAnsi="Consolas"/>
+          <w:color w:val="CCCCCC"/>
+          <w:sz w:val="21"/>
+          <w:szCs w:val="21"/>
+          <w:lang w:val="en-US"/>
         </w:rPr>
         <w:t xml:space="preserve"> </w:t>
       </w:r>
       <w:r>
         <w:rPr>
           <w:rFonts w:ascii="Consolas" w:hAnsi="Consolas"/>
-          <w:color w:val="D4D4D4"/>
-          <w:sz w:val="21"/>
-          <w:szCs w:val="21"/>
-        </w:rPr>
-        <w:t>-</w:t>
-      </w:r>
-      <w:r>
-        <w:rPr>
-          <w:rFonts w:ascii="Consolas" w:hAnsi="Consolas"/>
-          <w:color w:val="CCCCCC"/>
-          <w:sz w:val="21"/>
-          <w:szCs w:val="21"/>
+          <w:color w:val="CCCCCC"/>
+          <w:sz w:val="21"/>
+          <w:szCs w:val="21"/>
+          <w:lang w:val="en-US"/>
+        </w:rPr>
+        <w:t> </w:t>
+      </w:r>
+      <w:r>
+        <w:rPr>
+          <w:rFonts w:ascii="Consolas" w:hAnsi="Consolas"/>
+          <w:color w:val="CCCCCC"/>
+          <w:sz w:val="21"/>
+          <w:szCs w:val="21"/>
+          <w:lang w:val="en-US"/>
         </w:rPr>
         <w:t xml:space="preserve"> </w:t>
-      </w:r>
-      <w:r>
-        <w:rPr>
-          <w:rFonts w:ascii="Consolas" w:hAnsi="Consolas"/>
-          <w:color w:val="569CD6"/>
-          <w:sz w:val="21"/>
-          <w:szCs w:val="21"/>
-        </w:rPr>
-        <w:t>H</w:t>
-      </w:r>
-      <w:r>
-        <w:rPr>
-          <w:rFonts w:ascii="Consolas" w:hAnsi="Consolas"/>
-          <w:color w:val="CCCCCC"/>
-          <w:sz w:val="21"/>
-          <w:szCs w:val="21"/>
-        </w:rPr>
-        <w:t xml:space="preserve">, </w:t>
-      </w:r>
-      <w:r>
-        <w:rPr>
-          <w:rFonts w:ascii="Consolas" w:hAnsi="Consolas"/>
-          <w:color w:val="569CD6"/>
-          <w:sz w:val="21"/>
-          <w:szCs w:val="21"/>
-        </w:rPr>
-        <w:t>C</w:t>
-      </w:r>
-      <w:r>
-        <w:rPr>
-          <w:rFonts w:ascii="Consolas" w:hAnsi="Consolas"/>
-          <w:color w:val="CCCCCC"/>
-          <w:sz w:val="21"/>
-          <w:szCs w:val="21"/>
-        </w:rPr>
-        <w:t xml:space="preserve"> </w:t>
-      </w:r>
-      <w:r>
-        <w:rPr>
-          <w:rFonts w:ascii="Consolas" w:hAnsi="Consolas"/>
-          <w:color w:val="D4D4D4"/>
-          <w:sz w:val="21"/>
-          <w:szCs w:val="21"/>
-        </w:rPr>
-        <w:t>+</w:t>
-      </w:r>
-      <w:r>
-        <w:rPr>
-          <w:rFonts w:ascii="Consolas" w:hAnsi="Consolas"/>
-          <w:color w:val="CCCCCC"/>
-          <w:sz w:val="21"/>
-          <w:szCs w:val="21"/>
-        </w:rPr>
-        <w:t xml:space="preserve"> </w:t>
-      </w:r>
-      <w:r>
-        <w:rPr>
-          <w:rFonts w:ascii="Consolas" w:hAnsi="Consolas"/>
-          <w:color w:val="B5CEA8"/>
-          <w:sz w:val="21"/>
-          <w:szCs w:val="21"/>
-        </w:rPr>
-        <w:t>15</w:t>
-      </w:r>
-      <w:r>
-        <w:rPr>
-          <w:rFonts w:ascii="Consolas" w:hAnsi="Consolas"/>
-          <w:color w:val="CCCCCC"/>
-          <w:sz w:val="21"/>
-          <w:szCs w:val="21"/>
-        </w:rPr>
-        <w:t xml:space="preserve"> </w:t>
-      </w:r>
-      <w:r>
-        <w:rPr>
-          <w:rFonts w:ascii="Consolas" w:hAnsi="Consolas"/>
-          <w:color w:val="D4D4D4"/>
-          <w:sz w:val="21"/>
-          <w:szCs w:val="21"/>
-        </w:rPr>
-        <w:t>*</w:t>
-      </w:r>
-      <w:r>
-        <w:rPr>
-          <w:rFonts w:ascii="Consolas" w:hAnsi="Consolas"/>
-          <w:color w:val="CCCCCC"/>
-          <w:sz w:val="21"/>
-          <w:szCs w:val="21"/>
-        </w:rPr>
-        <w:t xml:space="preserve"> </w:t>
-      </w:r>
-      <w:r>
-        <w:rPr>
-          <w:rFonts w:ascii="Consolas" w:hAnsi="Consolas"/>
-          <w:color w:val="569CD6"/>
-          <w:sz w:val="21"/>
-          <w:szCs w:val="21"/>
-        </w:rPr>
-        <w:t>H</w:t>
-      </w:r>
-      <w:r>
-        <w:rPr>
-          <w:rFonts w:ascii="Consolas" w:hAnsi="Consolas"/>
-          <w:color w:val="CCCCCC"/>
-          <w:sz w:val="21"/>
-          <w:szCs w:val="21"/>
-        </w:rPr>
-        <w:t>);</w:t>
-      </w:r>
-    </w:p>
-    <w:p>
-      <w:pPr>
-        <w:shd w:val="clear" w:color="auto" w:fill="1F1F1F"/>
-        <w:spacing w:after="0" w:line="285" w:lineRule="atLeast"/>
-        <w:rPr>
-          <w:rFonts w:ascii="Consolas" w:hAnsi="Consolas"/>
-          <w:color w:val="CCCCCC"/>
-          <w:sz w:val="21"/>
-          <w:szCs w:val="21"/>
-          <w:lang w:val="en-US"/>
-        </w:rPr>
-      </w:pPr>
-      <w:r>
-        <w:rPr>
-          <w:rFonts w:ascii="Consolas" w:hAnsi="Consolas"/>
-          <w:color w:val="CCCCCC"/>
-          <w:sz w:val="21"/>
-          <w:szCs w:val="21"/>
-        </w:rPr>
-        <w:t xml:space="preserve">    </w:t>
-      </w:r>
-      <w:proofErr w:type="spellStart"/>
-      <w:proofErr w:type="gramStart"/>
-      <w:r>
-        <w:rPr>
-          <w:rFonts w:ascii="Consolas" w:hAnsi="Consolas"/>
-          <w:color w:val="DCDCAA"/>
-          <w:sz w:val="21"/>
-          <w:szCs w:val="21"/>
-          <w:lang w:val="en-US"/>
-        </w:rPr>
-        <w:t>printf</w:t>
-      </w:r>
-      <w:proofErr w:type="spellEnd"/>
-      <w:r>
-        <w:rPr>
-          <w:rFonts w:ascii="Consolas" w:hAnsi="Consolas"/>
-          <w:color w:val="CCCCCC"/>
-          <w:sz w:val="21"/>
-          <w:szCs w:val="21"/>
-          <w:lang w:val="en-US"/>
-        </w:rPr>
-        <w:t>(</w:t>
-      </w:r>
-      <w:proofErr w:type="gramEnd"/>
-      <w:r>
-        <w:rPr>
-          <w:rFonts w:ascii="Consolas" w:hAnsi="Consolas"/>
-          <w:color w:val="CE9178"/>
-          <w:sz w:val="21"/>
-          <w:szCs w:val="21"/>
-          <w:lang w:val="en-US"/>
-        </w:rPr>
-        <w:t>"----------------------</w:t>
-      </w:r>
-      <w:r>
-        <w:rPr>
-          <w:rFonts w:ascii="Consolas" w:hAnsi="Consolas"/>
-          <w:color w:val="D7BA7D"/>
-          <w:sz w:val="21"/>
-          <w:szCs w:val="21"/>
-          <w:lang w:val="en-US"/>
-        </w:rPr>
-        <w:t>\n</w:t>
-      </w:r>
-      <w:r>
-        <w:rPr>
-          <w:rFonts w:ascii="Consolas" w:hAnsi="Consolas"/>
-          <w:color w:val="CE9178"/>
-          <w:sz w:val="21"/>
-          <w:szCs w:val="21"/>
-          <w:lang w:val="en-US"/>
-        </w:rPr>
-        <w:t>"</w:t>
-      </w:r>
-      <w:r>
-        <w:rPr>
-          <w:rFonts w:ascii="Consolas" w:hAnsi="Consolas"/>
-          <w:color w:val="CCCCCC"/>
-          <w:sz w:val="21"/>
-          <w:szCs w:val="21"/>
-          <w:lang w:val="en-US"/>
-        </w:rPr>
-        <w:t>);</w:t>
-      </w:r>
-    </w:p>
-    <w:p>
-      <w:pPr>
-        <w:shd w:val="clear" w:color="auto" w:fill="1F1F1F"/>
-        <w:spacing w:after="0" w:line="285" w:lineRule="atLeast"/>
-        <w:rPr>
-          <w:rFonts w:ascii="Consolas" w:hAnsi="Consolas"/>
-          <w:color w:val="CCCCCC"/>
-          <w:sz w:val="21"/>
-          <w:szCs w:val="21"/>
-          <w:lang w:val="en-US"/>
-        </w:rPr>
-      </w:pPr>
-      <w:r>
-        <w:rPr>
-          <w:rFonts w:ascii="Consolas" w:hAnsi="Consolas"/>
-          <w:color w:val="CCCCCC"/>
-          <w:sz w:val="21"/>
-          <w:szCs w:val="21"/>
-          <w:lang w:val="en-US"/>
-        </w:rPr>
-        <w:t xml:space="preserve">    </w:t>
-      </w:r>
-      <w:proofErr w:type="spellStart"/>
-      <w:proofErr w:type="gramStart"/>
-      <w:r>
-        <w:rPr>
-          <w:rFonts w:ascii="Consolas" w:hAnsi="Consolas"/>
-          <w:color w:val="DCDCAA"/>
-          <w:sz w:val="21"/>
-          <w:szCs w:val="21"/>
-          <w:lang w:val="en-US"/>
-        </w:rPr>
-        <w:t>printf</w:t>
-      </w:r>
-      <w:proofErr w:type="spellEnd"/>
-      <w:r>
-        <w:rPr>
-          <w:rFonts w:ascii="Consolas" w:hAnsi="Consolas"/>
-          <w:color w:val="CCCCCC"/>
-          <w:sz w:val="21"/>
-          <w:szCs w:val="21"/>
-          <w:lang w:val="en-US"/>
-        </w:rPr>
-        <w:t>(</w:t>
-      </w:r>
-      <w:proofErr w:type="gramEnd"/>
-      <w:r>
-        <w:rPr>
-          <w:rFonts w:ascii="Consolas" w:hAnsi="Consolas"/>
-          <w:color w:val="CE9178"/>
-          <w:sz w:val="21"/>
-          <w:szCs w:val="21"/>
-          <w:lang w:val="en-US"/>
-        </w:rPr>
-        <w:t xml:space="preserve">"| </w:t>
-      </w:r>
-      <w:proofErr w:type="spellStart"/>
-      <w:r>
-        <w:rPr>
-          <w:rFonts w:ascii="Consolas" w:hAnsi="Consolas"/>
-          <w:color w:val="CE9178"/>
-          <w:sz w:val="21"/>
-          <w:szCs w:val="21"/>
-        </w:rPr>
-        <w:t>Знач</w:t>
-      </w:r>
-      <w:proofErr w:type="spellEnd"/>
-      <w:r>
-        <w:rPr>
-          <w:rFonts w:ascii="Consolas" w:hAnsi="Consolas"/>
-          <w:color w:val="CE9178"/>
-          <w:sz w:val="21"/>
-          <w:szCs w:val="21"/>
-          <w:lang w:val="en-US"/>
-        </w:rPr>
-        <w:t xml:space="preserve"> x  |   F(x)   |</w:t>
-      </w:r>
-      <w:r>
-        <w:rPr>
-          <w:rFonts w:ascii="Consolas" w:hAnsi="Consolas"/>
-          <w:color w:val="D7BA7D"/>
-          <w:sz w:val="21"/>
-          <w:szCs w:val="21"/>
-          <w:lang w:val="en-US"/>
-        </w:rPr>
-        <w:t>\n</w:t>
-      </w:r>
-      <w:r>
-        <w:rPr>
-          <w:rFonts w:ascii="Consolas" w:hAnsi="Consolas"/>
-          <w:color w:val="CE9178"/>
-          <w:sz w:val="21"/>
-          <w:szCs w:val="21"/>
-          <w:lang w:val="en-US"/>
-        </w:rPr>
-        <w:t>"</w:t>
-      </w:r>
-      <w:r>
-        <w:rPr>
-          <w:rFonts w:ascii="Consolas" w:hAnsi="Consolas"/>
-          <w:color w:val="CCCCCC"/>
-          <w:sz w:val="21"/>
-          <w:szCs w:val="21"/>
-          <w:lang w:val="en-US"/>
-        </w:rPr>
-        <w:t>);</w:t>
-      </w:r>
-    </w:p>
-    <w:p>
-      <w:pPr>
-        <w:shd w:val="clear" w:color="auto" w:fill="1F1F1F"/>
-        <w:spacing w:after="0" w:line="285" w:lineRule="atLeast"/>
-        <w:rPr>
-          <w:rFonts w:ascii="Consolas" w:hAnsi="Consolas"/>
-          <w:color w:val="CCCCCC"/>
-          <w:sz w:val="21"/>
-          <w:szCs w:val="21"/>
-          <w:lang w:val="en-US"/>
-        </w:rPr>
-      </w:pPr>
-      <w:r>
-        <w:rPr>
-          <w:rFonts w:ascii="Consolas" w:hAnsi="Consolas"/>
-          <w:color w:val="CCCCCC"/>
-          <w:sz w:val="21"/>
-          <w:szCs w:val="21"/>
-          <w:lang w:val="en-US"/>
-        </w:rPr>
-        <w:t xml:space="preserve">    </w:t>
-      </w:r>
-      <w:proofErr w:type="gramStart"/>
-      <w:r>
-        <w:rPr>
-          <w:rFonts w:ascii="Consolas" w:hAnsi="Consolas"/>
-          <w:color w:val="9CDCFE"/>
-          <w:sz w:val="21"/>
-          <w:szCs w:val="21"/>
-          <w:lang w:val="en-US"/>
-        </w:rPr>
-        <w:t>j</w:t>
-      </w:r>
-      <w:r>
-        <w:rPr>
-          <w:rFonts w:ascii="Consolas" w:hAnsi="Consolas"/>
-          <w:color w:val="CCCCCC"/>
-          <w:sz w:val="21"/>
-          <w:szCs w:val="21"/>
-          <w:lang w:val="en-US"/>
-        </w:rPr>
-        <w:t>[</w:t>
-      </w:r>
-      <w:proofErr w:type="gramEnd"/>
-      <w:r>
-        <w:rPr>
-          <w:rFonts w:ascii="Consolas" w:hAnsi="Consolas"/>
-          <w:color w:val="B5CEA8"/>
-          <w:sz w:val="21"/>
-          <w:szCs w:val="21"/>
-          <w:lang w:val="en-US"/>
-        </w:rPr>
-        <w:t>0</w:t>
-      </w:r>
-      <w:r>
-        <w:rPr>
-          <w:rFonts w:ascii="Consolas" w:hAnsi="Consolas"/>
-          <w:color w:val="CCCCCC"/>
-          <w:sz w:val="21"/>
-          <w:szCs w:val="21"/>
-          <w:lang w:val="en-US"/>
-        </w:rPr>
-        <w:t xml:space="preserve">] </w:t>
-      </w:r>
-      <w:r>
-        <w:rPr>
-          <w:rFonts w:ascii="Consolas" w:hAnsi="Consolas"/>
-          <w:color w:val="D4D4D4"/>
-          <w:sz w:val="21"/>
-          <w:szCs w:val="21"/>
-          <w:lang w:val="en-US"/>
-        </w:rPr>
-        <w:t>=</w:t>
-      </w:r>
-      <w:r>
-        <w:rPr>
-          <w:rFonts w:ascii="Consolas" w:hAnsi="Consolas"/>
-          <w:color w:val="CCCCCC"/>
-          <w:sz w:val="21"/>
-          <w:szCs w:val="21"/>
-          <w:lang w:val="en-US"/>
-        </w:rPr>
-        <w:t xml:space="preserve"> </w:t>
-      </w:r>
-      <w:r>
-        <w:rPr>
-          <w:rFonts w:ascii="Consolas" w:hAnsi="Consolas"/>
-          <w:color w:val="569CD6"/>
-          <w:sz w:val="21"/>
-          <w:szCs w:val="21"/>
-          <w:lang w:val="en-US"/>
-        </w:rPr>
-        <w:t>C</w:t>
-      </w:r>
-      <w:r>
-        <w:rPr>
-          <w:rFonts w:ascii="Consolas" w:hAnsi="Consolas"/>
-          <w:color w:val="CCCCCC"/>
-          <w:sz w:val="21"/>
-          <w:szCs w:val="21"/>
-          <w:lang w:val="en-US"/>
-        </w:rPr>
-        <w:t xml:space="preserve"> </w:t>
-      </w:r>
-      <w:r>
-        <w:rPr>
-          <w:rFonts w:ascii="Consolas" w:hAnsi="Consolas"/>
-          <w:color w:val="D4D4D4"/>
-          <w:sz w:val="21"/>
-          <w:szCs w:val="21"/>
-          <w:lang w:val="en-US"/>
-        </w:rPr>
-        <w:t>-</w:t>
-      </w:r>
-      <w:r>
-        <w:rPr>
-          <w:rFonts w:ascii="Consolas" w:hAnsi="Consolas"/>
-          <w:color w:val="CCCCCC"/>
-          <w:sz w:val="21"/>
-          <w:szCs w:val="21"/>
-          <w:lang w:val="en-US"/>
-        </w:rPr>
-        <w:t xml:space="preserve"> </w:t>
-      </w:r>
-      <w:r>
-        <w:rPr>
-          <w:rFonts w:ascii="Consolas" w:hAnsi="Consolas"/>
-          <w:color w:val="569CD6"/>
-          <w:sz w:val="21"/>
-          <w:szCs w:val="21"/>
-          <w:lang w:val="en-US"/>
-        </w:rPr>
-        <w:t>H</w:t>
-      </w:r>
-      <w:r>
-        <w:rPr>
-          <w:rFonts w:ascii="Consolas" w:hAnsi="Consolas"/>
-          <w:color w:val="CCCCCC"/>
-          <w:sz w:val="21"/>
-          <w:szCs w:val="21"/>
-          <w:lang w:val="en-US"/>
-        </w:rPr>
-        <w:t>;</w:t>
-      </w:r>
-    </w:p>
-    <w:p>
-      <w:pPr>
-        <w:shd w:val="clear" w:color="auto" w:fill="1F1F1F"/>
-        <w:spacing w:after="0" w:line="285" w:lineRule="atLeast"/>
-        <w:rPr>
-          <w:rFonts w:ascii="Consolas" w:hAnsi="Consolas"/>
-          <w:color w:val="CCCCCC"/>
-          <w:sz w:val="21"/>
-          <w:szCs w:val="21"/>
-          <w:lang w:val="en-US"/>
-        </w:rPr>
-      </w:pPr>
-      <w:r>
-        <w:rPr>
-          <w:rFonts w:ascii="Consolas" w:hAnsi="Consolas"/>
-          <w:color w:val="CCCCCC"/>
-          <w:sz w:val="21"/>
-          <w:szCs w:val="21"/>
-          <w:lang w:val="en-US"/>
-        </w:rPr>
-        <w:t xml:space="preserve">    </w:t>
-      </w:r>
-      <w:proofErr w:type="gramStart"/>
-      <w:r>
-        <w:rPr>
-          <w:rFonts w:ascii="Consolas" w:hAnsi="Consolas"/>
-          <w:color w:val="C586C0"/>
-          <w:sz w:val="21"/>
-          <w:szCs w:val="21"/>
-          <w:lang w:val="en-US"/>
-        </w:rPr>
-        <w:t>for</w:t>
-      </w:r>
-      <w:proofErr w:type="gramEnd"/>
-      <w:r>
-        <w:rPr>
-          <w:rFonts w:ascii="Consolas" w:hAnsi="Consolas"/>
-          <w:color w:val="CCCCCC"/>
-          <w:sz w:val="21"/>
-          <w:szCs w:val="21"/>
-          <w:lang w:val="en-US"/>
-        </w:rPr>
-        <w:t xml:space="preserve"> (</w:t>
-      </w:r>
-      <w:proofErr w:type="spellStart"/>
-      <w:r>
-        <w:rPr>
-          <w:rFonts w:ascii="Consolas" w:hAnsi="Consolas"/>
-          <w:color w:val="569CD6"/>
-          <w:sz w:val="21"/>
-          <w:szCs w:val="21"/>
-          <w:lang w:val="en-US"/>
-        </w:rPr>
-        <w:t>int</w:t>
-      </w:r>
-      <w:proofErr w:type="spellEnd"/>
-      <w:r>
-        <w:rPr>
-          <w:rFonts w:ascii="Consolas" w:hAnsi="Consolas"/>
-          <w:color w:val="CCCCCC"/>
-          <w:sz w:val="21"/>
-          <w:szCs w:val="21"/>
-          <w:lang w:val="en-US"/>
-        </w:rPr>
-        <w:t xml:space="preserve"> </w:t>
-      </w:r>
-      <w:proofErr w:type="spellStart"/>
-      <w:r>
-        <w:rPr>
-          <w:rFonts w:ascii="Consolas" w:hAnsi="Consolas"/>
-          <w:color w:val="9CDCFE"/>
-          <w:sz w:val="21"/>
-          <w:szCs w:val="21"/>
-          <w:lang w:val="en-US"/>
-        </w:rPr>
-        <w:t>i</w:t>
-      </w:r>
-      <w:proofErr w:type="spellEnd"/>
-      <w:r>
-        <w:rPr>
-          <w:rFonts w:ascii="Consolas" w:hAnsi="Consolas"/>
-          <w:color w:val="CCCCCC"/>
-          <w:sz w:val="21"/>
-          <w:szCs w:val="21"/>
-          <w:lang w:val="en-US"/>
-        </w:rPr>
-        <w:t xml:space="preserve"> </w:t>
-      </w:r>
-      <w:r>
-        <w:rPr>
-          <w:rFonts w:ascii="Consolas" w:hAnsi="Consolas"/>
-          <w:color w:val="D4D4D4"/>
-          <w:sz w:val="21"/>
-          <w:szCs w:val="21"/>
-          <w:lang w:val="en-US"/>
-        </w:rPr>
-        <w:t>=</w:t>
-      </w:r>
-      <w:r>
-        <w:rPr>
-          <w:rFonts w:ascii="Consolas" w:hAnsi="Consolas"/>
-          <w:color w:val="CCCCCC"/>
-          <w:sz w:val="21"/>
-          <w:szCs w:val="21"/>
-          <w:lang w:val="en-US"/>
-        </w:rPr>
-        <w:t xml:space="preserve"> </w:t>
-      </w:r>
-      <w:r>
-        <w:rPr>
-          <w:rFonts w:ascii="Consolas" w:hAnsi="Consolas"/>
-          <w:color w:val="B5CEA8"/>
-          <w:sz w:val="21"/>
-          <w:szCs w:val="21"/>
-          <w:lang w:val="en-US"/>
-        </w:rPr>
-        <w:t>0</w:t>
-      </w:r>
-      <w:r>
-        <w:rPr>
-          <w:rFonts w:ascii="Consolas" w:hAnsi="Consolas"/>
-          <w:color w:val="CCCCCC"/>
-          <w:sz w:val="21"/>
-          <w:szCs w:val="21"/>
-          <w:lang w:val="en-US"/>
-        </w:rPr>
-        <w:t xml:space="preserve">; </w:t>
-      </w:r>
-      <w:proofErr w:type="spellStart"/>
-      <w:r>
-        <w:rPr>
-          <w:rFonts w:ascii="Consolas" w:hAnsi="Consolas"/>
-          <w:color w:val="9CDCFE"/>
-          <w:sz w:val="21"/>
-          <w:szCs w:val="21"/>
-          <w:lang w:val="en-US"/>
-        </w:rPr>
-        <w:t>i</w:t>
-      </w:r>
-      <w:proofErr w:type="spellEnd"/>
-      <w:r>
-        <w:rPr>
-          <w:rFonts w:ascii="Consolas" w:hAnsi="Consolas"/>
-          <w:color w:val="CCCCCC"/>
-          <w:sz w:val="21"/>
-          <w:szCs w:val="21"/>
-          <w:lang w:val="en-US"/>
-        </w:rPr>
-        <w:t xml:space="preserve"> </w:t>
-      </w:r>
-      <w:r>
-        <w:rPr>
-          <w:rFonts w:ascii="Consolas" w:hAnsi="Consolas"/>
-          <w:color w:val="D4D4D4"/>
-          <w:sz w:val="21"/>
-          <w:szCs w:val="21"/>
-          <w:lang w:val="en-US"/>
-        </w:rPr>
-        <w:t>&lt;</w:t>
-      </w:r>
-      <w:r>
-        <w:rPr>
-          <w:rFonts w:ascii="Consolas" w:hAnsi="Consolas"/>
-          <w:color w:val="CCCCCC"/>
-          <w:sz w:val="21"/>
-          <w:szCs w:val="21"/>
-          <w:lang w:val="en-US"/>
-        </w:rPr>
-        <w:t xml:space="preserve"> </w:t>
-      </w:r>
-      <w:r>
-        <w:rPr>
-          <w:rFonts w:ascii="Consolas" w:hAnsi="Consolas"/>
-          <w:color w:val="B5CEA8"/>
-          <w:sz w:val="21"/>
-          <w:szCs w:val="21"/>
-          <w:lang w:val="en-US"/>
-        </w:rPr>
-        <w:t>19</w:t>
-      </w:r>
-      <w:r>
-        <w:rPr>
-          <w:rFonts w:ascii="Consolas" w:hAnsi="Consolas"/>
-          <w:color w:val="CCCCCC"/>
-          <w:sz w:val="21"/>
-          <w:szCs w:val="21"/>
-          <w:lang w:val="en-US"/>
-        </w:rPr>
-        <w:t xml:space="preserve">; </w:t>
-      </w:r>
-      <w:proofErr w:type="spellStart"/>
-      <w:r>
-        <w:rPr>
-          <w:rFonts w:ascii="Consolas" w:hAnsi="Consolas"/>
-          <w:color w:val="9CDCFE"/>
-          <w:sz w:val="21"/>
-          <w:szCs w:val="21"/>
-          <w:lang w:val="en-US"/>
-        </w:rPr>
-        <w:t>i</w:t>
-      </w:r>
-      <w:proofErr w:type="spellEnd"/>
-      <w:r>
-        <w:rPr>
-          <w:rFonts w:ascii="Consolas" w:hAnsi="Consolas"/>
-          <w:color w:val="D4D4D4"/>
-          <w:sz w:val="21"/>
-          <w:szCs w:val="21"/>
-          <w:lang w:val="en-US"/>
-        </w:rPr>
-        <w:t>++</w:t>
-      </w:r>
-      <w:r>
-        <w:rPr>
-          <w:rFonts w:ascii="Consolas" w:hAnsi="Consolas"/>
-          <w:color w:val="CCCCCC"/>
-          <w:sz w:val="21"/>
-          <w:szCs w:val="21"/>
-          <w:lang w:val="en-US"/>
-        </w:rPr>
-        <w:t>) {</w:t>
-      </w:r>
-    </w:p>
-    <w:p>
-      <w:pPr>
-        <w:shd w:val="clear" w:color="auto" w:fill="1F1F1F"/>
-        <w:spacing w:after="0" w:line="285" w:lineRule="atLeast"/>
-        <w:rPr>
-          <w:rFonts w:ascii="Consolas" w:hAnsi="Consolas"/>
-          <w:color w:val="CCCCCC"/>
-          <w:sz w:val="21"/>
-          <w:szCs w:val="21"/>
-          <w:lang w:val="en-US"/>
-        </w:rPr>
-      </w:pPr>
-      <w:r>
-        <w:rPr>
-          <w:rFonts w:ascii="Consolas" w:hAnsi="Consolas"/>
-          <w:color w:val="CCCCCC"/>
-          <w:sz w:val="21"/>
-          <w:szCs w:val="21"/>
-          <w:lang w:val="en-US"/>
-        </w:rPr>
-        <w:t xml:space="preserve">        </w:t>
-      </w:r>
-      <w:proofErr w:type="gramStart"/>
-      <w:r>
-        <w:rPr>
-          <w:rFonts w:ascii="Consolas" w:hAnsi="Consolas"/>
-          <w:color w:val="9CDCFE"/>
-          <w:sz w:val="21"/>
-          <w:szCs w:val="21"/>
-          <w:lang w:val="en-US"/>
-        </w:rPr>
-        <w:t>rounded</w:t>
-      </w:r>
-      <w:r>
-        <w:rPr>
-          <w:rFonts w:ascii="Consolas" w:hAnsi="Consolas"/>
-          <w:color w:val="CCCCCC"/>
-          <w:sz w:val="21"/>
-          <w:szCs w:val="21"/>
-          <w:lang w:val="en-US"/>
-        </w:rPr>
-        <w:t>[</w:t>
-      </w:r>
-      <w:proofErr w:type="spellStart"/>
-      <w:proofErr w:type="gramEnd"/>
-      <w:r>
-        <w:rPr>
-          <w:rFonts w:ascii="Consolas" w:hAnsi="Consolas"/>
-          <w:color w:val="9CDCFE"/>
-          <w:sz w:val="21"/>
-          <w:szCs w:val="21"/>
-          <w:lang w:val="en-US"/>
-        </w:rPr>
-        <w:t>i</w:t>
-      </w:r>
-      <w:proofErr w:type="spellEnd"/>
-      <w:r>
-        <w:rPr>
-          <w:rFonts w:ascii="Consolas" w:hAnsi="Consolas"/>
-          <w:color w:val="CCCCCC"/>
-          <w:sz w:val="21"/>
-          <w:szCs w:val="21"/>
-          <w:lang w:val="en-US"/>
-        </w:rPr>
-        <w:t xml:space="preserve">] </w:t>
-      </w:r>
-      <w:r>
-        <w:rPr>
-          <w:rFonts w:ascii="Consolas" w:hAnsi="Consolas"/>
-          <w:color w:val="D4D4D4"/>
-          <w:sz w:val="21"/>
-          <w:szCs w:val="21"/>
-          <w:lang w:val="en-US"/>
-        </w:rPr>
-        <w:t>=</w:t>
-      </w:r>
-      <w:r>
-        <w:rPr>
-          <w:rFonts w:ascii="Consolas" w:hAnsi="Consolas"/>
-          <w:color w:val="CCCCCC"/>
-          <w:sz w:val="21"/>
-          <w:szCs w:val="21"/>
-          <w:lang w:val="en-US"/>
-        </w:rPr>
-        <w:t xml:space="preserve"> </w:t>
-      </w:r>
-      <w:r>
-        <w:rPr>
-          <w:rFonts w:ascii="Consolas" w:hAnsi="Consolas"/>
-          <w:color w:val="DCDCAA"/>
-          <w:sz w:val="21"/>
-          <w:szCs w:val="21"/>
-          <w:lang w:val="en-US"/>
-        </w:rPr>
-        <w:t>round</w:t>
-      </w:r>
-      <w:r>
-        <w:rPr>
-          <w:rFonts w:ascii="Consolas" w:hAnsi="Consolas"/>
-          <w:color w:val="CCCCCC"/>
-          <w:sz w:val="21"/>
-          <w:szCs w:val="21"/>
-          <w:lang w:val="en-US"/>
-        </w:rPr>
-        <w:t>(</w:t>
-      </w:r>
-      <w:proofErr w:type="spellStart"/>
-      <w:r>
-        <w:rPr>
-          <w:rFonts w:ascii="Consolas" w:hAnsi="Consolas"/>
-          <w:color w:val="DCDCAA"/>
-          <w:sz w:val="21"/>
-          <w:szCs w:val="21"/>
-          <w:lang w:val="en-US"/>
-        </w:rPr>
-        <w:t>func</w:t>
-      </w:r>
-      <w:proofErr w:type="spellEnd"/>
-      <w:r>
-        <w:rPr>
-          <w:rFonts w:ascii="Consolas" w:hAnsi="Consolas"/>
-          <w:color w:val="CCCCCC"/>
-          <w:sz w:val="21"/>
-          <w:szCs w:val="21"/>
-          <w:lang w:val="en-US"/>
-        </w:rPr>
-        <w:t>(</w:t>
-      </w:r>
-      <w:r>
-        <w:rPr>
-          <w:rFonts w:ascii="Consolas" w:hAnsi="Consolas"/>
-          <w:color w:val="9CDCFE"/>
-          <w:sz w:val="21"/>
-          <w:szCs w:val="21"/>
-          <w:lang w:val="en-US"/>
-        </w:rPr>
-        <w:t>j</w:t>
-      </w:r>
-      <w:r>
-        <w:rPr>
-          <w:rFonts w:ascii="Consolas" w:hAnsi="Consolas"/>
-          <w:color w:val="CCCCCC"/>
-          <w:sz w:val="21"/>
-          <w:szCs w:val="21"/>
-          <w:lang w:val="en-US"/>
-        </w:rPr>
-        <w:t>[</w:t>
-      </w:r>
-      <w:proofErr w:type="spellStart"/>
-      <w:r>
-        <w:rPr>
-          <w:rFonts w:ascii="Consolas" w:hAnsi="Consolas"/>
-          <w:color w:val="9CDCFE"/>
-          <w:sz w:val="21"/>
-          <w:szCs w:val="21"/>
-          <w:lang w:val="en-US"/>
-        </w:rPr>
-        <w:t>i</w:t>
-      </w:r>
-      <w:proofErr w:type="spellEnd"/>
-      <w:r>
-        <w:rPr>
-          <w:rFonts w:ascii="Consolas" w:hAnsi="Consolas"/>
-          <w:color w:val="CCCCCC"/>
-          <w:sz w:val="21"/>
-          <w:szCs w:val="21"/>
-          <w:lang w:val="en-US"/>
-        </w:rPr>
-        <w:t xml:space="preserve">]) </w:t>
-      </w:r>
-      <w:r>
-        <w:rPr>
-          <w:rFonts w:ascii="Consolas" w:hAnsi="Consolas"/>
-          <w:color w:val="D4D4D4"/>
-          <w:sz w:val="21"/>
-          <w:szCs w:val="21"/>
-          <w:lang w:val="en-US"/>
-        </w:rPr>
-        <w:t>*</w:t>
-      </w:r>
-      <w:r>
-        <w:rPr>
-          <w:rFonts w:ascii="Consolas" w:hAnsi="Consolas"/>
-          <w:color w:val="CCCCCC"/>
-          <w:sz w:val="21"/>
-          <w:szCs w:val="21"/>
-          <w:lang w:val="en-US"/>
-        </w:rPr>
-        <w:t xml:space="preserve"> </w:t>
-      </w:r>
-      <w:r>
-        <w:rPr>
-          <w:rFonts w:ascii="Consolas" w:hAnsi="Consolas"/>
-          <w:color w:val="B5CEA8"/>
-          <w:sz w:val="21"/>
-          <w:szCs w:val="21"/>
-          <w:lang w:val="en-US"/>
-        </w:rPr>
-        <w:t>10000</w:t>
-      </w:r>
-      <w:r>
-        <w:rPr>
-          <w:rFonts w:ascii="Consolas" w:hAnsi="Consolas"/>
-          <w:color w:val="CCCCCC"/>
-          <w:sz w:val="21"/>
-          <w:szCs w:val="21"/>
-          <w:lang w:val="en-US"/>
-        </w:rPr>
-        <w:t xml:space="preserve">) </w:t>
-      </w:r>
-      <w:r>
-        <w:rPr>
-          <w:rFonts w:ascii="Consolas" w:hAnsi="Consolas"/>
-          <w:color w:val="D4D4D4"/>
-          <w:sz w:val="21"/>
-          <w:szCs w:val="21"/>
-          <w:lang w:val="en-US"/>
-        </w:rPr>
-        <w:t>/</w:t>
-      </w:r>
-      <w:r>
-        <w:rPr>
-          <w:rFonts w:ascii="Consolas" w:hAnsi="Consolas"/>
-          <w:color w:val="CCCCCC"/>
-          <w:sz w:val="21"/>
-          <w:szCs w:val="21"/>
-          <w:lang w:val="en-US"/>
-        </w:rPr>
-        <w:t xml:space="preserve"> </w:t>
-      </w:r>
-      <w:r>
-        <w:rPr>
-          <w:rFonts w:ascii="Consolas" w:hAnsi="Consolas"/>
-          <w:color w:val="B5CEA8"/>
-          <w:sz w:val="21"/>
-          <w:szCs w:val="21"/>
-          <w:lang w:val="en-US"/>
-        </w:rPr>
-        <w:t>10000.0</w:t>
-      </w:r>
-      <w:r>
-        <w:rPr>
-          <w:rFonts w:ascii="Consolas" w:hAnsi="Consolas"/>
-          <w:color w:val="CCCCCC"/>
-          <w:sz w:val="21"/>
-          <w:szCs w:val="21"/>
-          <w:lang w:val="en-US"/>
-        </w:rPr>
-        <w:t>;</w:t>
-      </w:r>
-    </w:p>
-    <w:p>
-      <w:pPr>
-        <w:shd w:val="clear" w:color="auto" w:fill="1F1F1F"/>
-        <w:spacing w:after="0" w:line="285" w:lineRule="atLeast"/>
-        <w:rPr>
-          <w:rFonts w:ascii="Consolas" w:hAnsi="Consolas"/>
-          <w:color w:val="CCCCCC"/>
-          <w:sz w:val="21"/>
-          <w:szCs w:val="21"/>
-          <w:lang w:val="en-US"/>
-        </w:rPr>
-      </w:pPr>
-      <w:r>
-        <w:rPr>
-          <w:rFonts w:ascii="Consolas" w:hAnsi="Consolas"/>
-          <w:color w:val="CCCCCC"/>
-          <w:sz w:val="21"/>
-          <w:szCs w:val="21"/>
-          <w:lang w:val="en-US"/>
-        </w:rPr>
-        <w:t xml:space="preserve">        </w:t>
-      </w:r>
-      <w:proofErr w:type="spellStart"/>
-      <w:proofErr w:type="gramStart"/>
-      <w:r>
-        <w:rPr>
-          <w:rFonts w:ascii="Consolas" w:hAnsi="Consolas"/>
-          <w:color w:val="DCDCAA"/>
-          <w:sz w:val="21"/>
-          <w:szCs w:val="21"/>
-          <w:lang w:val="en-US"/>
-        </w:rPr>
-        <w:t>printf</w:t>
-      </w:r>
-      <w:proofErr w:type="spellEnd"/>
-      <w:r>
-        <w:rPr>
-          <w:rFonts w:ascii="Consolas" w:hAnsi="Consolas"/>
-          <w:color w:val="CCCCCC"/>
-          <w:sz w:val="21"/>
-          <w:szCs w:val="21"/>
-          <w:lang w:val="en-US"/>
-        </w:rPr>
-        <w:t>(</w:t>
-      </w:r>
-      <w:proofErr w:type="gramEnd"/>
-      <w:r>
-        <w:rPr>
-          <w:rFonts w:ascii="Consolas" w:hAnsi="Consolas"/>
-          <w:color w:val="CE9178"/>
-          <w:sz w:val="21"/>
-          <w:szCs w:val="21"/>
-          <w:lang w:val="en-US"/>
-        </w:rPr>
-        <w:t xml:space="preserve">"| </w:t>
-      </w:r>
-      <w:r>
-        <w:rPr>
-          <w:rFonts w:ascii="Consolas" w:hAnsi="Consolas"/>
-          <w:color w:val="9CDCFE"/>
-          <w:sz w:val="21"/>
-          <w:szCs w:val="21"/>
-          <w:lang w:val="en-US"/>
-        </w:rPr>
-        <w:t>%7.4f</w:t>
-      </w:r>
-      <w:r>
-        <w:rPr>
-          <w:rFonts w:ascii="Consolas" w:hAnsi="Consolas"/>
-          <w:color w:val="CE9178"/>
-          <w:sz w:val="21"/>
-          <w:szCs w:val="21"/>
-          <w:lang w:val="en-US"/>
-        </w:rPr>
-        <w:t xml:space="preserve"> | </w:t>
-      </w:r>
-      <w:r>
-        <w:rPr>
-          <w:rFonts w:ascii="Consolas" w:hAnsi="Consolas"/>
-          <w:color w:val="9CDCFE"/>
-          <w:sz w:val="21"/>
-          <w:szCs w:val="21"/>
-          <w:lang w:val="en-US"/>
-        </w:rPr>
-        <w:t>%8.4f</w:t>
-      </w:r>
-      <w:r>
-        <w:rPr>
-          <w:rFonts w:ascii="Consolas" w:hAnsi="Consolas"/>
-          <w:color w:val="CE9178"/>
-          <w:sz w:val="21"/>
-          <w:szCs w:val="21"/>
-          <w:lang w:val="en-US"/>
-        </w:rPr>
-        <w:t xml:space="preserve"> | </w:t>
-      </w:r>
-      <w:r>
-        <w:rPr>
-          <w:rFonts w:ascii="Consolas" w:hAnsi="Consolas"/>
-          <w:color w:val="D7BA7D"/>
-          <w:sz w:val="21"/>
-          <w:szCs w:val="21"/>
-          <w:lang w:val="en-US"/>
-        </w:rPr>
-        <w:t>\n</w:t>
-      </w:r>
-      <w:r>
-        <w:rPr>
-          <w:rFonts w:ascii="Consolas" w:hAnsi="Consolas"/>
-          <w:color w:val="CE9178"/>
-          <w:sz w:val="21"/>
-          <w:szCs w:val="21"/>
-          <w:lang w:val="en-US"/>
-        </w:rPr>
-        <w:t>"</w:t>
-      </w:r>
-      <w:r>
-        <w:rPr>
-          <w:rFonts w:ascii="Consolas" w:hAnsi="Consolas"/>
-          <w:color w:val="CCCCCC"/>
-          <w:sz w:val="21"/>
-          <w:szCs w:val="21"/>
-          <w:lang w:val="en-US"/>
-        </w:rPr>
-        <w:t xml:space="preserve">, </w:t>
-      </w:r>
-      <w:r>
-        <w:rPr>
-          <w:rFonts w:ascii="Consolas" w:hAnsi="Consolas"/>
-          <w:color w:val="9CDCFE"/>
-          <w:sz w:val="21"/>
-          <w:szCs w:val="21"/>
-          <w:lang w:val="en-US"/>
-        </w:rPr>
-        <w:t>j</w:t>
-      </w:r>
-      <w:r>
-        <w:rPr>
-          <w:rFonts w:ascii="Consolas" w:hAnsi="Consolas"/>
-          <w:color w:val="CCCCCC"/>
-          <w:sz w:val="21"/>
-          <w:szCs w:val="21"/>
-          <w:lang w:val="en-US"/>
-        </w:rPr>
-        <w:t>[</w:t>
-      </w:r>
-      <w:proofErr w:type="spellStart"/>
-      <w:r>
-        <w:rPr>
-          <w:rFonts w:ascii="Consolas" w:hAnsi="Consolas"/>
-          <w:color w:val="9CDCFE"/>
-          <w:sz w:val="21"/>
-          <w:szCs w:val="21"/>
-          <w:lang w:val="en-US"/>
-        </w:rPr>
-        <w:t>i</w:t>
-      </w:r>
-      <w:proofErr w:type="spellEnd"/>
-      <w:r>
-        <w:rPr>
-          <w:rFonts w:ascii="Consolas" w:hAnsi="Consolas"/>
-          <w:color w:val="CCCCCC"/>
-          <w:sz w:val="21"/>
-          <w:szCs w:val="21"/>
-          <w:lang w:val="en-US"/>
-        </w:rPr>
-        <w:t xml:space="preserve">], </w:t>
-      </w:r>
-      <w:r>
-        <w:rPr>
-          <w:rFonts w:ascii="Consolas" w:hAnsi="Consolas"/>
-          <w:color w:val="9CDCFE"/>
-          <w:sz w:val="21"/>
-          <w:szCs w:val="21"/>
-          <w:lang w:val="en-US"/>
-        </w:rPr>
-        <w:t>rounded</w:t>
-      </w:r>
-      <w:r>
-        <w:rPr>
-          <w:rFonts w:ascii="Consolas" w:hAnsi="Consolas"/>
-          <w:color w:val="CCCCCC"/>
-          <w:sz w:val="21"/>
-          <w:szCs w:val="21"/>
-          <w:lang w:val="en-US"/>
-        </w:rPr>
-        <w:t>[</w:t>
-      </w:r>
-      <w:proofErr w:type="spellStart"/>
-      <w:r>
-        <w:rPr>
-          <w:rFonts w:ascii="Consolas" w:hAnsi="Consolas"/>
-          <w:color w:val="9CDCFE"/>
-          <w:sz w:val="21"/>
-          <w:szCs w:val="21"/>
-          <w:lang w:val="en-US"/>
-        </w:rPr>
-        <w:t>i</w:t>
-      </w:r>
-      <w:proofErr w:type="spellEnd"/>
-      <w:r>
-        <w:rPr>
-          <w:rFonts w:ascii="Consolas" w:hAnsi="Consolas"/>
-          <w:color w:val="CCCCCC"/>
-          <w:sz w:val="21"/>
-          <w:szCs w:val="21"/>
-          <w:lang w:val="en-US"/>
-        </w:rPr>
-        <w:t>]);</w:t>
-      </w:r>
-    </w:p>
-    <w:p>
-      <w:pPr>
-        <w:shd w:val="clear" w:color="auto" w:fill="1F1F1F"/>
-        <w:spacing w:after="0" w:line="285" w:lineRule="atLeast"/>
-        <w:rPr>
-          <w:rFonts w:ascii="Consolas" w:hAnsi="Consolas"/>
-          <w:color w:val="CCCCCC"/>
-          <w:sz w:val="21"/>
-          <w:szCs w:val="21"/>
-          <w:lang w:val="en-US"/>
-        </w:rPr>
-      </w:pPr>
-      <w:r>
-        <w:rPr>
-          <w:rFonts w:ascii="Consolas" w:hAnsi="Consolas"/>
-          <w:color w:val="CCCCCC"/>
-          <w:sz w:val="21"/>
-          <w:szCs w:val="21"/>
-          <w:lang w:val="en-US"/>
-        </w:rPr>
-        <w:t xml:space="preserve">        </w:t>
-      </w:r>
-      <w:proofErr w:type="gramStart"/>
-      <w:r>
-        <w:rPr>
-          <w:rFonts w:ascii="Consolas" w:hAnsi="Consolas"/>
-          <w:color w:val="9CDCFE"/>
-          <w:sz w:val="21"/>
-          <w:szCs w:val="21"/>
-          <w:lang w:val="en-US"/>
-        </w:rPr>
-        <w:t>j</w:t>
-      </w:r>
-      <w:r>
-        <w:rPr>
-          <w:rFonts w:ascii="Consolas" w:hAnsi="Consolas"/>
-          <w:color w:val="CCCCCC"/>
-          <w:sz w:val="21"/>
-          <w:szCs w:val="21"/>
-          <w:lang w:val="en-US"/>
-        </w:rPr>
-        <w:t>[</w:t>
-      </w:r>
-      <w:proofErr w:type="spellStart"/>
-      <w:proofErr w:type="gramEnd"/>
-      <w:r>
-        <w:rPr>
-          <w:rFonts w:ascii="Consolas" w:hAnsi="Consolas"/>
-          <w:color w:val="9CDCFE"/>
-          <w:sz w:val="21"/>
-          <w:szCs w:val="21"/>
-          <w:lang w:val="en-US"/>
-        </w:rPr>
-        <w:t>i</w:t>
-      </w:r>
-      <w:proofErr w:type="spellEnd"/>
-      <w:r>
-        <w:rPr>
-          <w:rFonts w:ascii="Consolas" w:hAnsi="Consolas"/>
-          <w:color w:val="CCCCCC"/>
-          <w:sz w:val="21"/>
-          <w:szCs w:val="21"/>
-          <w:lang w:val="en-US"/>
-        </w:rPr>
-        <w:t xml:space="preserve"> </w:t>
-      </w:r>
-      <w:r>
-        <w:rPr>
-          <w:rFonts w:ascii="Consolas" w:hAnsi="Consolas"/>
-          <w:color w:val="D4D4D4"/>
-          <w:sz w:val="21"/>
-          <w:szCs w:val="21"/>
-          <w:lang w:val="en-US"/>
-        </w:rPr>
-        <w:t>+</w:t>
-      </w:r>
-      <w:r>
-        <w:rPr>
-          <w:rFonts w:ascii="Consolas" w:hAnsi="Consolas"/>
-          <w:color w:val="CCCCCC"/>
-          <w:sz w:val="21"/>
-          <w:szCs w:val="21"/>
-          <w:lang w:val="en-US"/>
-        </w:rPr>
-        <w:t xml:space="preserve"> </w:t>
-      </w:r>
-      <w:r>
-        <w:rPr>
-          <w:rFonts w:ascii="Consolas" w:hAnsi="Consolas"/>
-          <w:color w:val="B5CEA8"/>
-          <w:sz w:val="21"/>
-          <w:szCs w:val="21"/>
-          <w:lang w:val="en-US"/>
-        </w:rPr>
-        <w:t>1</w:t>
-      </w:r>
-      <w:r>
-        <w:rPr>
-          <w:rFonts w:ascii="Consolas" w:hAnsi="Consolas"/>
-          <w:color w:val="CCCCCC"/>
-          <w:sz w:val="21"/>
-          <w:szCs w:val="21"/>
-          <w:lang w:val="en-US"/>
-        </w:rPr>
-        <w:t xml:space="preserve">] </w:t>
-      </w:r>
-      <w:r>
-        <w:rPr>
-          <w:rFonts w:ascii="Consolas" w:hAnsi="Consolas"/>
-          <w:color w:val="D4D4D4"/>
-          <w:sz w:val="21"/>
-          <w:szCs w:val="21"/>
-          <w:lang w:val="en-US"/>
-        </w:rPr>
-        <w:t>=</w:t>
-      </w:r>
-      <w:r>
-        <w:rPr>
-          <w:rFonts w:ascii="Consolas" w:hAnsi="Consolas"/>
-          <w:color w:val="CCCCCC"/>
-          <w:sz w:val="21"/>
-          <w:szCs w:val="21"/>
-          <w:lang w:val="en-US"/>
-        </w:rPr>
-        <w:t xml:space="preserve"> </w:t>
-      </w:r>
-      <w:r>
-        <w:rPr>
-          <w:rFonts w:ascii="Consolas" w:hAnsi="Consolas"/>
-          <w:color w:val="9CDCFE"/>
-          <w:sz w:val="21"/>
-          <w:szCs w:val="21"/>
-          <w:lang w:val="en-US"/>
-        </w:rPr>
-        <w:t>j</w:t>
-      </w:r>
-      <w:r>
-        <w:rPr>
-          <w:rFonts w:ascii="Consolas" w:hAnsi="Consolas"/>
-          <w:color w:val="CCCCCC"/>
-          <w:sz w:val="21"/>
-          <w:szCs w:val="21"/>
-          <w:lang w:val="en-US"/>
-        </w:rPr>
-        <w:t>[</w:t>
-      </w:r>
-      <w:proofErr w:type="spellStart"/>
-      <w:r>
-        <w:rPr>
-          <w:rFonts w:ascii="Consolas" w:hAnsi="Consolas"/>
-          <w:color w:val="9CDCFE"/>
-          <w:sz w:val="21"/>
-          <w:szCs w:val="21"/>
-          <w:lang w:val="en-US"/>
-        </w:rPr>
-        <w:t>i</w:t>
-      </w:r>
-      <w:proofErr w:type="spellEnd"/>
-      <w:r>
-        <w:rPr>
-          <w:rFonts w:ascii="Consolas" w:hAnsi="Consolas"/>
-          <w:color w:val="CCCCCC"/>
-          <w:sz w:val="21"/>
-          <w:szCs w:val="21"/>
-          <w:lang w:val="en-US"/>
-        </w:rPr>
-        <w:t xml:space="preserve">] </w:t>
-      </w:r>
-      <w:r>
-        <w:rPr>
-          <w:rFonts w:ascii="Consolas" w:hAnsi="Consolas"/>
-          <w:color w:val="D4D4D4"/>
-          <w:sz w:val="21"/>
-          <w:szCs w:val="21"/>
-          <w:lang w:val="en-US"/>
-        </w:rPr>
-        <w:t>+</w:t>
-      </w:r>
-      <w:r>
-        <w:rPr>
-          <w:rFonts w:ascii="Consolas" w:hAnsi="Consolas"/>
-          <w:color w:val="CCCCCC"/>
-          <w:sz w:val="21"/>
-          <w:szCs w:val="21"/>
-          <w:lang w:val="en-US"/>
-        </w:rPr>
-        <w:t xml:space="preserve"> </w:t>
-      </w:r>
-      <w:r>
-        <w:rPr>
-          <w:rFonts w:ascii="Consolas" w:hAnsi="Consolas"/>
-          <w:color w:val="569CD6"/>
-          <w:sz w:val="21"/>
-          <w:szCs w:val="21"/>
-          <w:lang w:val="en-US"/>
-        </w:rPr>
-        <w:t>H</w:t>
-      </w:r>
-      <w:r>
-        <w:rPr>
-          <w:rFonts w:ascii="Consolas" w:hAnsi="Consolas"/>
-          <w:color w:val="CCCCCC"/>
-          <w:sz w:val="21"/>
-          <w:szCs w:val="21"/>
-          <w:lang w:val="en-US"/>
-        </w:rPr>
-        <w:t>;</w:t>
-      </w:r>
-    </w:p>
-    <w:p>
-      <w:pPr>
-        <w:shd w:val="clear" w:color="auto" w:fill="1F1F1F"/>
-        <w:spacing w:after="0" w:line="285" w:lineRule="atLeast"/>
-        <w:rPr>
-          <w:rFonts w:ascii="Consolas" w:hAnsi="Consolas"/>
-          <w:color w:val="CCCCCC"/>
-          <w:sz w:val="21"/>
-          <w:szCs w:val="21"/>
-          <w:lang w:val="en-US"/>
-        </w:rPr>
-      </w:pPr>
-      <w:r>
-        <w:rPr>
-          <w:rFonts w:ascii="Consolas" w:hAnsi="Consolas"/>
-          <w:color w:val="CCCCCC"/>
-          <w:sz w:val="21"/>
-          <w:szCs w:val="21"/>
-          <w:lang w:val="en-US"/>
-        </w:rPr>
-        <w:t>    }</w:t>
-      </w:r>
-    </w:p>
-    <w:p>
-      <w:pPr>
-        <w:shd w:val="clear" w:color="auto" w:fill="1F1F1F"/>
-        <w:spacing w:after="0" w:line="285" w:lineRule="atLeast"/>
-        <w:rPr>
-          <w:rFonts w:ascii="Consolas" w:hAnsi="Consolas"/>
-          <w:color w:val="CCCCCC"/>
-          <w:sz w:val="21"/>
-          <w:szCs w:val="21"/>
-          <w:lang w:val="en-US"/>
-        </w:rPr>
-      </w:pPr>
-      <w:r>
-        <w:rPr>
-          <w:rFonts w:ascii="Consolas" w:hAnsi="Consolas"/>
-          <w:color w:val="CCCCCC"/>
-          <w:sz w:val="21"/>
-          <w:szCs w:val="21"/>
-          <w:lang w:val="en-US"/>
-        </w:rPr>
-        <w:t xml:space="preserve">    </w:t>
-      </w:r>
-      <w:proofErr w:type="spellStart"/>
-      <w:proofErr w:type="gramStart"/>
-      <w:r>
-        <w:rPr>
-          <w:rFonts w:ascii="Consolas" w:hAnsi="Consolas"/>
-          <w:color w:val="DCDCAA"/>
-          <w:sz w:val="21"/>
-          <w:szCs w:val="21"/>
-          <w:lang w:val="en-US"/>
-        </w:rPr>
-        <w:t>printf</w:t>
-      </w:r>
-      <w:proofErr w:type="spellEnd"/>
-      <w:r>
-        <w:rPr>
-          <w:rFonts w:ascii="Consolas" w:hAnsi="Consolas"/>
-          <w:color w:val="CCCCCC"/>
-          <w:sz w:val="21"/>
-          <w:szCs w:val="21"/>
-          <w:lang w:val="en-US"/>
-        </w:rPr>
-        <w:t>(</w:t>
-      </w:r>
-      <w:proofErr w:type="gramEnd"/>
-      <w:r>
-        <w:rPr>
-          <w:rFonts w:ascii="Consolas" w:hAnsi="Consolas"/>
-          <w:color w:val="CE9178"/>
-          <w:sz w:val="21"/>
-          <w:szCs w:val="21"/>
-          <w:lang w:val="en-US"/>
-        </w:rPr>
-        <w:t>"----------------------</w:t>
-      </w:r>
-      <w:r>
-        <w:rPr>
-          <w:rFonts w:ascii="Consolas" w:hAnsi="Consolas"/>
-          <w:color w:val="D7BA7D"/>
-          <w:sz w:val="21"/>
-          <w:szCs w:val="21"/>
-          <w:lang w:val="en-US"/>
-        </w:rPr>
-        <w:t>\n</w:t>
-      </w:r>
-      <w:r>
-        <w:rPr>
-          <w:rFonts w:ascii="Consolas" w:hAnsi="Consolas"/>
-          <w:color w:val="CE9178"/>
-          <w:sz w:val="21"/>
-          <w:szCs w:val="21"/>
-          <w:lang w:val="en-US"/>
-        </w:rPr>
-        <w:t>"</w:t>
-      </w:r>
-      <w:r>
-        <w:rPr>
-          <w:rFonts w:ascii="Consolas" w:hAnsi="Consolas"/>
-          <w:color w:val="CCCCCC"/>
-          <w:sz w:val="21"/>
-          <w:szCs w:val="21"/>
-          <w:lang w:val="en-US"/>
-        </w:rPr>
-        <w:t>);</w:t>
-      </w:r>
-    </w:p>
-    <w:p>
-      <w:pPr>
-        <w:shd w:val="clear" w:color="auto" w:fill="1F1F1F"/>
-        <w:spacing w:after="0" w:line="285" w:lineRule="atLeast"/>
-        <w:rPr>
-          <w:rFonts w:ascii="Consolas" w:hAnsi="Consolas"/>
-          <w:color w:val="CCCCCC"/>
-          <w:sz w:val="21"/>
-          <w:szCs w:val="21"/>
-        </w:rPr>
-      </w:pPr>
-      <w:r>
-        <w:rPr>
-          <w:rFonts w:ascii="Consolas" w:hAnsi="Consolas"/>
-          <w:color w:val="CCCCCC"/>
-          <w:sz w:val="21"/>
-          <w:szCs w:val="21"/>
-          <w:lang w:val="en-US"/>
-        </w:rPr>
-        <w:t xml:space="preserve">    </w:t>
       </w:r>
       <w:proofErr w:type="spellStart"/>
       <w:proofErr w:type="gramStart"/>
@@ -10411,12 +10608,12 @@
       <w:pPr>
         <w:pStyle w:val="1"/>
       </w:pPr>
-      <w:bookmarkStart w:id="4" w:name="_Toc213075272"/>
+      <w:bookmarkStart w:id="5" w:name="_Toc213075272"/>
       <w:r>
         <w:lastRenderedPageBreak/>
         <w:t>5.РЕЗУЛЬТАТ РАБОТЫ ПРОГРАММЫ</w:t>
       </w:r>
-      <w:bookmarkEnd w:id="4"/>
+      <w:bookmarkEnd w:id="5"/>
     </w:p>
     <w:p>
       <w:pPr>
@@ -10432,6 +10629,7 @@
       <w:r>
         <w:rPr>
           <w:rFonts w:ascii="Times New Roman" w:hAnsi="Times New Roman"/>
+          <w:noProof/>
           <w:sz w:val="28"/>
           <w:szCs w:val="28"/>
         </w:rPr>
@@ -10471,8 +10669,6 @@
           </wp:inline>
         </w:drawing>
       </w:r>
-      <w:bookmarkStart w:id="5" w:name="_GoBack"/>
-      <w:bookmarkEnd w:id="5"/>
     </w:p>
     <w:p>
       <w:pPr>
@@ -11264,551 +11460,6 @@
 </w:styles>
 </file>
 
-<file path=word/glossary/document.xml><?xml version="1.0" encoding="utf-8"?>
-<w:glossaryDocument xmlns:wpc="http://schemas.microsoft.com/office/word/2010/wordprocessingCanvas" xmlns:mc="http://schemas.openxmlformats.org/markup-compatibility/2006" xmlns:o="urn:schemas-microsoft-com:office:office" xmlns:r="http://schemas.openxmlformats.org/officeDocument/2006/relationships" xmlns:m="http://schemas.openxmlformats.org/officeDocument/2006/math" xmlns:v="urn:schemas-microsoft-com:vml" xmlns:wp14="http://schemas.microsoft.com/office/word/2010/wordprocessingDrawing" xmlns:wp="http://schemas.openxmlformats.org/drawingml/2006/wordprocessingDrawing" xmlns:w10="urn:schemas-microsoft-com:office:word" xmlns:w="http://schemas.openxmlformats.org/wordprocessingml/2006/main" xmlns:w14="http://schemas.microsoft.com/office/word/2010/wordml" xmlns:w15="http://schemas.microsoft.com/office/word/2012/wordml" xmlns:wpg="http://schemas.microsoft.com/office/word/2010/wordprocessingGroup" xmlns:wpi="http://schemas.microsoft.com/office/word/2010/wordprocessingInk" xmlns:wne="http://schemas.microsoft.com/office/word/2006/wordml" xmlns:wps="http://schemas.microsoft.com/office/word/2010/wordprocessingShape" mc:Ignorable="w14 w15 wp14"/>
-</file>
-
-<file path=word/glossary/fontTable.xml><?xml version="1.0" encoding="utf-8"?>
-<w:fonts xmlns:mc="http://schemas.openxmlformats.org/markup-compatibility/2006" xmlns:r="http://schemas.openxmlformats.org/officeDocument/2006/relationships" xmlns:w="http://schemas.openxmlformats.org/wordprocessingml/2006/main" xmlns:w14="http://schemas.microsoft.com/office/word/2010/wordml" xmlns:w15="http://schemas.microsoft.com/office/word/2012/wordml" mc:Ignorable="w14 w15">
-  <w:font w:name="Calibri">
-    <w:panose1 w:val="020F0502020204030204"/>
-    <w:charset w:val="CC"/>
-    <w:family w:val="swiss"/>
-    <w:pitch w:val="variable"/>
-    <w:sig w:usb0="E4002EFF" w:usb1="C000247B" w:usb2="00000009" w:usb3="00000000" w:csb0="000001FF" w:csb1="00000000"/>
-  </w:font>
-  <w:font w:name="Times New Roman">
-    <w:panose1 w:val="02020603050405020304"/>
-    <w:charset w:val="CC"/>
-    <w:family w:val="roman"/>
-    <w:pitch w:val="variable"/>
-    <w:sig w:usb0="E0002EFF" w:usb1="C000785B" w:usb2="00000009" w:usb3="00000000" w:csb0="000001FF" w:csb1="00000000"/>
-  </w:font>
-  <w:font w:name="Arial">
-    <w:panose1 w:val="020B0604020202020204"/>
-    <w:charset w:val="CC"/>
-    <w:family w:val="swiss"/>
-    <w:pitch w:val="variable"/>
-    <w:sig w:usb0="E0002EFF" w:usb1="C000785B" w:usb2="00000009" w:usb3="00000000" w:csb0="000001FF" w:csb1="00000000"/>
-  </w:font>
-  <w:font w:name="GOST type A">
-    <w:altName w:val="Arial"/>
-    <w:charset w:val="00"/>
-    <w:family w:val="swiss"/>
-    <w:pitch w:val="variable"/>
-    <w:sig w:usb0="00000001" w:usb1="00000000" w:usb2="00000000" w:usb3="00000000" w:csb0="00000005" w:csb1="00000000"/>
-  </w:font>
-  <w:font w:name="Calibri Light">
-    <w:panose1 w:val="020F0302020204030204"/>
-    <w:charset w:val="CC"/>
-    <w:family w:val="swiss"/>
-    <w:pitch w:val="variable"/>
-    <w:sig w:usb0="E4002EFF" w:usb1="C000247B" w:usb2="00000009" w:usb3="00000000" w:csb0="000001FF" w:csb1="00000000"/>
-  </w:font>
-  <w:font w:name="Symbol">
-    <w:panose1 w:val="05050102010706020507"/>
-    <w:charset w:val="02"/>
-    <w:family w:val="roman"/>
-    <w:pitch w:val="variable"/>
-    <w:sig w:usb0="00000000" w:usb1="10000000" w:usb2="00000000" w:usb3="00000000" w:csb0="80000000" w:csb1="00000000"/>
-  </w:font>
-  <w:font w:name="Cambria Math">
-    <w:panose1 w:val="02040503050406030204"/>
-    <w:charset w:val="CC"/>
-    <w:family w:val="roman"/>
-    <w:pitch w:val="variable"/>
-    <w:sig w:usb0="E00006FF" w:usb1="420024FF" w:usb2="02000000" w:usb3="00000000" w:csb0="0000019F" w:csb1="00000000"/>
-  </w:font>
-  <w:font w:name="Consolas">
-    <w:panose1 w:val="020B0609020204030204"/>
-    <w:charset w:val="CC"/>
-    <w:family w:val="modern"/>
-    <w:pitch w:val="fixed"/>
-    <w:sig w:usb0="E00006FF" w:usb1="0000FCFF" w:usb2="00000001" w:usb3="00000000" w:csb0="0000019F" w:csb1="00000000"/>
-  </w:font>
-</w:fonts>
-</file>
-
-<file path=word/glossary/settings.xml><?xml version="1.0" encoding="utf-8"?>
-<w:settings xmlns:mc="http://schemas.openxmlformats.org/markup-compatibility/2006" xmlns:o="urn:schemas-microsoft-com:office:office" xmlns:r="http://schemas.openxmlformats.org/officeDocument/2006/relationships" xmlns:m="http://schemas.openxmlformats.org/officeDocument/2006/math" xmlns:v="urn:schemas-microsoft-com:vml" xmlns:w10="urn:schemas-microsoft-com:office:word" xmlns:w="http://schemas.openxmlformats.org/wordprocessingml/2006/main" xmlns:w14="http://schemas.microsoft.com/office/word/2010/wordml" xmlns:w15="http://schemas.microsoft.com/office/word/2012/wordml" xmlns:sl="http://schemas.openxmlformats.org/schemaLibrary/2006/main" mc:Ignorable="w14 w15">
-  <w:view w:val="normal"/>
-  <w:defaultTabStop w:val="708"/>
-  <w:characterSpacingControl w:val="doNotCompress"/>
-  <w:compat>
-    <w:useFELayout/>
-    <w:compatSetting w:name="compatibilityMode" w:uri="http://schemas.microsoft.com/office/word" w:val="15"/>
-    <w:compatSetting w:name="overrideTableStyleFontSizeAndJustification" w:uri="http://schemas.microsoft.com/office/word" w:val="1"/>
-    <w:compatSetting w:name="enableOpenTypeFeatures" w:uri="http://schemas.microsoft.com/office/word" w:val="1"/>
-    <w:compatSetting w:name="doNotFlipMirrorIndents" w:uri="http://schemas.microsoft.com/office/word" w:val="1"/>
-    <w:compatSetting w:name="differentiateMultirowTableHeaders" w:uri="http://schemas.microsoft.com/office/word" w:val="1"/>
-  </w:compat>
-  <w:rsids>
-    <w:rsidRoot w:val="007E7BAB"/>
-    <w:rsid w:val="007E7BAB"/>
-    <w:rsid w:val="00E260A2"/>
-  </w:rsids>
-  <m:mathPr>
-    <m:mathFont m:val="Cambria Math"/>
-    <m:brkBin m:val="before"/>
-    <m:brkBinSub m:val="--"/>
-    <m:smallFrac m:val="0"/>
-    <m:dispDef/>
-    <m:lMargin m:val="0"/>
-    <m:rMargin m:val="0"/>
-    <m:defJc m:val="centerGroup"/>
-    <m:wrapIndent m:val="1440"/>
-    <m:intLim m:val="subSup"/>
-    <m:naryLim m:val="undOvr"/>
-  </m:mathPr>
-  <w:themeFontLang w:val="ru-RU"/>
-  <w:clrSchemeMapping w:bg1="light1" w:t1="dark1" w:bg2="light2" w:t2="dark2" w:accent1="accent1" w:accent2="accent2" w:accent3="accent3" w:accent4="accent4" w:accent5="accent5" w:accent6="accent6" w:hyperlink="hyperlink" w:followedHyperlink="followedHyperlink"/>
-  <w:decimalSymbol w:val=","/>
-  <w:listSeparator w:val=";"/>
-  <w15:chartTrackingRefBased/>
-</w:settings>
-</file>
-
-<file path=word/glossary/styles.xml><?xml version="1.0" encoding="utf-8"?>
-<w:styles xmlns:mc="http://schemas.openxmlformats.org/markup-compatibility/2006" xmlns:r="http://schemas.openxmlformats.org/officeDocument/2006/relationships" xmlns:w="http://schemas.openxmlformats.org/wordprocessingml/2006/main" xmlns:w14="http://schemas.microsoft.com/office/word/2010/wordml" xmlns:w15="http://schemas.microsoft.com/office/word/2012/wordml" mc:Ignorable="w14 w15">
-  <w:docDefaults>
-    <w:rPrDefault>
-      <w:rPr>
-        <w:rFonts w:asciiTheme="minorHAnsi" w:eastAsiaTheme="minorEastAsia" w:hAnsiTheme="minorHAnsi" w:cstheme="minorBidi"/>
-        <w:sz w:val="22"/>
-        <w:szCs w:val="22"/>
-        <w:lang w:val="ru-RU" w:eastAsia="ru-RU" w:bidi="ar-SA"/>
-      </w:rPr>
-    </w:rPrDefault>
-    <w:pPrDefault>
-      <w:pPr>
-        <w:spacing w:after="160" w:line="259" w:lineRule="auto"/>
-      </w:pPr>
-    </w:pPrDefault>
-  </w:docDefaults>
-  <w:latentStyles w:defLockedState="0" w:defUIPriority="99" w:defSemiHidden="0" w:defUnhideWhenUsed="0" w:defQFormat="0" w:count="371">
-    <w:lsdException w:name="Normal" w:uiPriority="0" w:qFormat="1"/>
-    <w:lsdException w:name="heading 1" w:uiPriority="9" w:qFormat="1"/>
-    <w:lsdException w:name="heading 2" w:semiHidden="1" w:uiPriority="9" w:unhideWhenUsed="1" w:qFormat="1"/>
-    <w:lsdException w:name="heading 3" w:semiHidden="1" w:uiPriority="9" w:unhideWhenUsed="1" w:qFormat="1"/>
-    <w:lsdException w:name="heading 4" w:semiHidden="1" w:uiPriority="9" w:unhideWhenUsed="1" w:qFormat="1"/>
-    <w:lsdException w:name="heading 5" w:semiHidden="1" w:uiPriority="9" w:unhideWhenUsed="1" w:qFormat="1"/>
-    <w:lsdException w:name="heading 6" w:semiHidden="1" w:uiPriority="9" w:unhideWhenUsed="1" w:qFormat="1"/>
-    <w:lsdException w:name="heading 7" w:semiHidden="1" w:uiPriority="9" w:unhideWhenUsed="1" w:qFormat="1"/>
-    <w:lsdException w:name="heading 8" w:semiHidden="1" w:uiPriority="9" w:unhideWhenUsed="1" w:qFormat="1"/>
-    <w:lsdException w:name="heading 9" w:semiHidden="1" w:uiPriority="9" w:unhideWhenUsed="1" w:qFormat="1"/>
-    <w:lsdException w:name="index 1" w:semiHidden="1" w:unhideWhenUsed="1"/>
-    <w:lsdException w:name="index 2" w:semiHidden="1" w:unhideWhenUsed="1"/>
-    <w:lsdException w:name="index 3" w:semiHidden="1" w:unhideWhenUsed="1"/>
-    <w:lsdException w:name="index 4" w:semiHidden="1" w:unhideWhenUsed="1"/>
-    <w:lsdException w:name="index 5" w:semiHidden="1" w:unhideWhenUsed="1"/>
-    <w:lsdException w:name="index 6" w:semiHidden="1" w:unhideWhenUsed="1"/>
-    <w:lsdException w:name="index 7" w:semiHidden="1" w:unhideWhenUsed="1"/>
-    <w:lsdException w:name="index 8" w:semiHidden="1" w:unhideWhenUsed="1"/>
-    <w:lsdException w:name="index 9" w:semiHidden="1" w:unhideWhenUsed="1"/>
-    <w:lsdException w:name="toc 1" w:semiHidden="1" w:uiPriority="39" w:unhideWhenUsed="1"/>
-    <w:lsdException w:name="toc 2" w:semiHidden="1" w:uiPriority="39" w:unhideWhenUsed="1"/>
-    <w:lsdException w:name="toc 3" w:semiHidden="1" w:uiPriority="39" w:unhideWhenUsed="1"/>
-    <w:lsdException w:name="toc 4" w:semiHidden="1" w:uiPriority="39" w:unhideWhenUsed="1"/>
-    <w:lsdException w:name="toc 5" w:semiHidden="1" w:uiPriority="39" w:unhideWhenUsed="1"/>
-    <w:lsdException w:name="toc 6" w:semiHidden="1" w:uiPriority="39" w:unhideWhenUsed="1"/>
-    <w:lsdException w:name="toc 7" w:semiHidden="1" w:uiPriority="39" w:unhideWhenUsed="1"/>
-    <w:lsdException w:name="toc 8" w:semiHidden="1" w:uiPriority="39" w:unhideWhenUsed="1"/>
-    <w:lsdException w:name="toc 9" w:semiHidden="1" w:uiPriority="39" w:unhideWhenUsed="1"/>
-    <w:lsdException w:name="Normal Indent" w:semiHidden="1" w:unhideWhenUsed="1"/>
-    <w:lsdException w:name="footnote text" w:semiHidden="1" w:unhideWhenUsed="1"/>
-    <w:lsdException w:name="annotation text" w:semiHidden="1" w:unhideWhenUsed="1"/>
-    <w:lsdException w:name="header" w:semiHidden="1" w:unhideWhenUsed="1"/>
-    <w:lsdException w:name="footer" w:semiHidden="1" w:unhideWhenUsed="1"/>
-    <w:lsdException w:name="index heading" w:semiHidden="1" w:unhideWhenUsed="1"/>
-    <w:lsdException w:name="caption" w:semiHidden="1" w:uiPriority="35" w:unhideWhenUsed="1" w:qFormat="1"/>
-    <w:lsdException w:name="table of figures" w:semiHidden="1" w:unhideWhenUsed="1"/>
-    <w:lsdException w:name="envelope address" w:semiHidden="1" w:unhideWhenUsed="1"/>
-    <w:lsdException w:name="envelope return" w:semiHidden="1" w:unhideWhenUsed="1"/>
-    <w:lsdException w:name="footnote reference" w:semiHidden="1" w:unhideWhenUsed="1"/>
-    <w:lsdException w:name="annotation reference" w:semiHidden="1" w:unhideWhenUsed="1"/>
-    <w:lsdException w:name="line number" w:semiHidden="1" w:unhideWhenUsed="1"/>
-    <w:lsdException w:name="page number" w:semiHidden="1" w:unhideWhenUsed="1"/>
-    <w:lsdException w:name="endnote reference" w:semiHidden="1" w:unhideWhenUsed="1"/>
-    <w:lsdException w:name="endnote text" w:semiHidden="1" w:unhideWhenUsed="1"/>
-    <w:lsdException w:name="table of authorities" w:semiHidden="1" w:unhideWhenUsed="1"/>
-    <w:lsdException w:name="macro" w:semiHidden="1" w:unhideWhenUsed="1"/>
-    <w:lsdException w:name="toa heading" w:semiHidden="1" w:unhideWhenUsed="1"/>
-    <w:lsdException w:name="List" w:semiHidden="1" w:unhideWhenUsed="1"/>
-    <w:lsdException w:name="List Bullet" w:semiHidden="1" w:unhideWhenUsed="1"/>
-    <w:lsdException w:name="List Number" w:semiHidden="1" w:unhideWhenUsed="1"/>
-    <w:lsdException w:name="List 2" w:semiHidden="1" w:unhideWhenUsed="1"/>
-    <w:lsdException w:name="List 3" w:semiHidden="1" w:unhideWhenUsed="1"/>
-    <w:lsdException w:name="List 4" w:semiHidden="1" w:unhideWhenUsed="1"/>
-    <w:lsdException w:name="List 5" w:semiHidden="1" w:unhideWhenUsed="1"/>
-    <w:lsdException w:name="List Bullet 2" w:semiHidden="1" w:unhideWhenUsed="1"/>
-    <w:lsdException w:name="List Bullet 3" w:semiHidden="1" w:unhideWhenUsed="1"/>
-    <w:lsdException w:name="List Bullet 4" w:semiHidden="1" w:unhideWhenUsed="1"/>
-    <w:lsdException w:name="List Bullet 5" w:semiHidden="1" w:unhideWhenUsed="1"/>
-    <w:lsdException w:name="List Number 2" w:semiHidden="1" w:unhideWhenUsed="1"/>
-    <w:lsdException w:name="List Number 3" w:semiHidden="1" w:unhideWhenUsed="1"/>
-    <w:lsdException w:name="List Number 4" w:semiHidden="1" w:unhideWhenUsed="1"/>
-    <w:lsdException w:name="List Number 5" w:semiHidden="1" w:unhideWhenUsed="1"/>
-    <w:lsdException w:name="Title" w:uiPriority="10" w:qFormat="1"/>
-    <w:lsdException w:name="Closing" w:semiHidden="1" w:unhideWhenUsed="1"/>
-    <w:lsdException w:name="Signature" w:semiHidden="1" w:unhideWhenUsed="1"/>
-    <w:lsdException w:name="Default Paragraph Font" w:semiHidden="1" w:uiPriority="1" w:unhideWhenUsed="1"/>
-    <w:lsdException w:name="Body Text" w:semiHidden="1" w:unhideWhenUsed="1"/>
-    <w:lsdException w:name="Body Text Indent" w:semiHidden="1" w:unhideWhenUsed="1"/>
-    <w:lsdException w:name="List Continue" w:semiHidden="1" w:unhideWhenUsed="1"/>
-    <w:lsdException w:name="List Continue 2" w:semiHidden="1" w:unhideWhenUsed="1"/>
-    <w:lsdException w:name="List Continue 3" w:semiHidden="1" w:unhideWhenUsed="1"/>
-    <w:lsdException w:name="List Continue 4" w:semiHidden="1" w:unhideWhenUsed="1"/>
-    <w:lsdException w:name="List Continue 5" w:semiHidden="1" w:unhideWhenUsed="1"/>
-    <w:lsdException w:name="Message Header" w:semiHidden="1" w:unhideWhenUsed="1"/>
-    <w:lsdException w:name="Subtitle" w:uiPriority="11" w:qFormat="1"/>
-    <w:lsdException w:name="Salutation" w:semiHidden="1" w:unhideWhenUsed="1"/>
-    <w:lsdException w:name="Date" w:semiHidden="1" w:unhideWhenUsed="1"/>
-    <w:lsdException w:name="Body Text First Indent" w:semiHidden="1" w:unhideWhenUsed="1"/>
-    <w:lsdException w:name="Body Text First Indent 2" w:semiHidden="1" w:unhideWhenUsed="1"/>
-    <w:lsdException w:name="Note Heading" w:semiHidden="1" w:unhideWhenUsed="1"/>
-    <w:lsdException w:name="Body Text 2" w:semiHidden="1" w:unhideWhenUsed="1"/>
-    <w:lsdException w:name="Body Text 3" w:semiHidden="1" w:unhideWhenUsed="1"/>
-    <w:lsdException w:name="Body Text Indent 2" w:semiHidden="1" w:unhideWhenUsed="1"/>
-    <w:lsdException w:name="Body Text Indent 3" w:semiHidden="1" w:unhideWhenUsed="1"/>
-    <w:lsdException w:name="Block Text" w:semiHidden="1" w:unhideWhenUsed="1"/>
-    <w:lsdException w:name="Hyperlink" w:semiHidden="1" w:unhideWhenUsed="1"/>
-    <w:lsdException w:name="FollowedHyperlink" w:semiHidden="1" w:unhideWhenUsed="1"/>
-    <w:lsdException w:name="Strong" w:uiPriority="22" w:qFormat="1"/>
-    <w:lsdException w:name="Emphasis" w:uiPriority="20" w:qFormat="1"/>
-    <w:lsdException w:name="Document Map" w:semiHidden="1" w:unhideWhenUsed="1"/>
-    <w:lsdException w:name="Plain Text" w:semiHidden="1" w:unhideWhenUsed="1"/>
-    <w:lsdException w:name="E-mail Signature" w:semiHidden="1" w:unhideWhenUsed="1"/>
-    <w:lsdException w:name="HTML Top of Form" w:semiHidden="1" w:unhideWhenUsed="1"/>
-    <w:lsdException w:name="HTML Bottom of Form" w:semiHidden="1" w:unhideWhenUsed="1"/>
-    <w:lsdException w:name="Normal (Web)" w:semiHidden="1" w:unhideWhenUsed="1"/>
-    <w:lsdException w:name="HTML Acronym" w:semiHidden="1" w:unhideWhenUsed="1"/>
-    <w:lsdException w:name="HTML Address" w:semiHidden="1" w:unhideWhenUsed="1"/>
-    <w:lsdException w:name="HTML Cite" w:semiHidden="1" w:unhideWhenUsed="1"/>
-    <w:lsdException w:name="HTML Code" w:semiHidden="1" w:unhideWhenUsed="1"/>
-    <w:lsdException w:name="HTML Definition" w:semiHidden="1" w:unhideWhenUsed="1"/>
-    <w:lsdException w:name="HTML Keyboard" w:semiHidden="1" w:unhideWhenUsed="1"/>
-    <w:lsdException w:name="HTML Preformatted" w:semiHidden="1" w:unhideWhenUsed="1"/>
-    <w:lsdException w:name="HTML Sample" w:semiHidden="1" w:unhideWhenUsed="1"/>
-    <w:lsdException w:name="HTML Typewriter" w:semiHidden="1" w:unhideWhenUsed="1"/>
-    <w:lsdException w:name="HTML Variable" w:semiHidden="1" w:unhideWhenUsed="1"/>
-    <w:lsdException w:name="Normal Table" w:semiHidden="1" w:unhideWhenUsed="1"/>
-    <w:lsdException w:name="annotation subject" w:semiHidden="1" w:unhideWhenUsed="1"/>
-    <w:lsdException w:name="No List" w:semiHidden="1" w:unhideWhenUsed="1"/>
-    <w:lsdException w:name="Outline List 1" w:semiHidden="1" w:unhideWhenUsed="1"/>
-    <w:lsdException w:name="Outline List 2" w:semiHidden="1" w:unhideWhenUsed="1"/>
-    <w:lsdException w:name="Outline List 3" w:semiHidden="1" w:unhideWhenUsed="1"/>
-    <w:lsdException w:name="Table Simple 1" w:semiHidden="1" w:unhideWhenUsed="1"/>
-    <w:lsdException w:name="Table Simple 2" w:semiHidden="1" w:unhideWhenUsed="1"/>
-    <w:lsdException w:name="Table Simple 3" w:semiHidden="1" w:unhideWhenUsed="1"/>
-    <w:lsdException w:name="Table Classic 1" w:semiHidden="1" w:unhideWhenUsed="1"/>
-    <w:lsdException w:name="Table Classic 2" w:semiHidden="1" w:unhideWhenUsed="1"/>
-    <w:lsdException w:name="Table Classic 3" w:semiHidden="1" w:unhideWhenUsed="1"/>
-    <w:lsdException w:name="Table Classic 4" w:semiHidden="1" w:unhideWhenUsed="1"/>
-    <w:lsdException w:name="Table Colorful 1" w:semiHidden="1" w:unhideWhenUsed="1"/>
-    <w:lsdException w:name="Table Colorful 2" w:semiHidden="1" w:unhideWhenUsed="1"/>
-    <w:lsdException w:name="Table Colorful 3" w:semiHidden="1" w:unhideWhenUsed="1"/>
-    <w:lsdException w:name="Table Columns 1" w:semiHidden="1" w:unhideWhenUsed="1"/>
-    <w:lsdException w:name="Table Columns 2" w:semiHidden="1" w:unhideWhenUsed="1"/>
-    <w:lsdException w:name="Table Columns 3" w:semiHidden="1" w:unhideWhenUsed="1"/>
-    <w:lsdException w:name="Table Columns 4" w:semiHidden="1" w:unhideWhenUsed="1"/>
-    <w:lsdException w:name="Table Columns 5" w:semiHidden="1" w:unhideWhenUsed="1"/>
-    <w:lsdException w:name="Table Grid 1" w:semiHidden="1" w:unhideWhenUsed="1"/>
-    <w:lsdException w:name="Table Grid 2" w:semiHidden="1" w:unhideWhenUsed="1"/>
-    <w:lsdException w:name="Table Grid 3" w:semiHidden="1" w:unhideWhenUsed="1"/>
-    <w:lsdException w:name="Table Grid 4" w:semiHidden="1" w:unhideWhenUsed="1"/>
-    <w:lsdException w:name="Table Grid 5" w:semiHidden="1" w:unhideWhenUsed="1"/>
-    <w:lsdException w:name="Table Grid 6" w:semiHidden="1" w:unhideWhenUsed="1"/>
-    <w:lsdException w:name="Table Grid 7" w:semiHidden="1" w:unhideWhenUsed="1"/>
-    <w:lsdException w:name="Table Grid 8" w:semiHidden="1" w:unhideWhenUsed="1"/>
-    <w:lsdException w:name="Table List 1" w:semiHidden="1" w:unhideWhenUsed="1"/>
-    <w:lsdException w:name="Table List 2" w:semiHidden="1" w:unhideWhenUsed="1"/>
-    <w:lsdException w:name="Table List 3" w:semiHidden="1" w:unhideWhenUsed="1"/>
-    <w:lsdException w:name="Table List 4" w:semiHidden="1" w:unhideWhenUsed="1"/>
-    <w:lsdException w:name="Table List 5" w:semiHidden="1" w:unhideWhenUsed="1"/>
-    <w:lsdException w:name="Table List 6" w:semiHidden="1" w:unhideWhenUsed="1"/>
-    <w:lsdException w:name="Table List 7" w:semiHidden="1" w:unhideWhenUsed="1"/>
-    <w:lsdException w:name="Table List 8" w:semiHidden="1" w:unhideWhenUsed="1"/>
-    <w:lsdException w:name="Table 3D effects 1" w:semiHidden="1" w:unhideWhenUsed="1"/>
-    <w:lsdException w:name="Table 3D effects 2" w:semiHidden="1" w:unhideWhenUsed="1"/>
-    <w:lsdException w:name="Table 3D effects 3" w:semiHidden="1" w:unhideWhenUsed="1"/>
-    <w:lsdException w:name="Table Contemporary" w:semiHidden="1" w:unhideWhenUsed="1"/>
-    <w:lsdException w:name="Table Elegant" w:semiHidden="1" w:unhideWhenUsed="1"/>
-    <w:lsdException w:name="Table Professional" w:semiHidden="1" w:unhideWhenUsed="1"/>
-    <w:lsdException w:name="Table Subtle 1" w:semiHidden="1" w:unhideWhenUsed="1"/>
-    <w:lsdException w:name="Table Subtle 2" w:semiHidden="1" w:unhideWhenUsed="1"/>
-    <w:lsdException w:name="Table Web 1" w:semiHidden="1" w:unhideWhenUsed="1"/>
-    <w:lsdException w:name="Table Web 2" w:semiHidden="1" w:unhideWhenUsed="1"/>
-    <w:lsdException w:name="Table Web 3" w:semiHidden="1" w:unhideWhenUsed="1"/>
-    <w:lsdException w:name="Balloon Text" w:semiHidden="1" w:unhideWhenUsed="1"/>
-    <w:lsdException w:name="Table Grid" w:uiPriority="39"/>
-    <w:lsdException w:name="Table Theme" w:semiHidden="1" w:unhideWhenUsed="1"/>
-    <w:lsdException w:name="Placeholder Text" w:semiHidden="1"/>
-    <w:lsdException w:name="No Spacing" w:uiPriority="1" w:qFormat="1"/>
-    <w:lsdException w:name="Light Shading" w:uiPriority="60"/>
-    <w:lsdException w:name="Light List" w:uiPriority="61"/>
-    <w:lsdException w:name="Light Grid" w:uiPriority="62"/>
-    <w:lsdException w:name="Medium Shading 1" w:uiPriority="63"/>
-    <w:lsdException w:name="Medium Shading 2" w:uiPriority="64"/>
-    <w:lsdException w:name="Medium List 1" w:uiPriority="65"/>
-    <w:lsdException w:name="Medium List 2" w:uiPriority="66"/>
-    <w:lsdException w:name="Medium Grid 1" w:uiPriority="67"/>
-    <w:lsdException w:name="Medium Grid 2" w:uiPriority="68"/>
-    <w:lsdException w:name="Medium Grid 3" w:uiPriority="69"/>
-    <w:lsdException w:name="Dark List" w:uiPriority="70"/>
-    <w:lsdException w:name="Colorful Shading" w:uiPriority="71"/>
-    <w:lsdException w:name="Colorful List" w:uiPriority="72"/>
-    <w:lsdException w:name="Colorful Grid" w:uiPriority="73"/>
-    <w:lsdException w:name="Light Shading Accent 1" w:uiPriority="60"/>
-    <w:lsdException w:name="Light List Accent 1" w:uiPriority="61"/>
-    <w:lsdException w:name="Light Grid Accent 1" w:uiPriority="62"/>
-    <w:lsdException w:name="Medium Shading 1 Accent 1" w:uiPriority="63"/>
-    <w:lsdException w:name="Medium Shading 2 Accent 1" w:uiPriority="64"/>
-    <w:lsdException w:name="Medium List 1 Accent 1" w:uiPriority="65"/>
-    <w:lsdException w:name="Revision" w:semiHidden="1"/>
-    <w:lsdException w:name="List Paragraph" w:uiPriority="34" w:qFormat="1"/>
-    <w:lsdException w:name="Quote" w:uiPriority="29" w:qFormat="1"/>
-    <w:lsdException w:name="Intense Quote" w:uiPriority="30" w:qFormat="1"/>
-    <w:lsdException w:name="Medium List 2 Accent 1" w:uiPriority="66"/>
-    <w:lsdException w:name="Medium Grid 1 Accent 1" w:uiPriority="67"/>
-    <w:lsdException w:name="Medium Grid 2 Accent 1" w:uiPriority="68"/>
-    <w:lsdException w:name="Medium Grid 3 Accent 1" w:uiPriority="69"/>
-    <w:lsdException w:name="Dark List Accent 1" w:uiPriority="70"/>
-    <w:lsdException w:name="Colorful Shading Accent 1" w:uiPriority="71"/>
-    <w:lsdException w:name="Colorful List Accent 1" w:uiPriority="72"/>
-    <w:lsdException w:name="Colorful Grid Accent 1" w:uiPriority="73"/>
-    <w:lsdException w:name="Light Shading Accent 2" w:uiPriority="60"/>
-    <w:lsdException w:name="Light List Accent 2" w:uiPriority="61"/>
-    <w:lsdException w:name="Light Grid Accent 2" w:uiPriority="62"/>
-    <w:lsdException w:name="Medium Shading 1 Accent 2" w:uiPriority="63"/>
-    <w:lsdException w:name="Medium Shading 2 Accent 2" w:uiPriority="64"/>
-    <w:lsdException w:name="Medium List 1 Accent 2" w:uiPriority="65"/>
-    <w:lsdException w:name="Medium List 2 Accent 2" w:uiPriority="66"/>
-    <w:lsdException w:name="Medium Grid 1 Accent 2" w:uiPriority="67"/>
-    <w:lsdException w:name="Medium Grid 2 Accent 2" w:uiPriority="68"/>
-    <w:lsdException w:name="Medium Grid 3 Accent 2" w:uiPriority="69"/>
-    <w:lsdException w:name="Dark List Accent 2" w:uiPriority="70"/>
-    <w:lsdException w:name="Colorful Shading Accent 2" w:uiPriority="71"/>
-    <w:lsdException w:name="Colorful List Accent 2" w:uiPriority="72"/>
-    <w:lsdException w:name="Colorful Grid Accent 2" w:uiPriority="73"/>
-    <w:lsdException w:name="Light Shading Accent 3" w:uiPriority="60"/>
-    <w:lsdException w:name="Light List Accent 3" w:uiPriority="61"/>
-    <w:lsdException w:name="Light Grid Accent 3" w:uiPriority="62"/>
-    <w:lsdException w:name="Medium Shading 1 Accent 3" w:uiPriority="63"/>
-    <w:lsdException w:name="Medium Shading 2 Accent 3" w:uiPriority="64"/>
-    <w:lsdException w:name="Medium List 1 Accent 3" w:uiPriority="65"/>
-    <w:lsdException w:name="Medium List 2 Accent 3" w:uiPriority="66"/>
-    <w:lsdException w:name="Medium Grid 1 Accent 3" w:uiPriority="67"/>
-    <w:lsdException w:name="Medium Grid 2 Accent 3" w:uiPriority="68"/>
-    <w:lsdException w:name="Medium Grid 3 Accent 3" w:uiPriority="69"/>
-    <w:lsdException w:name="Dark List Accent 3" w:uiPriority="70"/>
-    <w:lsdException w:name="Colorful Shading Accent 3" w:uiPriority="71"/>
-    <w:lsdException w:name="Colorful List Accent 3" w:uiPriority="72"/>
-    <w:lsdException w:name="Colorful Grid Accent 3" w:uiPriority="73"/>
-    <w:lsdException w:name="Light Shading Accent 4" w:uiPriority="60"/>
-    <w:lsdException w:name="Light List Accent 4" w:uiPriority="61"/>
-    <w:lsdException w:name="Light Grid Accent 4" w:uiPriority="62"/>
-    <w:lsdException w:name="Medium Shading 1 Accent 4" w:uiPriority="63"/>
-    <w:lsdException w:name="Medium Shading 2 Accent 4" w:uiPriority="64"/>
-    <w:lsdException w:name="Medium List 1 Accent 4" w:uiPriority="65"/>
-    <w:lsdException w:name="Medium List 2 Accent 4" w:uiPriority="66"/>
-    <w:lsdException w:name="Medium Grid 1 Accent 4" w:uiPriority="67"/>
-    <w:lsdException w:name="Medium Grid 2 Accent 4" w:uiPriority="68"/>
-    <w:lsdException w:name="Medium Grid 3 Accent 4" w:uiPriority="69"/>
-    <w:lsdException w:name="Dark List Accent 4" w:uiPriority="70"/>
-    <w:lsdException w:name="Colorful Shading Accent 4" w:uiPriority="71"/>
-    <w:lsdException w:name="Colorful List Accent 4" w:uiPriority="72"/>
-    <w:lsdException w:name="Colorful Grid Accent 4" w:uiPriority="73"/>
-    <w:lsdException w:name="Light Shading Accent 5" w:uiPriority="60"/>
-    <w:lsdException w:name="Light List Accent 5" w:uiPriority="61"/>
-    <w:lsdException w:name="Light Grid Accent 5" w:uiPriority="62"/>
-    <w:lsdException w:name="Medium Shading 1 Accent 5" w:uiPriority="63"/>
-    <w:lsdException w:name="Medium Shading 2 Accent 5" w:uiPriority="64"/>
-    <w:lsdException w:name="Medium List 1 Accent 5" w:uiPriority="65"/>
-    <w:lsdException w:name="Medium List 2 Accent 5" w:uiPriority="66"/>
-    <w:lsdException w:name="Medium Grid 1 Accent 5" w:uiPriority="67"/>
-    <w:lsdException w:name="Medium Grid 2 Accent 5" w:uiPriority="68"/>
-    <w:lsdException w:name="Medium Grid 3 Accent 5" w:uiPriority="69"/>
-    <w:lsdException w:name="Dark List Accent 5" w:uiPriority="70"/>
-    <w:lsdException w:name="Colorful Shading Accent 5" w:uiPriority="71"/>
-    <w:lsdException w:name="Colorful List Accent 5" w:uiPriority="72"/>
-    <w:lsdException w:name="Colorful Grid Accent 5" w:uiPriority="73"/>
-    <w:lsdException w:name="Light Shading Accent 6" w:uiPriority="60"/>
-    <w:lsdException w:name="Light List Accent 6" w:uiPriority="61"/>
-    <w:lsdException w:name="Light Grid Accent 6" w:uiPriority="62"/>
-    <w:lsdException w:name="Medium Shading 1 Accent 6" w:uiPriority="63"/>
-    <w:lsdException w:name="Medium Shading 2 Accent 6" w:uiPriority="64"/>
-    <w:lsdException w:name="Medium List 1 Accent 6" w:uiPriority="65"/>
-    <w:lsdException w:name="Medium List 2 Accent 6" w:uiPriority="66"/>
-    <w:lsdException w:name="Medium Grid 1 Accent 6" w:uiPriority="67"/>
-    <w:lsdException w:name="Medium Grid 2 Accent 6" w:uiPriority="68"/>
-    <w:lsdException w:name="Medium Grid 3 Accent 6" w:uiPriority="69"/>
-    <w:lsdException w:name="Dark List Accent 6" w:uiPriority="70"/>
-    <w:lsdException w:name="Colorful Shading Accent 6" w:uiPriority="71"/>
-    <w:lsdException w:name="Colorful List Accent 6" w:uiPriority="72"/>
-    <w:lsdException w:name="Colorful Grid Accent 6" w:uiPriority="73"/>
-    <w:lsdException w:name="Subtle Emphasis" w:uiPriority="19" w:qFormat="1"/>
-    <w:lsdException w:name="Intense Emphasis" w:uiPriority="21" w:qFormat="1"/>
-    <w:lsdException w:name="Subtle Reference" w:uiPriority="31" w:qFormat="1"/>
-    <w:lsdException w:name="Intense Reference" w:uiPriority="32" w:qFormat="1"/>
-    <w:lsdException w:name="Book Title" w:uiPriority="33" w:qFormat="1"/>
-    <w:lsdException w:name="Bibliography" w:semiHidden="1" w:uiPriority="37" w:unhideWhenUsed="1"/>
-    <w:lsdException w:name="TOC Heading" w:semiHidden="1" w:uiPriority="39" w:unhideWhenUsed="1" w:qFormat="1"/>
-    <w:lsdException w:name="Plain Table 1" w:uiPriority="41"/>
-    <w:lsdException w:name="Plain Table 2" w:uiPriority="42"/>
-    <w:lsdException w:name="Plain Table 3" w:uiPriority="43"/>
-    <w:lsdException w:name="Plain Table 4" w:uiPriority="44"/>
-    <w:lsdException w:name="Plain Table 5" w:uiPriority="45"/>
-    <w:lsdException w:name="Grid Table Light" w:uiPriority="40"/>
-    <w:lsdException w:name="Grid Table 1 Light" w:uiPriority="46"/>
-    <w:lsdException w:name="Grid Table 2" w:uiPriority="47"/>
-    <w:lsdException w:name="Grid Table 3" w:uiPriority="48"/>
-    <w:lsdException w:name="Grid Table 4" w:uiPriority="49"/>
-    <w:lsdException w:name="Grid Table 5 Dark" w:uiPriority="50"/>
-    <w:lsdException w:name="Grid Table 6 Colorful" w:uiPriority="51"/>
-    <w:lsdException w:name="Grid Table 7 Colorful" w:uiPriority="52"/>
-    <w:lsdException w:name="Grid Table 1 Light Accent 1" w:uiPriority="46"/>
-    <w:lsdException w:name="Grid Table 2 Accent 1" w:uiPriority="47"/>
-    <w:lsdException w:name="Grid Table 3 Accent 1" w:uiPriority="48"/>
-    <w:lsdException w:name="Grid Table 4 Accent 1" w:uiPriority="49"/>
-    <w:lsdException w:name="Grid Table 5 Dark Accent 1" w:uiPriority="50"/>
-    <w:lsdException w:name="Grid Table 6 Colorful Accent 1" w:uiPriority="51"/>
-    <w:lsdException w:name="Grid Table 7 Colorful Accent 1" w:uiPriority="52"/>
-    <w:lsdException w:name="Grid Table 1 Light Accent 2" w:uiPriority="46"/>
-    <w:lsdException w:name="Grid Table 2 Accent 2" w:uiPriority="47"/>
-    <w:lsdException w:name="Grid Table 3 Accent 2" w:uiPriority="48"/>
-    <w:lsdException w:name="Grid Table 4 Accent 2" w:uiPriority="49"/>
-    <w:lsdException w:name="Grid Table 5 Dark Accent 2" w:uiPriority="50"/>
-    <w:lsdException w:name="Grid Table 6 Colorful Accent 2" w:uiPriority="51"/>
-    <w:lsdException w:name="Grid Table 7 Colorful Accent 2" w:uiPriority="52"/>
-    <w:lsdException w:name="Grid Table 1 Light Accent 3" w:uiPriority="46"/>
-    <w:lsdException w:name="Grid Table 2 Accent 3" w:uiPriority="47"/>
-    <w:lsdException w:name="Grid Table 3 Accent 3" w:uiPriority="48"/>
-    <w:lsdException w:name="Grid Table 4 Accent 3" w:uiPriority="49"/>
-    <w:lsdException w:name="Grid Table 5 Dark Accent 3" w:uiPriority="50"/>
-    <w:lsdException w:name="Grid Table 6 Colorful Accent 3" w:uiPriority="51"/>
-    <w:lsdException w:name="Grid Table 7 Colorful Accent 3" w:uiPriority="52"/>
-    <w:lsdException w:name="Grid Table 1 Light Accent 4" w:uiPriority="46"/>
-    <w:lsdException w:name="Grid Table 2 Accent 4" w:uiPriority="47"/>
-    <w:lsdException w:name="Grid Table 3 Accent 4" w:uiPriority="48"/>
-    <w:lsdException w:name="Grid Table 4 Accent 4" w:uiPriority="49"/>
-    <w:lsdException w:name="Grid Table 5 Dark Accent 4" w:uiPriority="50"/>
-    <w:lsdException w:name="Grid Table 6 Colorful Accent 4" w:uiPriority="51"/>
-    <w:lsdException w:name="Grid Table 7 Colorful Accent 4" w:uiPriority="52"/>
-    <w:lsdException w:name="Grid Table 1 Light Accent 5" w:uiPriority="46"/>
-    <w:lsdException w:name="Grid Table 2 Accent 5" w:uiPriority="47"/>
-    <w:lsdException w:name="Grid Table 3 Accent 5" w:uiPriority="48"/>
-    <w:lsdException w:name="Grid Table 4 Accent 5" w:uiPriority="49"/>
-    <w:lsdException w:name="Grid Table 5 Dark Accent 5" w:uiPriority="50"/>
-    <w:lsdException w:name="Grid Table 6 Colorful Accent 5" w:uiPriority="51"/>
-    <w:lsdException w:name="Grid Table 7 Colorful Accent 5" w:uiPriority="52"/>
-    <w:lsdException w:name="Grid Table 1 Light Accent 6" w:uiPriority="46"/>
-    <w:lsdException w:name="Grid Table 2 Accent 6" w:uiPriority="47"/>
-    <w:lsdException w:name="Grid Table 3 Accent 6" w:uiPriority="48"/>
-    <w:lsdException w:name="Grid Table 4 Accent 6" w:uiPriority="49"/>
-    <w:lsdException w:name="Grid Table 5 Dark Accent 6" w:uiPriority="50"/>
-    <w:lsdException w:name="Grid Table 6 Colorful Accent 6" w:uiPriority="51"/>
-    <w:lsdException w:name="Grid Table 7 Colorful Accent 6" w:uiPriority="52"/>
-    <w:lsdException w:name="List Table 1 Light" w:uiPriority="46"/>
-    <w:lsdException w:name="List Table 2" w:uiPriority="47"/>
-    <w:lsdException w:name="List Table 3" w:uiPriority="48"/>
-    <w:lsdException w:name="List Table 4" w:uiPriority="49"/>
-    <w:lsdException w:name="List Table 5 Dark" w:uiPriority="50"/>
-    <w:lsdException w:name="List Table 6 Colorful" w:uiPriority="51"/>
-    <w:lsdException w:name="List Table 7 Colorful" w:uiPriority="52"/>
-    <w:lsdException w:name="List Table 1 Light Accent 1" w:uiPriority="46"/>
-    <w:lsdException w:name="List Table 2 Accent 1" w:uiPriority="47"/>
-    <w:lsdException w:name="List Table 3 Accent 1" w:uiPriority="48"/>
-    <w:lsdException w:name="List Table 4 Accent 1" w:uiPriority="49"/>
-    <w:lsdException w:name="List Table 5 Dark Accent 1" w:uiPriority="50"/>
-    <w:lsdException w:name="List Table 6 Colorful Accent 1" w:uiPriority="51"/>
-    <w:lsdException w:name="List Table 7 Colorful Accent 1" w:uiPriority="52"/>
-    <w:lsdException w:name="List Table 1 Light Accent 2" w:uiPriority="46"/>
-    <w:lsdException w:name="List Table 2 Accent 2" w:uiPriority="47"/>
-    <w:lsdException w:name="List Table 3 Accent 2" w:uiPriority="48"/>
-    <w:lsdException w:name="List Table 4 Accent 2" w:uiPriority="49"/>
-    <w:lsdException w:name="List Table 5 Dark Accent 2" w:uiPriority="50"/>
-    <w:lsdException w:name="List Table 6 Colorful Accent 2" w:uiPriority="51"/>
-    <w:lsdException w:name="List Table 7 Colorful Accent 2" w:uiPriority="52"/>
-    <w:lsdException w:name="List Table 1 Light Accent 3" w:uiPriority="46"/>
-    <w:lsdException w:name="List Table 2 Accent 3" w:uiPriority="47"/>
-    <w:lsdException w:name="List Table 3 Accent 3" w:uiPriority="48"/>
-    <w:lsdException w:name="List Table 4 Accent 3" w:uiPriority="49"/>
-    <w:lsdException w:name="List Table 5 Dark Accent 3" w:uiPriority="50"/>
-    <w:lsdException w:name="List Table 6 Colorful Accent 3" w:uiPriority="51"/>
-    <w:lsdException w:name="List Table 7 Colorful Accent 3" w:uiPriority="52"/>
-    <w:lsdException w:name="List Table 1 Light Accent 4" w:uiPriority="46"/>
-    <w:lsdException w:name="List Table 2 Accent 4" w:uiPriority="47"/>
-    <w:lsdException w:name="List Table 3 Accent 4" w:uiPriority="48"/>
-    <w:lsdException w:name="List Table 4 Accent 4" w:uiPriority="49"/>
-    <w:lsdException w:name="List Table 5 Dark Accent 4" w:uiPriority="50"/>
-    <w:lsdException w:name="List Table 6 Colorful Accent 4" w:uiPriority="51"/>
-    <w:lsdException w:name="List Table 7 Colorful Accent 4" w:uiPriority="52"/>
-    <w:lsdException w:name="List Table 1 Light Accent 5" w:uiPriority="46"/>
-    <w:lsdException w:name="List Table 2 Accent 5" w:uiPriority="47"/>
-    <w:lsdException w:name="List Table 3 Accent 5" w:uiPriority="48"/>
-    <w:lsdException w:name="List Table 4 Accent 5" w:uiPriority="49"/>
-    <w:lsdException w:name="List Table 5 Dark Accent 5" w:uiPriority="50"/>
-    <w:lsdException w:name="List Table 6 Colorful Accent 5" w:uiPriority="51"/>
-    <w:lsdException w:name="List Table 7 Colorful Accent 5" w:uiPriority="52"/>
-    <w:lsdException w:name="List Table 1 Light Accent 6" w:uiPriority="46"/>
-    <w:lsdException w:name="List Table 2 Accent 6" w:uiPriority="47"/>
-    <w:lsdException w:name="List Table 3 Accent 6" w:uiPriority="48"/>
-    <w:lsdException w:name="List Table 4 Accent 6" w:uiPriority="49"/>
-    <w:lsdException w:name="List Table 5 Dark Accent 6" w:uiPriority="50"/>
-    <w:lsdException w:name="List Table 6 Colorful Accent 6" w:uiPriority="51"/>
-    <w:lsdException w:name="List Table 7 Colorful Accent 6" w:uiPriority="52"/>
-  </w:latentStyles>
-  <w:style w:type="paragraph" w:default="1" w:styleId="a">
-    <w:name w:val="Normal"/>
-    <w:qFormat/>
-  </w:style>
-  <w:style w:type="character" w:default="1" w:styleId="a0">
-    <w:name w:val="Default Paragraph Font"/>
-    <w:uiPriority w:val="1"/>
-    <w:semiHidden/>
-    <w:unhideWhenUsed/>
-  </w:style>
-  <w:style w:type="table" w:default="1" w:styleId="a1">
-    <w:name w:val="Normal Table"/>
-    <w:uiPriority w:val="99"/>
-    <w:semiHidden/>
-    <w:unhideWhenUsed/>
-    <w:tblPr>
-      <w:tblInd w:w="0" w:type="dxa"/>
-      <w:tblCellMar>
-        <w:top w:w="0" w:type="dxa"/>
-        <w:left w:w="108" w:type="dxa"/>
-        <w:bottom w:w="0" w:type="dxa"/>
-        <w:right w:w="108" w:type="dxa"/>
-      </w:tblCellMar>
-    </w:tblPr>
-  </w:style>
-  <w:style w:type="numbering" w:default="1" w:styleId="a2">
-    <w:name w:val="No List"/>
-    <w:uiPriority w:val="99"/>
-    <w:semiHidden/>
-    <w:unhideWhenUsed/>
-  </w:style>
-  <w:style w:type="character" w:styleId="a3">
-    <w:name w:val="Placeholder Text"/>
-    <w:basedOn w:val="a0"/>
-    <w:uiPriority w:val="99"/>
-    <w:semiHidden/>
-    <w:rsid w:val="007E7BAB"/>
-    <w:rPr>
-      <w:color w:val="808080"/>
-    </w:rPr>
-  </w:style>
-</w:styles>
-</file>
-
-<file path=word/glossary/webSettings.xml><?xml version="1.0" encoding="utf-8"?>
-<w:webSettings xmlns:mc="http://schemas.openxmlformats.org/markup-compatibility/2006" xmlns:r="http://schemas.openxmlformats.org/officeDocument/2006/relationships" xmlns:w="http://schemas.openxmlformats.org/wordprocessingml/2006/main" xmlns:w14="http://schemas.microsoft.com/office/word/2010/wordml" xmlns:w15="http://schemas.microsoft.com/office/word/2012/wordml" mc:Ignorable="w14 w15">
-  <w:optimizeForBrowser/>
-  <w:allowPNG/>
-</w:webSettings>
-</file>
-
 <file path=word/theme/theme1.xml><?xml version="1.0" encoding="utf-8"?>
 <a:theme xmlns:a="http://schemas.openxmlformats.org/drawingml/2006/main" name="Тема Office">
   <a:themeElements>
@@ -12075,7 +11726,7 @@
 </file>
 
 <file path=customXml/itemProps1.xml><?xml version="1.0" encoding="utf-8"?>
-<ds:datastoreItem xmlns:ds="http://schemas.openxmlformats.org/officeDocument/2006/customXml" ds:itemID="{457551C7-93CF-431C-B6B8-392AEEFA5484}">
+<ds:datastoreItem xmlns:ds="http://schemas.openxmlformats.org/officeDocument/2006/customXml" ds:itemID="{1F264AC4-7A17-4471-8C47-4C414AB5C5B6}">
   <ds:schemaRefs>
     <ds:schemaRef ds:uri="http://schemas.openxmlformats.org/officeDocument/2006/bibliography"/>
   </ds:schemaRefs>
